--- a/experiment 7 - Reasonance Tube/FUNDAMENTAL PHYSICS EXPERIMENT 7.docx
+++ b/experiment 7 - Reasonance Tube/FUNDAMENTAL PHYSICS EXPERIMENT 7.docx
@@ -46,18 +46,8 @@
           <w:sz w:val="20"/>
           <w:szCs w:val="22"/>
         </w:rPr>
-        <w:t xml:space="preserve">2025160133 </w:t>
-      </w:r>
-      <w:proofErr w:type="spellStart"/>
-      <w:r>
-        <w:rPr>
-          <w:rFonts w:hint="eastAsia"/>
-          <w:sz w:val="20"/>
-          <w:szCs w:val="22"/>
-        </w:rPr>
-        <w:t>조한흠</w:t>
-      </w:r>
-      <w:proofErr w:type="spellEnd"/>
+        <w:t>2025160133 조한흠</w:t>
+      </w:r>
     </w:p>
     <w:p>
       <w:pPr>
@@ -106,7 +96,6 @@
     <w:p>
       <w:pPr>
         <w:rPr>
-          <w:rFonts w:hint="eastAsia"/>
           <w:sz w:val="20"/>
           <w:szCs w:val="22"/>
         </w:rPr>
@@ -155,20 +144,48 @@
           <w:p>
             <w:pPr>
               <w:rPr>
-                <w:rFonts w:hint="eastAsia"/>
-                <w:sz w:val="20"/>
-                <w:szCs w:val="22"/>
-              </w:rPr>
-            </w:pPr>
-            <w:r>
-              <w:rPr>
-                <w:rFonts w:hint="eastAsia"/>
-                <w:sz w:val="20"/>
-                <w:szCs w:val="22"/>
-              </w:rPr>
-              <w:t xml:space="preserve">진동수 </w:t>
-            </w:r>
-            <w:proofErr w:type="spellStart"/>
+                <w:sz w:val="20"/>
+                <w:szCs w:val="22"/>
+              </w:rPr>
+            </w:pPr>
+            <w:r>
+              <w:rPr>
+                <w:rFonts w:hint="eastAsia"/>
+                <w:sz w:val="20"/>
+                <w:szCs w:val="22"/>
+              </w:rPr>
+              <w:t>진동수 f</w:t>
+            </w:r>
+            <w:r>
+              <w:rPr>
+                <w:rFonts w:hint="eastAsia"/>
+                <w:sz w:val="20"/>
+                <w:szCs w:val="22"/>
+                <w:vertAlign w:val="subscript"/>
+              </w:rPr>
+              <w:t xml:space="preserve">n </w:t>
+            </w:r>
+            <w:r>
+              <w:rPr>
+                <w:rFonts w:hint="eastAsia"/>
+                <w:sz w:val="20"/>
+                <w:szCs w:val="22"/>
+              </w:rPr>
+              <w:t>(Hz)</w:t>
+            </w:r>
+          </w:p>
+        </w:tc>
+        <w:tc>
+          <w:tcPr>
+            <w:tcW w:w="3005" w:type="dxa"/>
+          </w:tcPr>
+          <w:p>
+            <w:pPr>
+              <w:rPr>
+                <w:sz w:val="20"/>
+                <w:szCs w:val="22"/>
+              </w:rPr>
+            </w:pPr>
             <w:r>
               <w:rPr>
                 <w:rFonts w:hint="eastAsia"/>
@@ -186,7 +203,14 @@
               </w:rPr>
               <w:t>n</w:t>
             </w:r>
-            <w:proofErr w:type="spellEnd"/>
+            <w:r>
+              <w:rPr>
+                <w:rFonts w:hint="eastAsia"/>
+                <w:sz w:val="20"/>
+                <w:szCs w:val="22"/>
+              </w:rPr>
+              <w:t>/f</w:t>
+            </w:r>
             <w:r>
               <w:rPr>
                 <w:rFonts w:hint="eastAsia"/>
@@ -194,76 +218,8 @@
                 <w:szCs w:val="22"/>
                 <w:vertAlign w:val="subscript"/>
               </w:rPr>
-              <w:t xml:space="preserve"> </w:t>
-            </w:r>
-            <w:r>
-              <w:rPr>
-                <w:rFonts w:hint="eastAsia"/>
-                <w:sz w:val="20"/>
-                <w:szCs w:val="22"/>
-              </w:rPr>
-              <w:t>(Hz)</w:t>
-            </w:r>
-          </w:p>
-        </w:tc>
-        <w:tc>
-          <w:tcPr>
-            <w:tcW w:w="3005" w:type="dxa"/>
-          </w:tcPr>
-          <w:p>
-            <w:pPr>
-              <w:rPr>
-                <w:rFonts w:hint="eastAsia"/>
-                <w:sz w:val="20"/>
-                <w:szCs w:val="22"/>
-              </w:rPr>
-            </w:pPr>
-            <w:proofErr w:type="spellStart"/>
-            <w:r>
-              <w:rPr>
-                <w:rFonts w:hint="eastAsia"/>
-                <w:sz w:val="20"/>
-                <w:szCs w:val="22"/>
-              </w:rPr>
-              <w:t>f</w:t>
-            </w:r>
-            <w:r>
-              <w:rPr>
-                <w:rFonts w:hint="eastAsia"/>
-                <w:sz w:val="20"/>
-                <w:szCs w:val="22"/>
-                <w:vertAlign w:val="subscript"/>
-              </w:rPr>
-              <w:t>n</w:t>
-            </w:r>
-            <w:proofErr w:type="spellEnd"/>
-            <w:r>
-              <w:rPr>
-                <w:rFonts w:hint="eastAsia"/>
-                <w:sz w:val="20"/>
-                <w:szCs w:val="22"/>
-              </w:rPr>
-              <w:t>/</w:t>
-            </w:r>
-            <w:proofErr w:type="spellStart"/>
-            <w:r>
-              <w:rPr>
-                <w:rFonts w:hint="eastAsia"/>
-                <w:sz w:val="20"/>
-                <w:szCs w:val="22"/>
-              </w:rPr>
-              <w:t>f</w:t>
-            </w:r>
-            <w:r>
-              <w:rPr>
-                <w:rFonts w:hint="eastAsia"/>
-                <w:sz w:val="20"/>
-                <w:szCs w:val="22"/>
-                <w:vertAlign w:val="subscript"/>
-              </w:rPr>
               <w:t>lowest</w:t>
             </w:r>
-            <w:proofErr w:type="spellEnd"/>
           </w:p>
         </w:tc>
         <w:tc>
@@ -273,7 +229,6 @@
           <w:p>
             <w:pPr>
               <w:rPr>
-                <w:rFonts w:hint="eastAsia"/>
                 <w:sz w:val="20"/>
                 <w:szCs w:val="22"/>
               </w:rPr>
@@ -297,7 +252,6 @@
           <w:p>
             <w:pPr>
               <w:rPr>
-                <w:rFonts w:hint="eastAsia"/>
                 <w:sz w:val="20"/>
                 <w:szCs w:val="22"/>
               </w:rPr>
@@ -319,7 +273,6 @@
           <w:p>
             <w:pPr>
               <w:rPr>
-                <w:rFonts w:hint="eastAsia"/>
                 <w:sz w:val="20"/>
                 <w:szCs w:val="22"/>
               </w:rPr>
@@ -341,7 +294,6 @@
           <w:p>
             <w:pPr>
               <w:rPr>
-                <w:rFonts w:hint="eastAsia"/>
                 <w:sz w:val="20"/>
                 <w:szCs w:val="22"/>
               </w:rPr>
@@ -365,7 +317,6 @@
           <w:p>
             <w:pPr>
               <w:rPr>
-                <w:rFonts w:hint="eastAsia"/>
                 <w:sz w:val="20"/>
                 <w:szCs w:val="22"/>
               </w:rPr>
@@ -387,7 +338,6 @@
           <w:p>
             <w:pPr>
               <w:rPr>
-                <w:rFonts w:hint="eastAsia"/>
                 <w:sz w:val="20"/>
                 <w:szCs w:val="22"/>
               </w:rPr>
@@ -409,7 +359,6 @@
           <w:p>
             <w:pPr>
               <w:rPr>
-                <w:rFonts w:hint="eastAsia"/>
                 <w:sz w:val="20"/>
                 <w:szCs w:val="22"/>
               </w:rPr>
@@ -433,7 +382,6 @@
           <w:p>
             <w:pPr>
               <w:rPr>
-                <w:rFonts w:hint="eastAsia"/>
                 <w:sz w:val="20"/>
                 <w:szCs w:val="22"/>
               </w:rPr>
@@ -455,7 +403,6 @@
           <w:p>
             <w:pPr>
               <w:rPr>
-                <w:rFonts w:hint="eastAsia"/>
                 <w:sz w:val="20"/>
                 <w:szCs w:val="22"/>
               </w:rPr>
@@ -477,7 +424,6 @@
           <w:p>
             <w:pPr>
               <w:rPr>
-                <w:rFonts w:hint="eastAsia"/>
                 <w:sz w:val="20"/>
                 <w:szCs w:val="22"/>
               </w:rPr>
@@ -501,7 +447,6 @@
           <w:p>
             <w:pPr>
               <w:rPr>
-                <w:rFonts w:hint="eastAsia"/>
                 <w:sz w:val="20"/>
                 <w:szCs w:val="22"/>
               </w:rPr>
@@ -523,7 +468,6 @@
           <w:p>
             <w:pPr>
               <w:rPr>
-                <w:rFonts w:hint="eastAsia"/>
                 <w:sz w:val="20"/>
                 <w:szCs w:val="22"/>
               </w:rPr>
@@ -545,7 +489,6 @@
           <w:p>
             <w:pPr>
               <w:rPr>
-                <w:rFonts w:hint="eastAsia"/>
                 <w:sz w:val="20"/>
                 <w:szCs w:val="22"/>
               </w:rPr>
@@ -569,7 +512,6 @@
           <w:p>
             <w:pPr>
               <w:rPr>
-                <w:rFonts w:hint="eastAsia"/>
                 <w:sz w:val="20"/>
                 <w:szCs w:val="22"/>
               </w:rPr>
@@ -591,7 +533,6 @@
           <w:p>
             <w:pPr>
               <w:rPr>
-                <w:rFonts w:hint="eastAsia"/>
                 <w:sz w:val="20"/>
                 <w:szCs w:val="22"/>
               </w:rPr>
@@ -613,7 +554,6 @@
           <w:p>
             <w:pPr>
               <w:rPr>
-                <w:rFonts w:hint="eastAsia"/>
                 <w:sz w:val="20"/>
                 <w:szCs w:val="22"/>
               </w:rPr>
@@ -637,7 +577,6 @@
           <w:p>
             <w:pPr>
               <w:rPr>
-                <w:rFonts w:hint="eastAsia"/>
                 <w:sz w:val="20"/>
                 <w:szCs w:val="22"/>
               </w:rPr>
@@ -659,7 +598,6 @@
           <w:p>
             <w:pPr>
               <w:rPr>
-                <w:rFonts w:hint="eastAsia"/>
                 <w:sz w:val="20"/>
                 <w:szCs w:val="22"/>
               </w:rPr>
@@ -681,7 +619,6 @@
           <w:p>
             <w:pPr>
               <w:rPr>
-                <w:rFonts w:hint="eastAsia"/>
                 <w:sz w:val="20"/>
                 <w:szCs w:val="22"/>
               </w:rPr>
@@ -817,16 +754,7 @@
           <w:sz w:val="20"/>
           <w:szCs w:val="22"/>
         </w:rPr>
-        <w:t xml:space="preserve">이다. 이 때, v는 소리의 속도이며, 흔히 343 m/s로 생각되지만, 공기의 온도와 상태에 따라 달라질 수 있다. 그리고 L은 튜브의 길이, n은 자연수이다. 즉, </w:t>
-      </w:r>
-      <w:proofErr w:type="spellStart"/>
-      <w:r>
-        <w:rPr>
-          <w:rFonts w:hint="eastAsia"/>
-          <w:sz w:val="20"/>
-          <w:szCs w:val="22"/>
-        </w:rPr>
-        <w:t>f</w:t>
+        <w:t>이다. 이 때, v는 소리의 속도이며, 흔히 343 m/s로 생각되지만, 공기의 온도와 상태에 따라 달라질 수 있다. 그리고 L은 튜브의 길이, n은 자연수이다. 즉, f</w:t>
       </w:r>
       <w:r>
         <w:rPr>
@@ -837,23 +765,13 @@
         </w:rPr>
         <w:t>n</w:t>
       </w:r>
-      <w:proofErr w:type="spellEnd"/>
-      <w:r>
-        <w:rPr>
-          <w:rFonts w:hint="eastAsia"/>
-          <w:sz w:val="20"/>
-          <w:szCs w:val="22"/>
-        </w:rPr>
-        <w:t xml:space="preserve">은 n에 비례하는 수로 나타날 것이라고 예상할 수 있다. 위의 실험의 결과로 볼 때, 특히 </w:t>
-      </w:r>
-      <w:proofErr w:type="spellStart"/>
-      <w:r>
-        <w:rPr>
-          <w:rFonts w:hint="eastAsia"/>
-          <w:sz w:val="20"/>
-          <w:szCs w:val="22"/>
-        </w:rPr>
-        <w:t>f</w:t>
+      <w:r>
+        <w:rPr>
+          <w:rFonts w:hint="eastAsia"/>
+          <w:sz w:val="20"/>
+          <w:szCs w:val="22"/>
+        </w:rPr>
+        <w:t>은 n에 비례하는 수로 나타날 것이라고 예상할 수 있다. 위의 실험의 결과로 볼 때, 특히 f</w:t>
       </w:r>
       <w:r>
         <w:rPr>
@@ -864,23 +782,13 @@
         </w:rPr>
         <w:t>n</w:t>
       </w:r>
-      <w:proofErr w:type="spellEnd"/>
-      <w:r>
-        <w:rPr>
-          <w:rFonts w:hint="eastAsia"/>
-          <w:sz w:val="20"/>
-          <w:szCs w:val="22"/>
-        </w:rPr>
-        <w:t>/</w:t>
-      </w:r>
-      <w:proofErr w:type="spellStart"/>
-      <w:r>
-        <w:rPr>
-          <w:rFonts w:hint="eastAsia"/>
-          <w:sz w:val="20"/>
-          <w:szCs w:val="22"/>
-        </w:rPr>
-        <w:t>f</w:t>
+      <w:r>
+        <w:rPr>
+          <w:rFonts w:hint="eastAsia"/>
+          <w:sz w:val="20"/>
+          <w:szCs w:val="22"/>
+        </w:rPr>
+        <w:t>/f</w:t>
       </w:r>
       <w:r>
         <w:rPr>
@@ -891,57 +799,29 @@
         </w:rPr>
         <w:t>lowest</w:t>
       </w:r>
-      <w:proofErr w:type="spellEnd"/>
-      <w:r>
-        <w:rPr>
-          <w:rFonts w:hint="eastAsia"/>
-          <w:sz w:val="20"/>
-          <w:szCs w:val="22"/>
-        </w:rPr>
-        <w:t xml:space="preserve">를 볼 </w:t>
-      </w:r>
-      <w:proofErr w:type="spellStart"/>
-      <w:r>
-        <w:rPr>
-          <w:rFonts w:hint="eastAsia"/>
-          <w:sz w:val="20"/>
-          <w:szCs w:val="22"/>
-        </w:rPr>
-        <w:t>떄</w:t>
-      </w:r>
-      <w:proofErr w:type="spellEnd"/>
-      <w:r>
-        <w:rPr>
-          <w:rFonts w:hint="eastAsia"/>
-          <w:sz w:val="20"/>
-          <w:szCs w:val="22"/>
-        </w:rPr>
-        <w:t xml:space="preserve">, 이 이론적 모델은 실험 결과를 적절히 설명한다고 생각할 수 있다. 이제, 조금 더 정량적이게 이 이론이 실험 결과를 잘 설명하는지 확인해보겠다. </w:t>
-      </w:r>
-    </w:p>
-    <w:p>
-      <w:pPr>
-        <w:rPr>
-          <w:sz w:val="20"/>
-          <w:szCs w:val="22"/>
-        </w:rPr>
-      </w:pPr>
-      <w:r>
-        <w:rPr>
-          <w:rFonts w:hint="eastAsia"/>
-          <w:sz w:val="20"/>
-          <w:szCs w:val="22"/>
-        </w:rPr>
-        <w:t xml:space="preserve"> 이를 확인하기 위해서 우선 진동수와 n을 비교하는 </w:t>
-      </w:r>
-      <w:proofErr w:type="spellStart"/>
-      <w:r>
-        <w:rPr>
-          <w:rFonts w:hint="eastAsia"/>
-          <w:sz w:val="20"/>
-          <w:szCs w:val="22"/>
-        </w:rPr>
-        <w:t>f</w:t>
+      <w:r>
+        <w:rPr>
+          <w:rFonts w:hint="eastAsia"/>
+          <w:sz w:val="20"/>
+          <w:szCs w:val="22"/>
+        </w:rPr>
+        <w:t xml:space="preserve">를 볼 떄, 이 이론적 모델은 실험 결과를 적절히 설명한다고 생각할 수 있다. 이제, 조금 더 정량적이게 이 이론이 실험 결과를 잘 설명하는지 확인해보겠다. </w:t>
+      </w:r>
+    </w:p>
+    <w:p>
+      <w:pPr>
+        <w:rPr>
+          <w:sz w:val="20"/>
+          <w:szCs w:val="22"/>
+        </w:rPr>
+      </w:pPr>
+      <w:r>
+        <w:rPr>
+          <w:rFonts w:hint="eastAsia"/>
+          <w:sz w:val="20"/>
+          <w:szCs w:val="22"/>
+        </w:rPr>
+        <w:t xml:space="preserve"> 이를 확인하기 위해서 우선 진동수와 n을 비교하는 f</w:t>
       </w:r>
       <w:r>
         <w:rPr>
@@ -950,17 +830,7 @@
           <w:szCs w:val="22"/>
           <w:vertAlign w:val="subscript"/>
         </w:rPr>
-        <w:t>n</w:t>
-      </w:r>
-      <w:proofErr w:type="spellEnd"/>
-      <w:r>
-        <w:rPr>
-          <w:rFonts w:hint="eastAsia"/>
-          <w:sz w:val="20"/>
-          <w:szCs w:val="22"/>
-          <w:vertAlign w:val="subscript"/>
-        </w:rPr>
-        <w:t xml:space="preserve"> </w:t>
+        <w:t xml:space="preserve">n </w:t>
       </w:r>
       <w:r>
         <w:rPr>
@@ -1042,16 +912,7 @@
           <w:sz w:val="20"/>
           <w:szCs w:val="22"/>
         </w:rPr>
-        <w:t xml:space="preserve">&lt;figure 1: </w:t>
-      </w:r>
-      <w:proofErr w:type="spellStart"/>
-      <w:r>
-        <w:rPr>
-          <w:rFonts w:hint="eastAsia"/>
-          <w:sz w:val="20"/>
-          <w:szCs w:val="22"/>
-        </w:rPr>
-        <w:t>f</w:t>
+        <w:t>&lt;figure 1: f</w:t>
       </w:r>
       <w:r>
         <w:rPr>
@@ -1062,7 +923,6 @@
         </w:rPr>
         <w:t>n</w:t>
       </w:r>
-      <w:proofErr w:type="spellEnd"/>
       <w:r>
         <w:rPr>
           <w:rFonts w:hint="eastAsia"/>
@@ -1134,18 +994,8 @@
           <w:sz w:val="20"/>
           <w:szCs w:val="22"/>
         </w:rPr>
-        <w:t xml:space="preserve"> 형태로 </w:t>
-      </w:r>
-      <w:proofErr w:type="spellStart"/>
-      <w:r>
-        <w:rPr>
-          <w:rFonts w:hint="eastAsia"/>
-          <w:sz w:val="20"/>
-          <w:szCs w:val="22"/>
-        </w:rPr>
-        <w:t>피팅하면</w:t>
-      </w:r>
-      <w:proofErr w:type="spellEnd"/>
+        <w:t xml:space="preserve"> 형태로 피팅하면</w:t>
+      </w:r>
     </w:p>
     <w:p>
       <w:pPr>
@@ -1217,16 +1067,7 @@
           <w:sz w:val="20"/>
           <w:szCs w:val="22"/>
         </w:rPr>
-        <w:t xml:space="preserve">&lt;figure 2: </w:t>
-      </w:r>
-      <w:proofErr w:type="spellStart"/>
-      <w:r>
-        <w:rPr>
-          <w:rFonts w:hint="eastAsia"/>
-          <w:sz w:val="20"/>
-          <w:szCs w:val="22"/>
-        </w:rPr>
-        <w:t>f</w:t>
+        <w:t>&lt;figure 2: f</w:t>
       </w:r>
       <w:r>
         <w:rPr>
@@ -1237,7 +1078,6 @@
         </w:rPr>
         <w:t>n</w:t>
       </w:r>
-      <w:proofErr w:type="spellEnd"/>
       <w:r>
         <w:rPr>
           <w:rFonts w:hint="eastAsia"/>
@@ -1351,7 +1191,6 @@
     <w:p>
       <w:pPr>
         <w:rPr>
-          <w:rFonts w:hint="eastAsia"/>
           <w:sz w:val="20"/>
           <w:szCs w:val="22"/>
         </w:rPr>
@@ -1741,23 +1580,7 @@
               <w:sz w:val="20"/>
               <w:szCs w:val="22"/>
             </w:rPr>
-            <m:t>%</m:t>
-          </m:r>
-          <m:r>
-            <w:rPr>
-              <w:rFonts w:ascii="Cambria Math" w:hAnsi="Cambria Math"/>
-              <w:sz w:val="20"/>
-              <w:szCs w:val="22"/>
-            </w:rPr>
-            <m:t>=1.18</m:t>
-          </m:r>
-          <m:r>
-            <w:rPr>
-              <w:rFonts w:ascii="Cambria Math" w:hAnsi="Cambria Math"/>
-              <w:sz w:val="20"/>
-              <w:szCs w:val="22"/>
-            </w:rPr>
-            <m:t>%</m:t>
+            <m:t>%=1.18%</m:t>
           </m:r>
         </m:oMath>
       </m:oMathPara>
@@ -1765,17 +1588,18 @@
     <w:p>
       <w:pPr>
         <w:rPr>
-          <w:sz w:val="20"/>
-          <w:szCs w:val="22"/>
-        </w:rPr>
-      </w:pPr>
-      <w:r>
-        <w:rPr>
-          <w:rFonts w:hint="eastAsia"/>
-          <w:sz w:val="20"/>
-          <w:szCs w:val="22"/>
-        </w:rPr>
-        <w:t xml:space="preserve">이다. </w:t>
+          <w:rFonts w:hint="eastAsia"/>
+          <w:sz w:val="20"/>
+          <w:szCs w:val="22"/>
+        </w:rPr>
+      </w:pPr>
+      <w:r>
+        <w:rPr>
+          <w:rFonts w:hint="eastAsia"/>
+          <w:sz w:val="20"/>
+          <w:szCs w:val="22"/>
+        </w:rPr>
+        <w:t>이다.</w:t>
       </w:r>
     </w:p>
     <w:p>
@@ -1832,12 +1656,10 @@
           <w:p>
             <w:pPr>
               <w:rPr>
-                <w:rFonts w:hint="eastAsia"/>
-                <w:sz w:val="20"/>
-                <w:szCs w:val="22"/>
-              </w:rPr>
-            </w:pPr>
-            <w:proofErr w:type="spellStart"/>
+                <w:sz w:val="20"/>
+                <w:szCs w:val="22"/>
+              </w:rPr>
+            </w:pPr>
             <w:r>
               <w:rPr>
                 <w:rFonts w:hint="eastAsia"/>
@@ -1853,9 +1675,55 @@
                 <w:szCs w:val="22"/>
                 <w:vertAlign w:val="subscript"/>
               </w:rPr>
+              <w:t xml:space="preserve">n </w:t>
+            </w:r>
+            <w:r>
+              <w:rPr>
+                <w:rFonts w:hint="eastAsia"/>
+                <w:sz w:val="20"/>
+                <w:szCs w:val="22"/>
+              </w:rPr>
+              <w:t>(Hz)</w:t>
+            </w:r>
+          </w:p>
+        </w:tc>
+        <w:tc>
+          <w:tcPr>
+            <w:tcW w:w="3008" w:type="dxa"/>
+          </w:tcPr>
+          <w:p>
+            <w:pPr>
+              <w:rPr>
+                <w:sz w:val="20"/>
+                <w:szCs w:val="22"/>
+                <w:vertAlign w:val="subscript"/>
+              </w:rPr>
+            </w:pPr>
+            <w:r>
+              <w:rPr>
+                <w:rFonts w:hint="eastAsia"/>
+                <w:sz w:val="20"/>
+                <w:szCs w:val="22"/>
+              </w:rPr>
+              <w:t>f</w:t>
+            </w:r>
+            <w:r>
+              <w:rPr>
+                <w:rFonts w:hint="eastAsia"/>
+                <w:sz w:val="20"/>
+                <w:szCs w:val="22"/>
+                <w:vertAlign w:val="subscript"/>
+              </w:rPr>
               <w:t>n</w:t>
             </w:r>
-            <w:proofErr w:type="spellEnd"/>
+            <w:r>
+              <w:rPr>
+                <w:rFonts w:hint="eastAsia"/>
+                <w:sz w:val="20"/>
+                <w:szCs w:val="22"/>
+              </w:rPr>
+              <w:t>/f</w:t>
+            </w:r>
             <w:r>
               <w:rPr>
                 <w:rFonts w:hint="eastAsia"/>
@@ -1863,77 +1731,8 @@
                 <w:szCs w:val="22"/>
                 <w:vertAlign w:val="subscript"/>
               </w:rPr>
-              <w:t xml:space="preserve"> </w:t>
-            </w:r>
-            <w:r>
-              <w:rPr>
-                <w:rFonts w:hint="eastAsia"/>
-                <w:sz w:val="20"/>
-                <w:szCs w:val="22"/>
-              </w:rPr>
-              <w:t>(Hz)</w:t>
-            </w:r>
-          </w:p>
-        </w:tc>
-        <w:tc>
-          <w:tcPr>
-            <w:tcW w:w="3008" w:type="dxa"/>
-          </w:tcPr>
-          <w:p>
-            <w:pPr>
-              <w:rPr>
-                <w:rFonts w:hint="eastAsia"/>
-                <w:sz w:val="20"/>
-                <w:szCs w:val="22"/>
-                <w:vertAlign w:val="subscript"/>
-              </w:rPr>
-            </w:pPr>
-            <w:proofErr w:type="spellStart"/>
-            <w:r>
-              <w:rPr>
-                <w:rFonts w:hint="eastAsia"/>
-                <w:sz w:val="20"/>
-                <w:szCs w:val="22"/>
-              </w:rPr>
-              <w:t>f</w:t>
-            </w:r>
-            <w:r>
-              <w:rPr>
-                <w:rFonts w:hint="eastAsia"/>
-                <w:sz w:val="20"/>
-                <w:szCs w:val="22"/>
-                <w:vertAlign w:val="subscript"/>
-              </w:rPr>
-              <w:t>n</w:t>
-            </w:r>
-            <w:proofErr w:type="spellEnd"/>
-            <w:r>
-              <w:rPr>
-                <w:rFonts w:hint="eastAsia"/>
-                <w:sz w:val="20"/>
-                <w:szCs w:val="22"/>
-              </w:rPr>
-              <w:t>/</w:t>
-            </w:r>
-            <w:proofErr w:type="spellStart"/>
-            <w:r>
-              <w:rPr>
-                <w:rFonts w:hint="eastAsia"/>
-                <w:sz w:val="20"/>
-                <w:szCs w:val="22"/>
-              </w:rPr>
-              <w:t>f</w:t>
-            </w:r>
-            <w:r>
-              <w:rPr>
-                <w:rFonts w:hint="eastAsia"/>
-                <w:sz w:val="20"/>
-                <w:szCs w:val="22"/>
-                <w:vertAlign w:val="subscript"/>
-              </w:rPr>
               <w:t>lowest</w:t>
             </w:r>
-            <w:proofErr w:type="spellEnd"/>
           </w:p>
         </w:tc>
         <w:tc>
@@ -1943,7 +1742,6 @@
           <w:p>
             <w:pPr>
               <w:rPr>
-                <w:rFonts w:hint="eastAsia"/>
                 <w:sz w:val="20"/>
                 <w:szCs w:val="22"/>
               </w:rPr>
@@ -1970,7 +1768,6 @@
           <w:p>
             <w:pPr>
               <w:rPr>
-                <w:rFonts w:hint="eastAsia"/>
                 <w:sz w:val="20"/>
                 <w:szCs w:val="22"/>
               </w:rPr>
@@ -1992,7 +1789,6 @@
           <w:p>
             <w:pPr>
               <w:rPr>
-                <w:rFonts w:hint="eastAsia"/>
                 <w:sz w:val="20"/>
                 <w:szCs w:val="22"/>
               </w:rPr>
@@ -2014,7 +1810,6 @@
           <w:p>
             <w:pPr>
               <w:rPr>
-                <w:rFonts w:hint="eastAsia"/>
                 <w:sz w:val="20"/>
                 <w:szCs w:val="22"/>
               </w:rPr>
@@ -2041,7 +1836,6 @@
           <w:p>
             <w:pPr>
               <w:rPr>
-                <w:rFonts w:hint="eastAsia"/>
                 <w:sz w:val="20"/>
                 <w:szCs w:val="22"/>
               </w:rPr>
@@ -2063,7 +1857,6 @@
           <w:p>
             <w:pPr>
               <w:rPr>
-                <w:rFonts w:hint="eastAsia"/>
                 <w:sz w:val="20"/>
                 <w:szCs w:val="22"/>
               </w:rPr>
@@ -2085,7 +1878,6 @@
           <w:p>
             <w:pPr>
               <w:rPr>
-                <w:rFonts w:hint="eastAsia"/>
                 <w:sz w:val="20"/>
                 <w:szCs w:val="22"/>
               </w:rPr>
@@ -2112,7 +1904,6 @@
           <w:p>
             <w:pPr>
               <w:rPr>
-                <w:rFonts w:hint="eastAsia"/>
                 <w:sz w:val="20"/>
                 <w:szCs w:val="22"/>
               </w:rPr>
@@ -2134,7 +1925,6 @@
           <w:p>
             <w:pPr>
               <w:rPr>
-                <w:rFonts w:hint="eastAsia"/>
                 <w:sz w:val="20"/>
                 <w:szCs w:val="22"/>
               </w:rPr>
@@ -2156,7 +1946,6 @@
           <w:p>
             <w:pPr>
               <w:rPr>
-                <w:rFonts w:hint="eastAsia"/>
                 <w:sz w:val="20"/>
                 <w:szCs w:val="22"/>
               </w:rPr>
@@ -2183,7 +1972,6 @@
           <w:p>
             <w:pPr>
               <w:rPr>
-                <w:rFonts w:hint="eastAsia"/>
                 <w:sz w:val="20"/>
                 <w:szCs w:val="22"/>
               </w:rPr>
@@ -2205,7 +1993,6 @@
           <w:p>
             <w:pPr>
               <w:rPr>
-                <w:rFonts w:hint="eastAsia"/>
                 <w:sz w:val="20"/>
                 <w:szCs w:val="22"/>
               </w:rPr>
@@ -2227,7 +2014,6 @@
           <w:p>
             <w:pPr>
               <w:rPr>
-                <w:rFonts w:hint="eastAsia"/>
                 <w:sz w:val="20"/>
                 <w:szCs w:val="22"/>
               </w:rPr>
@@ -2254,7 +2040,6 @@
           <w:p>
             <w:pPr>
               <w:rPr>
-                <w:rFonts w:hint="eastAsia"/>
                 <w:sz w:val="20"/>
                 <w:szCs w:val="22"/>
               </w:rPr>
@@ -2276,7 +2061,6 @@
           <w:p>
             <w:pPr>
               <w:rPr>
-                <w:rFonts w:hint="eastAsia"/>
                 <w:sz w:val="20"/>
                 <w:szCs w:val="22"/>
               </w:rPr>
@@ -2298,7 +2082,6 @@
           <w:p>
             <w:pPr>
               <w:rPr>
-                <w:rFonts w:hint="eastAsia"/>
                 <w:sz w:val="20"/>
                 <w:szCs w:val="22"/>
               </w:rPr>
@@ -2325,7 +2108,6 @@
           <w:p>
             <w:pPr>
               <w:rPr>
-                <w:rFonts w:hint="eastAsia"/>
                 <w:sz w:val="20"/>
                 <w:szCs w:val="22"/>
               </w:rPr>
@@ -2347,7 +2129,6 @@
           <w:p>
             <w:pPr>
               <w:rPr>
-                <w:rFonts w:hint="eastAsia"/>
                 <w:sz w:val="20"/>
                 <w:szCs w:val="22"/>
               </w:rPr>
@@ -2369,7 +2150,6 @@
           <w:p>
             <w:pPr>
               <w:rPr>
-                <w:rFonts w:hint="eastAsia"/>
                 <w:sz w:val="20"/>
                 <w:szCs w:val="22"/>
               </w:rPr>
@@ -2600,32 +2380,13 @@
           </m:sub>
         </m:sSub>
       </m:oMath>
-      <w:proofErr w:type="spellStart"/>
-      <w:r>
-        <w:rPr>
-          <w:rFonts w:hint="eastAsia"/>
-          <w:sz w:val="20"/>
-          <w:szCs w:val="22"/>
-        </w:rPr>
-        <w:t>를</w:t>
-      </w:r>
-      <w:proofErr w:type="spellEnd"/>
-      <w:r>
-        <w:rPr>
-          <w:rFonts w:hint="eastAsia"/>
-          <w:sz w:val="20"/>
-          <w:szCs w:val="22"/>
-        </w:rPr>
-        <w:t xml:space="preserve"> 비교하면 이 이론적 모델은 어느정도 실험 데이터를 뒷받침한다고 생각할 수 있다. 더 자세한 정량적 확인을 위해 </w:t>
-      </w:r>
-      <w:proofErr w:type="spellStart"/>
-      <w:r>
-        <w:rPr>
-          <w:rFonts w:hint="eastAsia"/>
-          <w:sz w:val="20"/>
-          <w:szCs w:val="22"/>
-        </w:rPr>
-        <w:t>f</w:t>
+      <w:r>
+        <w:rPr>
+          <w:rFonts w:hint="eastAsia"/>
+          <w:sz w:val="20"/>
+          <w:szCs w:val="22"/>
+        </w:rPr>
+        <w:t>를 비교하면 이 이론적 모델은 어느정도 실험 데이터를 뒷받침한다고 생각할 수 있다. 더 자세한 정량적 확인을 위해 f</w:t>
       </w:r>
       <w:r>
         <w:rPr>
@@ -2636,32 +2397,13 @@
         </w:rPr>
         <w:t>n</w:t>
       </w:r>
-      <w:proofErr w:type="spellEnd"/>
-      <w:r>
-        <w:rPr>
-          <w:rFonts w:hint="eastAsia"/>
-          <w:sz w:val="20"/>
-          <w:szCs w:val="22"/>
-        </w:rPr>
-        <w:t xml:space="preserve"> vs 2n-1 그래프를 그리고, </w:t>
-      </w:r>
-      <w:proofErr w:type="spellStart"/>
-      <w:r>
-        <w:rPr>
-          <w:rFonts w:hint="eastAsia"/>
-          <w:sz w:val="20"/>
-          <w:szCs w:val="22"/>
-        </w:rPr>
-        <w:t>피팅하여</w:t>
-      </w:r>
-      <w:proofErr w:type="spellEnd"/>
-      <w:r>
-        <w:rPr>
-          <w:rFonts w:hint="eastAsia"/>
-          <w:sz w:val="20"/>
-          <w:szCs w:val="22"/>
-        </w:rPr>
-        <w:t xml:space="preserve"> 그 값이 실제 측정한 데이터를 뒷받침하는지 확인하겠다. </w:t>
+      <w:r>
+        <w:rPr>
+          <w:rFonts w:hint="eastAsia"/>
+          <w:sz w:val="20"/>
+          <w:szCs w:val="22"/>
+        </w:rPr>
+        <w:t xml:space="preserve"> vs 2n-1 그래프를 그리고, 피팅하여 그 값이 실제 측정한 데이터를 뒷받침하는지 확인하겠다. </w:t>
       </w:r>
     </w:p>
     <w:p>
@@ -2734,16 +2476,7 @@
           <w:sz w:val="20"/>
           <w:szCs w:val="22"/>
         </w:rPr>
-        <w:t xml:space="preserve">&lt;figure 3: </w:t>
-      </w:r>
-      <w:proofErr w:type="spellStart"/>
-      <w:r>
-        <w:rPr>
-          <w:rFonts w:hint="eastAsia"/>
-          <w:sz w:val="20"/>
-          <w:szCs w:val="22"/>
-        </w:rPr>
-        <w:t>f</w:t>
+        <w:t>&lt;figure 3: f</w:t>
       </w:r>
       <w:r>
         <w:rPr>
@@ -2752,17 +2485,7 @@
           <w:szCs w:val="22"/>
           <w:vertAlign w:val="subscript"/>
         </w:rPr>
-        <w:t>n</w:t>
-      </w:r>
-      <w:proofErr w:type="spellEnd"/>
-      <w:r>
-        <w:rPr>
-          <w:rFonts w:hint="eastAsia"/>
-          <w:sz w:val="20"/>
-          <w:szCs w:val="22"/>
-          <w:vertAlign w:val="subscript"/>
-        </w:rPr>
-        <w:t xml:space="preserve"> </w:t>
+        <w:t xml:space="preserve">n </w:t>
       </w:r>
       <w:r>
         <w:rPr>
@@ -2864,25 +2587,7 @@
           <w:sz w:val="20"/>
           <w:szCs w:val="22"/>
         </w:rPr>
-        <w:t xml:space="preserve">의 형태로 </w:t>
-      </w:r>
-      <w:proofErr w:type="spellStart"/>
-      <w:r>
-        <w:rPr>
-          <w:rFonts w:hint="eastAsia"/>
-          <w:sz w:val="20"/>
-          <w:szCs w:val="22"/>
-        </w:rPr>
-        <w:t>피팅하면</w:t>
-      </w:r>
-      <w:proofErr w:type="spellEnd"/>
-      <w:r>
-        <w:rPr>
-          <w:rFonts w:hint="eastAsia"/>
-          <w:sz w:val="20"/>
-          <w:szCs w:val="22"/>
-        </w:rPr>
-        <w:t xml:space="preserve"> 다음과 같다:</w:t>
+        <w:t>의 형태로 피팅하면 다음과 같다:</w:t>
       </w:r>
     </w:p>
     <w:p>
@@ -2954,16 +2659,7 @@
           <w:sz w:val="20"/>
           <w:szCs w:val="22"/>
         </w:rPr>
-        <w:t xml:space="preserve">&lt;figure 4: </w:t>
-      </w:r>
-      <w:proofErr w:type="spellStart"/>
-      <w:r>
-        <w:rPr>
-          <w:rFonts w:hint="eastAsia"/>
-          <w:sz w:val="20"/>
-          <w:szCs w:val="22"/>
-        </w:rPr>
-        <w:t>f</w:t>
+        <w:t>&lt;figure 4: f</w:t>
       </w:r>
       <w:r>
         <w:rPr>
@@ -2974,7 +2670,6 @@
         </w:rPr>
         <w:t>n</w:t>
       </w:r>
-      <w:proofErr w:type="spellEnd"/>
       <w:r>
         <w:rPr>
           <w:rFonts w:hint="eastAsia"/>
@@ -3096,7 +2791,6 @@
     <w:p>
       <w:pPr>
         <w:rPr>
-          <w:rFonts w:hint="eastAsia"/>
           <w:sz w:val="20"/>
           <w:szCs w:val="22"/>
         </w:rPr>
@@ -3463,31 +3157,7 @@
               <w:sz w:val="20"/>
               <w:szCs w:val="22"/>
             </w:rPr>
-            <m:t>%</m:t>
-          </m:r>
-          <m:r>
-            <w:rPr>
-              <w:rFonts w:ascii="Cambria Math" w:hAnsi="Cambria Math"/>
-              <w:sz w:val="20"/>
-              <w:szCs w:val="22"/>
-            </w:rPr>
-            <m:t>=</m:t>
-          </m:r>
-          <m:r>
-            <w:rPr>
-              <w:rFonts w:ascii="Cambria Math" w:hAnsi="Cambria Math"/>
-              <w:sz w:val="20"/>
-              <w:szCs w:val="22"/>
-            </w:rPr>
-            <m:t>1.0</m:t>
-          </m:r>
-          <m:r>
-            <w:rPr>
-              <w:rFonts w:ascii="Cambria Math" w:hAnsi="Cambria Math"/>
-              <w:sz w:val="20"/>
-              <w:szCs w:val="22"/>
-            </w:rPr>
-            <m:t>4%</m:t>
+            <m:t>%=1.04%</m:t>
           </m:r>
         </m:oMath>
       </m:oMathPara>
@@ -3587,7 +3257,6 @@
     <w:p>
       <w:pPr>
         <w:rPr>
-          <w:rFonts w:hint="eastAsia"/>
           <w:sz w:val="20"/>
           <w:szCs w:val="22"/>
         </w:rPr>
@@ -3613,7 +3282,6 @@
           <w:p>
             <w:pPr>
               <w:rPr>
-                <w:rFonts w:hint="eastAsia"/>
                 <w:sz w:val="20"/>
                 <w:szCs w:val="22"/>
               </w:rPr>
@@ -3643,7 +3311,6 @@
           <w:p>
             <w:pPr>
               <w:rPr>
-                <w:rFonts w:hint="eastAsia"/>
                 <w:sz w:val="20"/>
                 <w:szCs w:val="22"/>
               </w:rPr>
@@ -3665,7 +3332,6 @@
           <w:p>
             <w:pPr>
               <w:rPr>
-                <w:rFonts w:hint="eastAsia"/>
                 <w:sz w:val="20"/>
                 <w:szCs w:val="22"/>
               </w:rPr>
@@ -3687,7 +3353,6 @@
           <w:p>
             <w:pPr>
               <w:rPr>
-                <w:rFonts w:hint="eastAsia"/>
                 <w:sz w:val="20"/>
                 <w:szCs w:val="22"/>
               </w:rPr>
@@ -3711,7 +3376,6 @@
           <w:p>
             <w:pPr>
               <w:rPr>
-                <w:rFonts w:hint="eastAsia"/>
                 <w:sz w:val="20"/>
                 <w:szCs w:val="22"/>
               </w:rPr>
@@ -3740,7 +3404,6 @@
           <w:p>
             <w:pPr>
               <w:rPr>
-                <w:rFonts w:hint="eastAsia"/>
                 <w:sz w:val="20"/>
                 <w:szCs w:val="22"/>
               </w:rPr>
@@ -3762,7 +3425,6 @@
           <w:p>
             <w:pPr>
               <w:rPr>
-                <w:rFonts w:hint="eastAsia"/>
                 <w:sz w:val="20"/>
                 <w:szCs w:val="22"/>
               </w:rPr>
@@ -3784,7 +3446,6 @@
           <w:p>
             <w:pPr>
               <w:rPr>
-                <w:rFonts w:hint="eastAsia"/>
                 <w:sz w:val="20"/>
                 <w:szCs w:val="22"/>
               </w:rPr>
@@ -3808,7 +3469,6 @@
           <w:p>
             <w:pPr>
               <w:rPr>
-                <w:rFonts w:hint="eastAsia"/>
                 <w:sz w:val="20"/>
                 <w:szCs w:val="22"/>
               </w:rPr>
@@ -3837,7 +3497,6 @@
           <w:p>
             <w:pPr>
               <w:rPr>
-                <w:rFonts w:hint="eastAsia"/>
                 <w:sz w:val="20"/>
                 <w:szCs w:val="22"/>
               </w:rPr>
@@ -3859,7 +3518,6 @@
           <w:p>
             <w:pPr>
               <w:rPr>
-                <w:rFonts w:hint="eastAsia"/>
                 <w:sz w:val="20"/>
                 <w:szCs w:val="22"/>
               </w:rPr>
@@ -3881,7 +3539,6 @@
           <w:p>
             <w:pPr>
               <w:rPr>
-                <w:rFonts w:hint="eastAsia"/>
                 <w:sz w:val="20"/>
                 <w:szCs w:val="22"/>
               </w:rPr>
@@ -3905,7 +3562,6 @@
           <w:p>
             <w:pPr>
               <w:rPr>
-                <w:rFonts w:hint="eastAsia"/>
                 <w:sz w:val="20"/>
                 <w:szCs w:val="22"/>
               </w:rPr>
@@ -3934,7 +3590,6 @@
           <w:p>
             <w:pPr>
               <w:rPr>
-                <w:rFonts w:hint="eastAsia"/>
                 <w:sz w:val="20"/>
                 <w:szCs w:val="22"/>
               </w:rPr>
@@ -3948,7 +3603,6 @@
           <w:p>
             <w:pPr>
               <w:rPr>
-                <w:rFonts w:hint="eastAsia"/>
                 <w:sz w:val="20"/>
                 <w:szCs w:val="22"/>
               </w:rPr>
@@ -3970,7 +3624,6 @@
           <w:p>
             <w:pPr>
               <w:rPr>
-                <w:rFonts w:hint="eastAsia"/>
                 <w:sz w:val="20"/>
                 <w:szCs w:val="22"/>
               </w:rPr>
@@ -3994,7 +3647,6 @@
           <w:p>
             <w:pPr>
               <w:rPr>
-                <w:rFonts w:hint="eastAsia"/>
                 <w:sz w:val="20"/>
                 <w:szCs w:val="22"/>
               </w:rPr>
@@ -4023,7 +3675,6 @@
           <w:p>
             <w:pPr>
               <w:rPr>
-                <w:rFonts w:hint="eastAsia"/>
                 <w:sz w:val="20"/>
                 <w:szCs w:val="22"/>
               </w:rPr>
@@ -4045,7 +3696,6 @@
           <w:p>
             <w:pPr>
               <w:rPr>
-                <w:rFonts w:hint="eastAsia"/>
                 <w:sz w:val="20"/>
                 <w:szCs w:val="22"/>
               </w:rPr>
@@ -4067,7 +3717,6 @@
           <w:p>
             <w:pPr>
               <w:rPr>
-                <w:rFonts w:hint="eastAsia"/>
                 <w:sz w:val="20"/>
                 <w:szCs w:val="22"/>
               </w:rPr>
@@ -4091,7 +3740,6 @@
           <w:p>
             <w:pPr>
               <w:rPr>
-                <w:rFonts w:hint="eastAsia"/>
                 <w:sz w:val="20"/>
                 <w:szCs w:val="22"/>
               </w:rPr>
@@ -4120,7 +3768,6 @@
           <w:p>
             <w:pPr>
               <w:rPr>
-                <w:rFonts w:hint="eastAsia"/>
                 <w:sz w:val="20"/>
                 <w:szCs w:val="22"/>
               </w:rPr>
@@ -4134,7 +3781,6 @@
           <w:p>
             <w:pPr>
               <w:rPr>
-                <w:rFonts w:hint="eastAsia"/>
                 <w:sz w:val="20"/>
                 <w:szCs w:val="22"/>
               </w:rPr>
@@ -4148,7 +3794,6 @@
           <w:p>
             <w:pPr>
               <w:rPr>
-                <w:rFonts w:hint="eastAsia"/>
                 <w:sz w:val="20"/>
                 <w:szCs w:val="22"/>
               </w:rPr>
@@ -4172,7 +3817,6 @@
           <w:p>
             <w:pPr>
               <w:rPr>
-                <w:rFonts w:hint="eastAsia"/>
                 <w:sz w:val="20"/>
                 <w:szCs w:val="22"/>
               </w:rPr>
@@ -4201,7 +3845,6 @@
           <w:p>
             <w:pPr>
               <w:rPr>
-                <w:rFonts w:hint="eastAsia"/>
                 <w:sz w:val="20"/>
                 <w:szCs w:val="22"/>
               </w:rPr>
@@ -4215,7 +3858,6 @@
           <w:p>
             <w:pPr>
               <w:rPr>
-                <w:rFonts w:hint="eastAsia"/>
                 <w:sz w:val="20"/>
                 <w:szCs w:val="22"/>
               </w:rPr>
@@ -4237,7 +3879,6 @@
           <w:p>
             <w:pPr>
               <w:rPr>
-                <w:rFonts w:hint="eastAsia"/>
                 <w:sz w:val="20"/>
                 <w:szCs w:val="22"/>
               </w:rPr>
@@ -4281,7 +3922,6 @@
     <w:p>
       <w:pPr>
         <w:rPr>
-          <w:rFonts w:hint="eastAsia"/>
           <w:sz w:val="20"/>
           <w:szCs w:val="22"/>
         </w:rPr>
@@ -4342,6 +3982,4183 @@
           <w:szCs w:val="22"/>
         </w:rPr>
         <w:t xml:space="preserve">이다. </w:t>
+      </w:r>
+      <w:r>
+        <w:rPr>
+          <w:rFonts w:hint="eastAsia"/>
+          <w:sz w:val="20"/>
+          <w:szCs w:val="22"/>
+        </w:rPr>
+        <w:t xml:space="preserve">139 Hz의 경우, 그 값이 모두 정확히 60cm 이므로, </w:t>
+      </w:r>
+      <m:oMath>
+        <m:r>
+          <w:rPr>
+            <w:rFonts w:ascii="Cambria Math" w:hAnsi="Cambria Math"/>
+            <w:sz w:val="20"/>
+            <w:szCs w:val="22"/>
+          </w:rPr>
+          <m:t>λ=240cm</m:t>
+        </m:r>
+      </m:oMath>
+      <w:r>
+        <w:rPr>
+          <w:rFonts w:hint="eastAsia"/>
+          <w:sz w:val="20"/>
+          <w:szCs w:val="22"/>
+        </w:rPr>
+        <w:t xml:space="preserve">이다. 한편, 279 Hz와 419 Hz의 경우 그렇지 않다. 고로 이 경우엔 피팅하여 가장 정확한 값을 추출하였다. </w:t>
+      </w:r>
+    </w:p>
+    <w:p>
+      <w:pPr>
+        <w:rPr>
+          <w:sz w:val="20"/>
+          <w:szCs w:val="22"/>
+        </w:rPr>
+      </w:pPr>
+      <w:r>
+        <w:rPr>
+          <w:rFonts w:hint="eastAsia"/>
+          <w:noProof/>
+          <w:sz w:val="20"/>
+          <w:szCs w:val="22"/>
+        </w:rPr>
+        <w:drawing>
+          <wp:inline distT="0" distB="0" distL="0" distR="0" wp14:anchorId="31E81647" wp14:editId="37AB55AC">
+            <wp:extent cx="2429754" cy="1822450"/>
+            <wp:effectExtent l="0" t="0" r="8890" b="6350"/>
+            <wp:docPr id="566922011" name="그림 1"/>
+            <wp:cNvGraphicFramePr>
+              <a:graphicFrameLocks xmlns:a="http://schemas.openxmlformats.org/drawingml/2006/main" noChangeAspect="1"/>
+            </wp:cNvGraphicFramePr>
+            <a:graphic xmlns:a="http://schemas.openxmlformats.org/drawingml/2006/main">
+              <a:graphicData uri="http://schemas.openxmlformats.org/drawingml/2006/picture">
+                <pic:pic xmlns:pic="http://schemas.openxmlformats.org/drawingml/2006/picture">
+                  <pic:nvPicPr>
+                    <pic:cNvPr id="566922011" name="그림 566922011"/>
+                    <pic:cNvPicPr/>
+                  </pic:nvPicPr>
+                  <pic:blipFill>
+                    <a:blip r:embed="rId9" cstate="print">
+                      <a:extLst>
+                        <a:ext uri="{28A0092B-C50C-407E-A947-70E740481C1C}">
+                          <a14:useLocalDpi xmlns:a14="http://schemas.microsoft.com/office/drawing/2010/main" val="0"/>
+                        </a:ext>
+                      </a:extLst>
+                    </a:blip>
+                    <a:stretch>
+                      <a:fillRect/>
+                    </a:stretch>
+                  </pic:blipFill>
+                  <pic:spPr>
+                    <a:xfrm>
+                      <a:off x="0" y="0"/>
+                      <a:ext cx="2441728" cy="1831431"/>
+                    </a:xfrm>
+                    <a:prstGeom prst="rect">
+                      <a:avLst/>
+                    </a:prstGeom>
+                  </pic:spPr>
+                </pic:pic>
+              </a:graphicData>
+            </a:graphic>
+          </wp:inline>
+        </w:drawing>
+      </w:r>
+      <w:r>
+        <w:rPr>
+          <w:rFonts w:hint="eastAsia"/>
+          <w:noProof/>
+          <w:sz w:val="20"/>
+          <w:szCs w:val="22"/>
+        </w:rPr>
+        <w:drawing>
+          <wp:inline distT="0" distB="0" distL="0" distR="0" wp14:anchorId="3C39E1DB" wp14:editId="2658CC88">
+            <wp:extent cx="2412822" cy="1809750"/>
+            <wp:effectExtent l="0" t="0" r="6985" b="0"/>
+            <wp:docPr id="1290549685" name="그림 2"/>
+            <wp:cNvGraphicFramePr>
+              <a:graphicFrameLocks xmlns:a="http://schemas.openxmlformats.org/drawingml/2006/main" noChangeAspect="1"/>
+            </wp:cNvGraphicFramePr>
+            <a:graphic xmlns:a="http://schemas.openxmlformats.org/drawingml/2006/main">
+              <a:graphicData uri="http://schemas.openxmlformats.org/drawingml/2006/picture">
+                <pic:pic xmlns:pic="http://schemas.openxmlformats.org/drawingml/2006/picture">
+                  <pic:nvPicPr>
+                    <pic:cNvPr id="1290549685" name="그림 1290549685"/>
+                    <pic:cNvPicPr/>
+                  </pic:nvPicPr>
+                  <pic:blipFill>
+                    <a:blip r:embed="rId10" cstate="print">
+                      <a:extLst>
+                        <a:ext uri="{28A0092B-C50C-407E-A947-70E740481C1C}">
+                          <a14:useLocalDpi xmlns:a14="http://schemas.microsoft.com/office/drawing/2010/main" val="0"/>
+                        </a:ext>
+                      </a:extLst>
+                    </a:blip>
+                    <a:stretch>
+                      <a:fillRect/>
+                    </a:stretch>
+                  </pic:blipFill>
+                  <pic:spPr>
+                    <a:xfrm>
+                      <a:off x="0" y="0"/>
+                      <a:ext cx="2419509" cy="1814766"/>
+                    </a:xfrm>
+                    <a:prstGeom prst="rect">
+                      <a:avLst/>
+                    </a:prstGeom>
+                  </pic:spPr>
+                </pic:pic>
+              </a:graphicData>
+            </a:graphic>
+          </wp:inline>
+        </w:drawing>
+      </w:r>
+    </w:p>
+    <w:p>
+      <w:pPr>
+        <w:rPr>
+          <w:sz w:val="20"/>
+          <w:szCs w:val="22"/>
+        </w:rPr>
+      </w:pPr>
+      <w:r>
+        <w:rPr>
+          <w:rFonts w:hint="eastAsia"/>
+          <w:sz w:val="20"/>
+          <w:szCs w:val="22"/>
+        </w:rPr>
+        <w:t>&lt;figure 5: 279 Hz&gt;                     &lt;figure 6: 419 Hz&gt;</w:t>
+      </w:r>
+    </w:p>
+    <w:p>
+      <w:pPr>
+        <w:rPr>
+          <w:sz w:val="20"/>
+          <w:szCs w:val="22"/>
+        </w:rPr>
+      </w:pPr>
+      <w:r>
+        <w:rPr>
+          <w:rFonts w:hint="eastAsia"/>
+          <w:sz w:val="20"/>
+          <w:szCs w:val="22"/>
+        </w:rPr>
+        <w:t xml:space="preserve">이 때, 구한 값은 279 Hz일 때 </w:t>
+      </w:r>
+      <m:oMath>
+        <m:r>
+          <w:rPr>
+            <w:rFonts w:ascii="Cambria Math" w:hAnsi="Cambria Math"/>
+            <w:sz w:val="20"/>
+            <w:szCs w:val="22"/>
+          </w:rPr>
+          <m:t>λ=119.6cm</m:t>
+        </m:r>
+      </m:oMath>
+      <w:r>
+        <w:rPr>
+          <w:rFonts w:hint="eastAsia"/>
+          <w:sz w:val="20"/>
+          <w:szCs w:val="22"/>
+        </w:rPr>
+        <w:t xml:space="preserve">, 419 Hz일 때 </w:t>
+      </w:r>
+      <m:oMath>
+        <m:r>
+          <w:rPr>
+            <w:rFonts w:ascii="Cambria Math" w:hAnsi="Cambria Math"/>
+            <w:sz w:val="20"/>
+            <w:szCs w:val="22"/>
+          </w:rPr>
+          <m:t>λ=80.84cm</m:t>
+        </m:r>
+      </m:oMath>
+      <w:r>
+        <w:rPr>
+          <w:rFonts w:hint="eastAsia"/>
+          <w:sz w:val="20"/>
+          <w:szCs w:val="22"/>
+        </w:rPr>
+        <w:t xml:space="preserve">였다. 이 경우의 RMSE 값은 각각 </w:t>
+      </w:r>
+      <w:r>
+        <w:rPr>
+          <w:sz w:val="20"/>
+          <w:szCs w:val="22"/>
+        </w:rPr>
+        <w:t>RMSE=0.70711</w:t>
+      </w:r>
+      <w:r>
+        <w:rPr>
+          <w:rFonts w:hint="eastAsia"/>
+          <w:sz w:val="20"/>
+          <w:szCs w:val="22"/>
+        </w:rPr>
+        <w:t xml:space="preserve">, </w:t>
+      </w:r>
+      <w:r>
+        <w:rPr>
+          <w:sz w:val="20"/>
+          <w:szCs w:val="22"/>
+        </w:rPr>
+        <w:t>RMSE=1.32666</w:t>
+      </w:r>
+      <w:r>
+        <w:rPr>
+          <w:rFonts w:hint="eastAsia"/>
+          <w:sz w:val="20"/>
+          <w:szCs w:val="22"/>
+        </w:rPr>
+        <w:t xml:space="preserve"> 이었다. 한 편, 소리의 진동수와 파장을 알기에 </w:t>
+      </w:r>
+      <m:oMath>
+        <m:r>
+          <w:rPr>
+            <w:rFonts w:ascii="Cambria Math" w:hAnsi="Cambria Math"/>
+            <w:sz w:val="20"/>
+            <w:szCs w:val="22"/>
+          </w:rPr>
+          <m:t>v=λ⋅f</m:t>
+        </m:r>
+      </m:oMath>
+      <w:r>
+        <w:rPr>
+          <w:rFonts w:hint="eastAsia"/>
+          <w:sz w:val="20"/>
+          <w:szCs w:val="22"/>
+        </w:rPr>
+        <w:t xml:space="preserve">의 관계를 이용해 소리의 </w:t>
+      </w:r>
+      <w:r>
+        <w:rPr>
+          <w:rFonts w:hint="eastAsia"/>
+          <w:sz w:val="20"/>
+          <w:szCs w:val="22"/>
+        </w:rPr>
+        <w:t>속력을</w:t>
+      </w:r>
+      <w:r>
+        <w:rPr>
+          <w:rFonts w:hint="eastAsia"/>
+          <w:sz w:val="20"/>
+          <w:szCs w:val="22"/>
+        </w:rPr>
+        <w:t xml:space="preserve"> 계산할 수 있다. 그 계산 결과는 139Hz일 때 333.6 m/s, 279 Hz일 때 334.8 m/s, 419 Hz일 때 338.7 </w:t>
+      </w:r>
+      <w:r>
+        <w:rPr>
+          <w:rFonts w:hint="eastAsia"/>
+          <w:sz w:val="20"/>
+          <w:szCs w:val="22"/>
+        </w:rPr>
+        <w:t>m/s</w:t>
+      </w:r>
+      <w:r>
+        <w:rPr>
+          <w:rFonts w:hint="eastAsia"/>
+          <w:sz w:val="20"/>
+          <w:szCs w:val="22"/>
+        </w:rPr>
+        <w:t xml:space="preserve">였다. </w:t>
+      </w:r>
+    </w:p>
+    <w:p>
+      <w:pPr>
+        <w:pStyle w:val="a6"/>
+        <w:numPr>
+          <w:ilvl w:val="0"/>
+          <w:numId w:val="1"/>
+        </w:numPr>
+        <w:rPr>
+          <w:sz w:val="24"/>
+          <w:szCs w:val="28"/>
+        </w:rPr>
+      </w:pPr>
+      <w:r>
+        <w:rPr>
+          <w:sz w:val="24"/>
+          <w:szCs w:val="28"/>
+        </w:rPr>
+        <w:t>E</w:t>
+      </w:r>
+      <w:r>
+        <w:rPr>
+          <w:rFonts w:hint="eastAsia"/>
+          <w:sz w:val="24"/>
+          <w:szCs w:val="28"/>
+        </w:rPr>
+        <w:t>xperiment 3</w:t>
+      </w:r>
+    </w:p>
+    <w:p>
+      <w:pPr>
+        <w:rPr>
+          <w:sz w:val="20"/>
+          <w:szCs w:val="22"/>
+        </w:rPr>
+      </w:pPr>
+      <w:r>
+        <w:rPr>
+          <w:rFonts w:hint="eastAsia"/>
+          <w:sz w:val="20"/>
+          <w:szCs w:val="22"/>
+        </w:rPr>
+        <w:t xml:space="preserve"> 이 실험의 목표는 공명 관에 특정한 진동수의 소리가 울리도록 하고, 그 때 피스톤을 이용해 관의 길이를 바꾸</w:t>
+      </w:r>
+      <w:r>
+        <w:rPr>
+          <w:rFonts w:hint="eastAsia"/>
+          <w:sz w:val="20"/>
+          <w:szCs w:val="22"/>
+        </w:rPr>
+        <w:t xml:space="preserve">며 상대적으로 크게 울리는 지점을 찾아 이를 이용해 소리의 파장과 속력을 구하는 것이다. 이 실험에서 사용한 진동수는 800, 900, 1000 Hz이다. </w:t>
+      </w:r>
+    </w:p>
+    <w:p>
+      <w:pPr>
+        <w:rPr>
+          <w:sz w:val="20"/>
+          <w:szCs w:val="22"/>
+        </w:rPr>
+      </w:pPr>
+      <w:r>
+        <w:rPr>
+          <w:rFonts w:hint="eastAsia"/>
+          <w:sz w:val="20"/>
+          <w:szCs w:val="22"/>
+        </w:rPr>
+        <w:t xml:space="preserve">다음은 이 실험을 수행하여 얻은 원본 데이터이다. </w:t>
+      </w:r>
+    </w:p>
+    <w:p>
+      <w:pPr>
+        <w:rPr>
+          <w:sz w:val="20"/>
+          <w:szCs w:val="22"/>
+        </w:rPr>
+      </w:pPr>
+    </w:p>
+    <w:p>
+      <w:pPr>
+        <w:rPr>
+          <w:sz w:val="20"/>
+          <w:szCs w:val="22"/>
+        </w:rPr>
+      </w:pPr>
+    </w:p>
+    <w:tbl>
+      <w:tblPr>
+        <w:tblStyle w:val="aa"/>
+        <w:tblW w:w="0" w:type="auto"/>
+        <w:tblLook w:val="04A0" w:firstRow="1" w:lastRow="0" w:firstColumn="1" w:lastColumn="0" w:noHBand="0" w:noVBand="1"/>
+      </w:tblPr>
+      <w:tblGrid>
+        <w:gridCol w:w="2254"/>
+        <w:gridCol w:w="2254"/>
+        <w:gridCol w:w="2254"/>
+        <w:gridCol w:w="2254"/>
+      </w:tblGrid>
+      <w:tr>
+        <w:tc>
+          <w:tcPr>
+            <w:tcW w:w="2254" w:type="dxa"/>
+          </w:tcPr>
+          <w:p>
+            <w:pPr>
+              <w:rPr>
+                <w:rFonts w:hint="eastAsia"/>
+                <w:sz w:val="20"/>
+                <w:szCs w:val="22"/>
+              </w:rPr>
+            </w:pPr>
+            <w:r>
+              <w:rPr>
+                <w:sz w:val="20"/>
+                <w:szCs w:val="22"/>
+              </w:rPr>
+              <w:lastRenderedPageBreak/>
+              <w:t>R</w:t>
+            </w:r>
+            <w:r>
+              <w:rPr>
+                <w:rFonts w:hint="eastAsia"/>
+                <w:sz w:val="20"/>
+                <w:szCs w:val="22"/>
+              </w:rPr>
+              <w:t>easonance frequency (Hz)</w:t>
+            </w:r>
+          </w:p>
+        </w:tc>
+        <w:tc>
+          <w:tcPr>
+            <w:tcW w:w="2254" w:type="dxa"/>
+          </w:tcPr>
+          <w:p>
+            <w:pPr>
+              <w:rPr>
+                <w:rFonts w:hint="eastAsia"/>
+                <w:sz w:val="20"/>
+                <w:szCs w:val="22"/>
+              </w:rPr>
+            </w:pPr>
+            <w:r>
+              <w:rPr>
+                <w:rFonts w:hint="eastAsia"/>
+                <w:sz w:val="20"/>
+                <w:szCs w:val="22"/>
+              </w:rPr>
+              <w:t>800</w:t>
+            </w:r>
+          </w:p>
+        </w:tc>
+        <w:tc>
+          <w:tcPr>
+            <w:tcW w:w="2254" w:type="dxa"/>
+          </w:tcPr>
+          <w:p>
+            <w:pPr>
+              <w:rPr>
+                <w:rFonts w:hint="eastAsia"/>
+                <w:sz w:val="20"/>
+                <w:szCs w:val="22"/>
+              </w:rPr>
+            </w:pPr>
+            <w:r>
+              <w:rPr>
+                <w:rFonts w:hint="eastAsia"/>
+                <w:sz w:val="20"/>
+                <w:szCs w:val="22"/>
+              </w:rPr>
+              <w:t>900</w:t>
+            </w:r>
+          </w:p>
+        </w:tc>
+        <w:tc>
+          <w:tcPr>
+            <w:tcW w:w="2254" w:type="dxa"/>
+          </w:tcPr>
+          <w:p>
+            <w:pPr>
+              <w:rPr>
+                <w:rFonts w:hint="eastAsia"/>
+                <w:sz w:val="20"/>
+                <w:szCs w:val="22"/>
+              </w:rPr>
+            </w:pPr>
+            <w:r>
+              <w:rPr>
+                <w:rFonts w:hint="eastAsia"/>
+                <w:sz w:val="20"/>
+                <w:szCs w:val="22"/>
+              </w:rPr>
+              <w:t>1000</w:t>
+            </w:r>
+          </w:p>
+        </w:tc>
+      </w:tr>
+      <w:tr>
+        <w:tc>
+          <w:tcPr>
+            <w:tcW w:w="2254" w:type="dxa"/>
+          </w:tcPr>
+          <w:p>
+            <w:pPr>
+              <w:rPr>
+                <w:rFonts w:hint="eastAsia"/>
+                <w:sz w:val="20"/>
+                <w:szCs w:val="22"/>
+              </w:rPr>
+            </w:pPr>
+            <w:r>
+              <w:rPr>
+                <w:rFonts w:hint="eastAsia"/>
+                <w:sz w:val="20"/>
+                <w:szCs w:val="22"/>
+              </w:rPr>
+              <w:t>1 (cm)</w:t>
+            </w:r>
+          </w:p>
+        </w:tc>
+        <w:tc>
+          <w:tcPr>
+            <w:tcW w:w="2254" w:type="dxa"/>
+          </w:tcPr>
+          <w:p>
+            <w:pPr>
+              <w:rPr>
+                <w:rFonts w:hint="eastAsia"/>
+                <w:sz w:val="20"/>
+                <w:szCs w:val="22"/>
+              </w:rPr>
+            </w:pPr>
+            <w:r>
+              <w:rPr>
+                <w:rFonts w:hint="eastAsia"/>
+                <w:sz w:val="20"/>
+                <w:szCs w:val="22"/>
+              </w:rPr>
+              <w:t>9.5</w:t>
+            </w:r>
+          </w:p>
+        </w:tc>
+        <w:tc>
+          <w:tcPr>
+            <w:tcW w:w="2254" w:type="dxa"/>
+          </w:tcPr>
+          <w:p>
+            <w:pPr>
+              <w:rPr>
+                <w:rFonts w:hint="eastAsia"/>
+                <w:sz w:val="20"/>
+                <w:szCs w:val="22"/>
+              </w:rPr>
+            </w:pPr>
+            <w:r>
+              <w:rPr>
+                <w:rFonts w:hint="eastAsia"/>
+                <w:sz w:val="20"/>
+                <w:szCs w:val="22"/>
+              </w:rPr>
+              <w:t>8</w:t>
+            </w:r>
+          </w:p>
+        </w:tc>
+        <w:tc>
+          <w:tcPr>
+            <w:tcW w:w="2254" w:type="dxa"/>
+          </w:tcPr>
+          <w:p>
+            <w:pPr>
+              <w:rPr>
+                <w:rFonts w:hint="eastAsia"/>
+                <w:sz w:val="20"/>
+                <w:szCs w:val="22"/>
+              </w:rPr>
+            </w:pPr>
+            <w:r>
+              <w:rPr>
+                <w:rFonts w:hint="eastAsia"/>
+                <w:sz w:val="20"/>
+                <w:szCs w:val="22"/>
+              </w:rPr>
+              <w:t>24</w:t>
+            </w:r>
+          </w:p>
+        </w:tc>
+      </w:tr>
+      <w:tr>
+        <w:tc>
+          <w:tcPr>
+            <w:tcW w:w="2254" w:type="dxa"/>
+          </w:tcPr>
+          <w:p>
+            <w:pPr>
+              <w:rPr>
+                <w:rFonts w:hint="eastAsia"/>
+                <w:sz w:val="20"/>
+                <w:szCs w:val="22"/>
+              </w:rPr>
+            </w:pPr>
+            <w:r>
+              <w:rPr>
+                <w:rFonts w:hint="eastAsia"/>
+                <w:sz w:val="20"/>
+                <w:szCs w:val="22"/>
+              </w:rPr>
+              <w:t>2 (cm)</w:t>
+            </w:r>
+          </w:p>
+        </w:tc>
+        <w:tc>
+          <w:tcPr>
+            <w:tcW w:w="2254" w:type="dxa"/>
+          </w:tcPr>
+          <w:p>
+            <w:pPr>
+              <w:rPr>
+                <w:rFonts w:hint="eastAsia"/>
+                <w:sz w:val="20"/>
+                <w:szCs w:val="22"/>
+              </w:rPr>
+            </w:pPr>
+            <w:r>
+              <w:rPr>
+                <w:rFonts w:hint="eastAsia"/>
+                <w:sz w:val="20"/>
+                <w:szCs w:val="22"/>
+              </w:rPr>
+              <w:t>32</w:t>
+            </w:r>
+          </w:p>
+        </w:tc>
+        <w:tc>
+          <w:tcPr>
+            <w:tcW w:w="2254" w:type="dxa"/>
+          </w:tcPr>
+          <w:p>
+            <w:pPr>
+              <w:rPr>
+                <w:rFonts w:hint="eastAsia"/>
+                <w:sz w:val="20"/>
+                <w:szCs w:val="22"/>
+              </w:rPr>
+            </w:pPr>
+            <w:r>
+              <w:rPr>
+                <w:rFonts w:hint="eastAsia"/>
+                <w:sz w:val="20"/>
+                <w:szCs w:val="22"/>
+              </w:rPr>
+              <w:t>2</w:t>
+            </w:r>
+            <w:r>
+              <w:rPr>
+                <w:rFonts w:hint="eastAsia"/>
+                <w:sz w:val="20"/>
+                <w:szCs w:val="22"/>
+              </w:rPr>
+              <w:t>8</w:t>
+            </w:r>
+          </w:p>
+        </w:tc>
+        <w:tc>
+          <w:tcPr>
+            <w:tcW w:w="2254" w:type="dxa"/>
+          </w:tcPr>
+          <w:p>
+            <w:pPr>
+              <w:rPr>
+                <w:rFonts w:hint="eastAsia"/>
+                <w:sz w:val="20"/>
+                <w:szCs w:val="22"/>
+              </w:rPr>
+            </w:pPr>
+            <w:r>
+              <w:rPr>
+                <w:rFonts w:hint="eastAsia"/>
+                <w:sz w:val="20"/>
+                <w:szCs w:val="22"/>
+              </w:rPr>
+              <w:t>42</w:t>
+            </w:r>
+          </w:p>
+        </w:tc>
+      </w:tr>
+      <w:tr>
+        <w:tc>
+          <w:tcPr>
+            <w:tcW w:w="2254" w:type="dxa"/>
+          </w:tcPr>
+          <w:p>
+            <w:pPr>
+              <w:rPr>
+                <w:rFonts w:hint="eastAsia"/>
+                <w:sz w:val="20"/>
+                <w:szCs w:val="22"/>
+              </w:rPr>
+            </w:pPr>
+            <w:r>
+              <w:rPr>
+                <w:rFonts w:hint="eastAsia"/>
+                <w:sz w:val="20"/>
+                <w:szCs w:val="22"/>
+              </w:rPr>
+              <w:t>3 (cm)</w:t>
+            </w:r>
+          </w:p>
+        </w:tc>
+        <w:tc>
+          <w:tcPr>
+            <w:tcW w:w="2254" w:type="dxa"/>
+          </w:tcPr>
+          <w:p>
+            <w:pPr>
+              <w:rPr>
+                <w:rFonts w:hint="eastAsia"/>
+                <w:sz w:val="20"/>
+                <w:szCs w:val="22"/>
+              </w:rPr>
+            </w:pPr>
+            <w:r>
+              <w:rPr>
+                <w:rFonts w:hint="eastAsia"/>
+                <w:sz w:val="20"/>
+                <w:szCs w:val="22"/>
+              </w:rPr>
+              <w:t>53.5</w:t>
+            </w:r>
+          </w:p>
+        </w:tc>
+        <w:tc>
+          <w:tcPr>
+            <w:tcW w:w="2254" w:type="dxa"/>
+          </w:tcPr>
+          <w:p>
+            <w:pPr>
+              <w:rPr>
+                <w:rFonts w:hint="eastAsia"/>
+                <w:sz w:val="20"/>
+                <w:szCs w:val="22"/>
+              </w:rPr>
+            </w:pPr>
+            <w:r>
+              <w:rPr>
+                <w:rFonts w:hint="eastAsia"/>
+                <w:sz w:val="20"/>
+                <w:szCs w:val="22"/>
+              </w:rPr>
+              <w:t>47.5</w:t>
+            </w:r>
+          </w:p>
+        </w:tc>
+        <w:tc>
+          <w:tcPr>
+            <w:tcW w:w="2254" w:type="dxa"/>
+          </w:tcPr>
+          <w:p>
+            <w:pPr>
+              <w:rPr>
+                <w:rFonts w:hint="eastAsia"/>
+                <w:sz w:val="20"/>
+                <w:szCs w:val="22"/>
+              </w:rPr>
+            </w:pPr>
+            <w:r>
+              <w:rPr>
+                <w:rFonts w:hint="eastAsia"/>
+                <w:sz w:val="20"/>
+                <w:szCs w:val="22"/>
+              </w:rPr>
+              <w:t>60</w:t>
+            </w:r>
+          </w:p>
+        </w:tc>
+      </w:tr>
+      <w:tr>
+        <w:tc>
+          <w:tcPr>
+            <w:tcW w:w="2254" w:type="dxa"/>
+          </w:tcPr>
+          <w:p>
+            <w:pPr>
+              <w:rPr>
+                <w:rFonts w:hint="eastAsia"/>
+                <w:sz w:val="20"/>
+                <w:szCs w:val="22"/>
+              </w:rPr>
+            </w:pPr>
+            <w:r>
+              <w:rPr>
+                <w:rFonts w:hint="eastAsia"/>
+                <w:sz w:val="20"/>
+                <w:szCs w:val="22"/>
+              </w:rPr>
+              <w:t>4 (cm)</w:t>
+            </w:r>
+          </w:p>
+        </w:tc>
+        <w:tc>
+          <w:tcPr>
+            <w:tcW w:w="2254" w:type="dxa"/>
+          </w:tcPr>
+          <w:p>
+            <w:pPr>
+              <w:rPr>
+                <w:rFonts w:hint="eastAsia"/>
+                <w:sz w:val="20"/>
+                <w:szCs w:val="22"/>
+              </w:rPr>
+            </w:pPr>
+            <w:r>
+              <w:rPr>
+                <w:rFonts w:hint="eastAsia"/>
+                <w:sz w:val="20"/>
+                <w:szCs w:val="22"/>
+              </w:rPr>
+              <w:t>74.5</w:t>
+            </w:r>
+          </w:p>
+        </w:tc>
+        <w:tc>
+          <w:tcPr>
+            <w:tcW w:w="2254" w:type="dxa"/>
+          </w:tcPr>
+          <w:p>
+            <w:pPr>
+              <w:rPr>
+                <w:rFonts w:hint="eastAsia"/>
+                <w:sz w:val="20"/>
+                <w:szCs w:val="22"/>
+              </w:rPr>
+            </w:pPr>
+            <w:r>
+              <w:rPr>
+                <w:rFonts w:hint="eastAsia"/>
+                <w:sz w:val="20"/>
+                <w:szCs w:val="22"/>
+              </w:rPr>
+              <w:t>66</w:t>
+            </w:r>
+          </w:p>
+        </w:tc>
+        <w:tc>
+          <w:tcPr>
+            <w:tcW w:w="2254" w:type="dxa"/>
+          </w:tcPr>
+          <w:p>
+            <w:pPr>
+              <w:rPr>
+                <w:rFonts w:hint="eastAsia"/>
+                <w:sz w:val="20"/>
+                <w:szCs w:val="22"/>
+              </w:rPr>
+            </w:pPr>
+            <w:r>
+              <w:rPr>
+                <w:rFonts w:hint="eastAsia"/>
+                <w:sz w:val="20"/>
+                <w:szCs w:val="22"/>
+              </w:rPr>
+              <w:t>77</w:t>
+            </w:r>
+          </w:p>
+        </w:tc>
+      </w:tr>
+      <w:tr>
+        <w:tc>
+          <w:tcPr>
+            <w:tcW w:w="2254" w:type="dxa"/>
+          </w:tcPr>
+          <w:p>
+            <w:pPr>
+              <w:rPr>
+                <w:rFonts w:hint="eastAsia"/>
+                <w:sz w:val="20"/>
+                <w:szCs w:val="22"/>
+              </w:rPr>
+            </w:pPr>
+            <w:r>
+              <w:rPr>
+                <w:rFonts w:hint="eastAsia"/>
+                <w:sz w:val="20"/>
+                <w:szCs w:val="22"/>
+              </w:rPr>
+              <w:t>5 (cm)</w:t>
+            </w:r>
+          </w:p>
+        </w:tc>
+        <w:tc>
+          <w:tcPr>
+            <w:tcW w:w="2254" w:type="dxa"/>
+          </w:tcPr>
+          <w:p>
+            <w:pPr>
+              <w:rPr>
+                <w:rFonts w:hint="eastAsia"/>
+                <w:sz w:val="20"/>
+                <w:szCs w:val="22"/>
+              </w:rPr>
+            </w:pPr>
+            <w:r>
+              <w:rPr>
+                <w:rFonts w:hint="eastAsia"/>
+                <w:sz w:val="20"/>
+                <w:szCs w:val="22"/>
+              </w:rPr>
+              <w:t>96</w:t>
+            </w:r>
+          </w:p>
+        </w:tc>
+        <w:tc>
+          <w:tcPr>
+            <w:tcW w:w="2254" w:type="dxa"/>
+          </w:tcPr>
+          <w:p>
+            <w:pPr>
+              <w:rPr>
+                <w:rFonts w:hint="eastAsia"/>
+                <w:sz w:val="20"/>
+                <w:szCs w:val="22"/>
+              </w:rPr>
+            </w:pPr>
+            <w:r>
+              <w:rPr>
+                <w:rFonts w:hint="eastAsia"/>
+                <w:sz w:val="20"/>
+                <w:szCs w:val="22"/>
+              </w:rPr>
+              <w:t>85</w:t>
+            </w:r>
+          </w:p>
+        </w:tc>
+        <w:tc>
+          <w:tcPr>
+            <w:tcW w:w="2254" w:type="dxa"/>
+          </w:tcPr>
+          <w:p>
+            <w:pPr>
+              <w:rPr>
+                <w:rFonts w:hint="eastAsia"/>
+                <w:sz w:val="20"/>
+                <w:szCs w:val="22"/>
+              </w:rPr>
+            </w:pPr>
+            <w:r>
+              <w:rPr>
+                <w:rFonts w:hint="eastAsia"/>
+                <w:sz w:val="20"/>
+                <w:szCs w:val="22"/>
+              </w:rPr>
+              <w:t>94.5</w:t>
+            </w:r>
+          </w:p>
+        </w:tc>
+      </w:tr>
+      <w:tr>
+        <w:tc>
+          <w:tcPr>
+            <w:tcW w:w="2254" w:type="dxa"/>
+          </w:tcPr>
+          <w:p>
+            <w:pPr>
+              <w:rPr>
+                <w:rFonts w:hint="eastAsia"/>
+                <w:sz w:val="20"/>
+                <w:szCs w:val="22"/>
+              </w:rPr>
+            </w:pPr>
+            <w:r>
+              <w:rPr>
+                <w:rFonts w:hint="eastAsia"/>
+                <w:sz w:val="20"/>
+                <w:szCs w:val="22"/>
+              </w:rPr>
+              <w:t>6 (cm)</w:t>
+            </w:r>
+          </w:p>
+        </w:tc>
+        <w:tc>
+          <w:tcPr>
+            <w:tcW w:w="2254" w:type="dxa"/>
+          </w:tcPr>
+          <w:p>
+            <w:pPr>
+              <w:rPr>
+                <w:rFonts w:hint="eastAsia"/>
+                <w:sz w:val="20"/>
+                <w:szCs w:val="22"/>
+              </w:rPr>
+            </w:pPr>
+            <w:r>
+              <w:rPr>
+                <w:rFonts w:hint="eastAsia"/>
+                <w:sz w:val="20"/>
+                <w:szCs w:val="22"/>
+              </w:rPr>
+              <w:t>118</w:t>
+            </w:r>
+          </w:p>
+        </w:tc>
+        <w:tc>
+          <w:tcPr>
+            <w:tcW w:w="2254" w:type="dxa"/>
+          </w:tcPr>
+          <w:p>
+            <w:pPr>
+              <w:rPr>
+                <w:rFonts w:hint="eastAsia"/>
+                <w:sz w:val="20"/>
+                <w:szCs w:val="22"/>
+              </w:rPr>
+            </w:pPr>
+            <w:r>
+              <w:rPr>
+                <w:rFonts w:hint="eastAsia"/>
+                <w:sz w:val="20"/>
+                <w:szCs w:val="22"/>
+              </w:rPr>
+              <w:t>104.5</w:t>
+            </w:r>
+          </w:p>
+        </w:tc>
+        <w:tc>
+          <w:tcPr>
+            <w:tcW w:w="2254" w:type="dxa"/>
+          </w:tcPr>
+          <w:p>
+            <w:pPr>
+              <w:rPr>
+                <w:rFonts w:hint="eastAsia"/>
+                <w:sz w:val="20"/>
+                <w:szCs w:val="22"/>
+              </w:rPr>
+            </w:pPr>
+            <w:r>
+              <w:rPr>
+                <w:rFonts w:hint="eastAsia"/>
+                <w:sz w:val="20"/>
+                <w:szCs w:val="22"/>
+              </w:rPr>
+              <w:t>111</w:t>
+            </w:r>
+          </w:p>
+        </w:tc>
+      </w:tr>
+    </w:tbl>
+    <w:p>
+      <w:pPr>
+        <w:rPr>
+          <w:sz w:val="20"/>
+          <w:szCs w:val="22"/>
+        </w:rPr>
+      </w:pPr>
+    </w:p>
+    <w:p>
+      <w:pPr>
+        <w:rPr>
+          <w:sz w:val="20"/>
+          <w:szCs w:val="22"/>
+        </w:rPr>
+      </w:pPr>
+      <w:r>
+        <w:rPr>
+          <w:rFonts w:hint="eastAsia"/>
+          <w:sz w:val="20"/>
+          <w:szCs w:val="22"/>
+        </w:rPr>
+        <w:t>이 때, 맨 왼쪽에 표시된 1부터 6까지의 숫자는 단순히 실험에서 찾은 극대의 번호를 의미할 뿐,</w:t>
+      </w:r>
+      <w:r>
+        <w:rPr>
+          <w:rFonts w:hint="eastAsia"/>
+          <w:sz w:val="20"/>
+          <w:szCs w:val="22"/>
+        </w:rPr>
+        <w:t xml:space="preserve"> 이론적인 n 값을 의미하지 않는다. 즉, 실험에서 찾은 가장 작은 소리의 극대가 사실 가장 작은 극대가 아닌, 그 다음 극대일 수도 있는 것이다. 이런 경우는 진동수가 커질수록 파장이 짧아지기에 쉽게 발생할 수 있다. </w:t>
+      </w:r>
+    </w:p>
+    <w:p>
+      <w:pPr>
+        <w:rPr>
+          <w:sz w:val="20"/>
+          <w:szCs w:val="22"/>
+        </w:rPr>
+      </w:pPr>
+      <w:r>
+        <w:rPr>
+          <w:rFonts w:hint="eastAsia"/>
+          <w:sz w:val="20"/>
+          <w:szCs w:val="22"/>
+        </w:rPr>
+        <w:t xml:space="preserve">이론적으로, 한쪽이 막힌 관에서 공명이 일어나는 진동수는 다음과 같이 찾을 수 있다. </w:t>
+      </w:r>
+    </w:p>
+    <w:p>
+      <w:pPr>
+        <w:rPr>
+          <w:sz w:val="20"/>
+          <w:szCs w:val="22"/>
+        </w:rPr>
+      </w:pPr>
+      <m:oMathPara>
+        <m:oMath>
+          <m:r>
+            <w:rPr>
+              <w:rFonts w:ascii="Cambria Math" w:hAnsi="Cambria Math"/>
+              <w:sz w:val="20"/>
+              <w:szCs w:val="22"/>
+            </w:rPr>
+            <m:t>f=</m:t>
+          </m:r>
+          <m:d>
+            <m:dPr>
+              <m:ctrlPr>
+                <w:rPr>
+                  <w:rFonts w:ascii="Cambria Math" w:hAnsi="Cambria Math"/>
+                  <w:sz w:val="20"/>
+                  <w:szCs w:val="22"/>
+                </w:rPr>
+              </m:ctrlPr>
+            </m:dPr>
+            <m:e>
+              <m:r>
+                <w:rPr>
+                  <w:rFonts w:ascii="Cambria Math" w:hAnsi="Cambria Math"/>
+                  <w:sz w:val="20"/>
+                  <w:szCs w:val="22"/>
+                </w:rPr>
+                <m:t>2n-1</m:t>
+              </m:r>
+            </m:e>
+          </m:d>
+          <m:f>
+            <m:fPr>
+              <m:ctrlPr>
+                <w:rPr>
+                  <w:rFonts w:ascii="Cambria Math" w:hAnsi="Cambria Math"/>
+                  <w:sz w:val="20"/>
+                  <w:szCs w:val="22"/>
+                </w:rPr>
+              </m:ctrlPr>
+            </m:fPr>
+            <m:num>
+              <m:r>
+                <w:rPr>
+                  <w:rFonts w:ascii="Cambria Math" w:hAnsi="Cambria Math"/>
+                  <w:sz w:val="20"/>
+                  <w:szCs w:val="22"/>
+                </w:rPr>
+                <m:t>v</m:t>
+              </m:r>
+            </m:num>
+            <m:den>
+              <m:r>
+                <w:rPr>
+                  <w:rFonts w:ascii="Cambria Math" w:hAnsi="Cambria Math"/>
+                  <w:sz w:val="20"/>
+                  <w:szCs w:val="22"/>
+                </w:rPr>
+                <m:t>4L</m:t>
+              </m:r>
+            </m:den>
+          </m:f>
+          <m:r>
+            <w:rPr>
+              <w:rFonts w:ascii="Cambria Math" w:hAnsi="Cambria Math"/>
+              <w:sz w:val="20"/>
+              <w:szCs w:val="22"/>
+            </w:rPr>
+            <m:t>=</m:t>
+          </m:r>
+          <m:d>
+            <m:dPr>
+              <m:ctrlPr>
+                <w:rPr>
+                  <w:rFonts w:ascii="Cambria Math" w:hAnsi="Cambria Math"/>
+                  <w:sz w:val="20"/>
+                  <w:szCs w:val="22"/>
+                </w:rPr>
+              </m:ctrlPr>
+            </m:dPr>
+            <m:e>
+              <m:r>
+                <w:rPr>
+                  <w:rFonts w:ascii="Cambria Math" w:hAnsi="Cambria Math"/>
+                  <w:sz w:val="20"/>
+                  <w:szCs w:val="22"/>
+                </w:rPr>
+                <m:t>2n-1</m:t>
+              </m:r>
+            </m:e>
+          </m:d>
+          <m:f>
+            <m:fPr>
+              <m:ctrlPr>
+                <w:rPr>
+                  <w:rFonts w:ascii="Cambria Math" w:hAnsi="Cambria Math"/>
+                  <w:sz w:val="20"/>
+                  <w:szCs w:val="22"/>
+                </w:rPr>
+              </m:ctrlPr>
+            </m:fPr>
+            <m:num>
+              <m:r>
+                <w:rPr>
+                  <w:rFonts w:ascii="Cambria Math" w:hAnsi="Cambria Math"/>
+                  <w:sz w:val="20"/>
+                  <w:szCs w:val="22"/>
+                </w:rPr>
+                <m:t>λf</m:t>
+              </m:r>
+            </m:num>
+            <m:den>
+              <m:r>
+                <w:rPr>
+                  <w:rFonts w:ascii="Cambria Math" w:hAnsi="Cambria Math"/>
+                  <w:sz w:val="20"/>
+                  <w:szCs w:val="22"/>
+                </w:rPr>
+                <m:t>4L</m:t>
+              </m:r>
+            </m:den>
+          </m:f>
+        </m:oMath>
+      </m:oMathPara>
+    </w:p>
+    <w:p>
+      <w:pPr>
+        <w:rPr>
+          <w:sz w:val="20"/>
+          <w:szCs w:val="22"/>
+        </w:rPr>
+      </w:pPr>
+      <w:r>
+        <w:rPr>
+          <w:rFonts w:hint="eastAsia"/>
+          <w:sz w:val="20"/>
+          <w:szCs w:val="22"/>
+        </w:rPr>
+        <w:t xml:space="preserve">즉, </w:t>
+      </w:r>
+    </w:p>
+    <w:p>
+      <w:pPr>
+        <w:rPr>
+          <w:sz w:val="20"/>
+          <w:szCs w:val="22"/>
+        </w:rPr>
+      </w:pPr>
+      <m:oMathPara>
+        <m:oMath>
+          <m:f>
+            <m:fPr>
+              <m:ctrlPr>
+                <w:rPr>
+                  <w:rFonts w:ascii="Cambria Math" w:hAnsi="Cambria Math"/>
+                  <w:sz w:val="20"/>
+                  <w:szCs w:val="22"/>
+                </w:rPr>
+              </m:ctrlPr>
+            </m:fPr>
+            <m:num>
+              <m:r>
+                <w:rPr>
+                  <w:rFonts w:ascii="Cambria Math" w:hAnsi="Cambria Math"/>
+                  <w:sz w:val="20"/>
+                  <w:szCs w:val="22"/>
+                </w:rPr>
+                <m:t>L</m:t>
+              </m:r>
+            </m:num>
+            <m:den>
+              <m:r>
+                <w:rPr>
+                  <w:rFonts w:ascii="Cambria Math" w:hAnsi="Cambria Math"/>
+                  <w:sz w:val="20"/>
+                  <w:szCs w:val="22"/>
+                </w:rPr>
+                <m:t>2n-1</m:t>
+              </m:r>
+            </m:den>
+          </m:f>
+          <m:r>
+            <w:rPr>
+              <w:rFonts w:ascii="Cambria Math" w:hAnsi="Cambria Math"/>
+              <w:sz w:val="20"/>
+              <w:szCs w:val="22"/>
+            </w:rPr>
+            <m:t>=</m:t>
+          </m:r>
+          <m:f>
+            <m:fPr>
+              <m:ctrlPr>
+                <w:rPr>
+                  <w:rFonts w:ascii="Cambria Math" w:hAnsi="Cambria Math"/>
+                  <w:sz w:val="20"/>
+                  <w:szCs w:val="22"/>
+                </w:rPr>
+              </m:ctrlPr>
+            </m:fPr>
+            <m:num>
+              <m:r>
+                <w:rPr>
+                  <w:rFonts w:ascii="Cambria Math" w:hAnsi="Cambria Math"/>
+                  <w:sz w:val="20"/>
+                  <w:szCs w:val="22"/>
+                </w:rPr>
+                <m:t>λ</m:t>
+              </m:r>
+            </m:num>
+            <m:den>
+              <m:r>
+                <w:rPr>
+                  <w:rFonts w:ascii="Cambria Math" w:hAnsi="Cambria Math"/>
+                  <w:sz w:val="20"/>
+                  <w:szCs w:val="22"/>
+                </w:rPr>
+                <m:t>4</m:t>
+              </m:r>
+            </m:den>
+          </m:f>
+        </m:oMath>
+      </m:oMathPara>
+    </w:p>
+    <w:p>
+      <w:pPr>
+        <w:rPr>
+          <w:sz w:val="20"/>
+          <w:szCs w:val="22"/>
+        </w:rPr>
+      </w:pPr>
+      <w:r>
+        <w:rPr>
+          <w:rFonts w:hint="eastAsia"/>
+          <w:sz w:val="20"/>
+          <w:szCs w:val="22"/>
+        </w:rPr>
+        <w:t xml:space="preserve">이 관계는 위의 실험에서 같은 진동수에서 찾은 값들에 대해서는 이론적으로 항상 성립한다. 이제, 각 실험적 수치들을 지칭할 때 인덱스를 i로 하자. </w:t>
+      </w:r>
+      <w:r>
+        <w:rPr>
+          <w:rFonts w:hint="eastAsia"/>
+          <w:sz w:val="20"/>
+          <w:szCs w:val="22"/>
+        </w:rPr>
+        <w:t xml:space="preserve">그리고, i는 0부터 시작한다. </w:t>
+      </w:r>
+      <w:r>
+        <w:rPr>
+          <w:rFonts w:hint="eastAsia"/>
+          <w:sz w:val="20"/>
+          <w:szCs w:val="22"/>
+        </w:rPr>
+        <w:t xml:space="preserve">그렇게 한다면, </w:t>
+      </w:r>
+    </w:p>
+    <w:p>
+      <w:pPr>
+        <w:rPr>
+          <w:sz w:val="20"/>
+          <w:szCs w:val="22"/>
+        </w:rPr>
+      </w:pPr>
+      <m:oMathPara>
+        <m:oMath>
+          <m:f>
+            <m:fPr>
+              <m:ctrlPr>
+                <w:rPr>
+                  <w:rFonts w:ascii="Cambria Math" w:hAnsi="Cambria Math"/>
+                  <w:sz w:val="20"/>
+                  <w:szCs w:val="22"/>
+                </w:rPr>
+              </m:ctrlPr>
+            </m:fPr>
+            <m:num>
+              <m:sSub>
+                <m:sSubPr>
+                  <m:ctrlPr>
+                    <w:rPr>
+                      <w:rFonts w:ascii="Cambria Math" w:hAnsi="Cambria Math"/>
+                      <w:sz w:val="20"/>
+                      <w:szCs w:val="22"/>
+                    </w:rPr>
+                  </m:ctrlPr>
+                </m:sSubPr>
+                <m:e>
+                  <m:r>
+                    <w:rPr>
+                      <w:rFonts w:ascii="Cambria Math" w:hAnsi="Cambria Math"/>
+                      <w:sz w:val="20"/>
+                      <w:szCs w:val="22"/>
+                    </w:rPr>
+                    <m:t>L</m:t>
+                  </m:r>
+                </m:e>
+                <m:sub>
+                  <m:r>
+                    <w:rPr>
+                      <w:rFonts w:ascii="Cambria Math" w:hAnsi="Cambria Math"/>
+                      <w:sz w:val="20"/>
+                      <w:szCs w:val="22"/>
+                    </w:rPr>
+                    <m:t>i</m:t>
+                  </m:r>
+                </m:sub>
+              </m:sSub>
+            </m:num>
+            <m:den>
+              <m:r>
+                <w:rPr>
+                  <w:rFonts w:ascii="Cambria Math" w:hAnsi="Cambria Math"/>
+                  <w:sz w:val="20"/>
+                  <w:szCs w:val="22"/>
+                </w:rPr>
+                <m:t>2</m:t>
+              </m:r>
+              <m:sSub>
+                <m:sSubPr>
+                  <m:ctrlPr>
+                    <w:rPr>
+                      <w:rFonts w:ascii="Cambria Math" w:hAnsi="Cambria Math"/>
+                      <w:sz w:val="20"/>
+                      <w:szCs w:val="22"/>
+                    </w:rPr>
+                  </m:ctrlPr>
+                </m:sSubPr>
+                <m:e>
+                  <m:r>
+                    <w:rPr>
+                      <w:rFonts w:ascii="Cambria Math" w:hAnsi="Cambria Math"/>
+                      <w:sz w:val="20"/>
+                      <w:szCs w:val="22"/>
+                    </w:rPr>
+                    <m:t>n</m:t>
+                  </m:r>
+                </m:e>
+                <m:sub>
+                  <m:r>
+                    <w:rPr>
+                      <w:rFonts w:ascii="Cambria Math" w:hAnsi="Cambria Math"/>
+                      <w:sz w:val="20"/>
+                      <w:szCs w:val="22"/>
+                    </w:rPr>
+                    <m:t>i</m:t>
+                  </m:r>
+                </m:sub>
+              </m:sSub>
+              <m:r>
+                <w:rPr>
+                  <w:rFonts w:ascii="Cambria Math" w:hAnsi="Cambria Math"/>
+                  <w:sz w:val="20"/>
+                  <w:szCs w:val="22"/>
+                </w:rPr>
+                <m:t>-1</m:t>
+              </m:r>
+            </m:den>
+          </m:f>
+          <m:r>
+            <w:rPr>
+              <w:rFonts w:ascii="Cambria Math" w:hAnsi="Cambria Math"/>
+              <w:sz w:val="20"/>
+              <w:szCs w:val="22"/>
+            </w:rPr>
+            <m:t>=</m:t>
+          </m:r>
+          <m:f>
+            <m:fPr>
+              <m:ctrlPr>
+                <w:rPr>
+                  <w:rFonts w:ascii="Cambria Math" w:hAnsi="Cambria Math"/>
+                  <w:sz w:val="20"/>
+                  <w:szCs w:val="22"/>
+                </w:rPr>
+              </m:ctrlPr>
+            </m:fPr>
+            <m:num>
+              <m:r>
+                <w:rPr>
+                  <w:rFonts w:ascii="Cambria Math" w:hAnsi="Cambria Math"/>
+                  <w:sz w:val="20"/>
+                  <w:szCs w:val="22"/>
+                </w:rPr>
+                <m:t>λ</m:t>
+              </m:r>
+            </m:num>
+            <m:den>
+              <m:r>
+                <w:rPr>
+                  <w:rFonts w:ascii="Cambria Math" w:hAnsi="Cambria Math"/>
+                  <w:sz w:val="20"/>
+                  <w:szCs w:val="22"/>
+                </w:rPr>
+                <m:t>4</m:t>
+              </m:r>
+            </m:den>
+          </m:f>
+          <m:r>
+            <w:rPr>
+              <w:rFonts w:ascii="Cambria Math" w:hAnsi="Cambria Math"/>
+              <w:sz w:val="20"/>
+              <w:szCs w:val="22"/>
+            </w:rPr>
+            <m:t>=α</m:t>
+          </m:r>
+        </m:oMath>
+      </m:oMathPara>
+    </w:p>
+    <w:p>
+      <w:pPr>
+        <w:rPr>
+          <w:sz w:val="20"/>
+          <w:szCs w:val="22"/>
+        </w:rPr>
+      </w:pPr>
+      <w:r>
+        <w:rPr>
+          <w:rFonts w:hint="eastAsia"/>
+          <w:sz w:val="20"/>
+          <w:szCs w:val="22"/>
+        </w:rPr>
+        <w:t xml:space="preserve">이다. 이를 </w:t>
+      </w:r>
+      <m:oMath>
+        <m:r>
+          <w:rPr>
+            <w:rFonts w:ascii="Cambria Math" w:hAnsi="Cambria Math"/>
+            <w:sz w:val="20"/>
+            <w:szCs w:val="22"/>
+          </w:rPr>
+          <m:t>α</m:t>
+        </m:r>
+      </m:oMath>
+      <w:r>
+        <w:rPr>
+          <w:rFonts w:hint="eastAsia"/>
+          <w:sz w:val="20"/>
+          <w:szCs w:val="22"/>
+        </w:rPr>
+        <w:t>로 둔 것은 이후 계산의 용이성을 위해서이다. 한 편, n</w:t>
+      </w:r>
+      <w:r>
+        <w:rPr>
+          <w:rFonts w:hint="eastAsia"/>
+          <w:sz w:val="20"/>
+          <w:szCs w:val="22"/>
+          <w:vertAlign w:val="subscript"/>
+        </w:rPr>
+        <w:t>i</w:t>
+      </w:r>
+      <w:r>
+        <w:rPr>
+          <w:rFonts w:hint="eastAsia"/>
+          <w:sz w:val="20"/>
+          <w:szCs w:val="22"/>
+        </w:rPr>
+        <w:t xml:space="preserve">는 i가 1씩 증가함에 따라 1씩 증가한다. 고로, </w:t>
+      </w:r>
+      <m:oMath>
+        <m:sSub>
+          <m:sSubPr>
+            <m:ctrlPr>
+              <w:rPr>
+                <w:rFonts w:ascii="Cambria Math" w:hAnsi="Cambria Math"/>
+                <w:sz w:val="20"/>
+                <w:szCs w:val="22"/>
+              </w:rPr>
+            </m:ctrlPr>
+          </m:sSubPr>
+          <m:e>
+            <m:r>
+              <w:rPr>
+                <w:rFonts w:ascii="Cambria Math" w:hAnsi="Cambria Math"/>
+                <w:sz w:val="20"/>
+                <w:szCs w:val="22"/>
+              </w:rPr>
+              <m:t>n</m:t>
+            </m:r>
+          </m:e>
+          <m:sub>
+            <m:r>
+              <w:rPr>
+                <w:rFonts w:ascii="Cambria Math" w:hAnsi="Cambria Math"/>
+                <w:sz w:val="20"/>
+                <w:szCs w:val="22"/>
+              </w:rPr>
+              <m:t>i</m:t>
+            </m:r>
+          </m:sub>
+        </m:sSub>
+        <m:r>
+          <w:rPr>
+            <w:rFonts w:ascii="Cambria Math" w:hAnsi="Cambria Math"/>
+            <w:sz w:val="20"/>
+            <w:szCs w:val="22"/>
+          </w:rPr>
+          <m:t>=β+i</m:t>
+        </m:r>
+      </m:oMath>
+      <w:r>
+        <w:rPr>
+          <w:rFonts w:hint="eastAsia"/>
+          <w:sz w:val="20"/>
+          <w:szCs w:val="22"/>
+        </w:rPr>
+        <w:t xml:space="preserve">로 쓸 수 있다. 따라서, </w:t>
+      </w:r>
+    </w:p>
+    <w:p>
+      <w:pPr>
+        <w:rPr>
+          <w:sz w:val="20"/>
+          <w:szCs w:val="22"/>
+        </w:rPr>
+      </w:pPr>
+      <m:oMathPara>
+        <m:oMath>
+          <m:sSub>
+            <m:sSubPr>
+              <m:ctrlPr>
+                <w:rPr>
+                  <w:rFonts w:ascii="Cambria Math" w:hAnsi="Cambria Math"/>
+                  <w:sz w:val="20"/>
+                  <w:szCs w:val="22"/>
+                </w:rPr>
+              </m:ctrlPr>
+            </m:sSubPr>
+            <m:e>
+              <m:r>
+                <w:rPr>
+                  <w:rFonts w:ascii="Cambria Math" w:hAnsi="Cambria Math"/>
+                  <w:sz w:val="20"/>
+                  <w:szCs w:val="22"/>
+                </w:rPr>
+                <m:t>L</m:t>
+              </m:r>
+            </m:e>
+            <m:sub>
+              <m:r>
+                <w:rPr>
+                  <w:rFonts w:ascii="Cambria Math" w:hAnsi="Cambria Math"/>
+                  <w:sz w:val="20"/>
+                  <w:szCs w:val="22"/>
+                </w:rPr>
+                <m:t>i</m:t>
+              </m:r>
+            </m:sub>
+          </m:sSub>
+          <m:r>
+            <w:rPr>
+              <w:rFonts w:ascii="Cambria Math" w:hAnsi="Cambria Math"/>
+              <w:sz w:val="20"/>
+              <w:szCs w:val="22"/>
+            </w:rPr>
+            <m:t>=</m:t>
+          </m:r>
+          <m:d>
+            <m:dPr>
+              <m:begChr m:val="["/>
+              <m:endChr m:val="]"/>
+              <m:ctrlPr>
+                <w:rPr>
+                  <w:rFonts w:ascii="Cambria Math" w:hAnsi="Cambria Math"/>
+                  <w:sz w:val="20"/>
+                  <w:szCs w:val="22"/>
+                </w:rPr>
+              </m:ctrlPr>
+            </m:dPr>
+            <m:e>
+              <m:r>
+                <w:rPr>
+                  <w:rFonts w:ascii="Cambria Math" w:hAnsi="Cambria Math"/>
+                  <w:sz w:val="20"/>
+                  <w:szCs w:val="22"/>
+                </w:rPr>
+                <m:t>2</m:t>
+              </m:r>
+              <m:d>
+                <m:dPr>
+                  <m:ctrlPr>
+                    <w:rPr>
+                      <w:rFonts w:ascii="Cambria Math" w:hAnsi="Cambria Math"/>
+                      <w:sz w:val="20"/>
+                      <w:szCs w:val="22"/>
+                    </w:rPr>
+                  </m:ctrlPr>
+                </m:dPr>
+                <m:e>
+                  <m:r>
+                    <w:rPr>
+                      <w:rFonts w:ascii="Cambria Math" w:hAnsi="Cambria Math"/>
+                      <w:sz w:val="20"/>
+                      <w:szCs w:val="22"/>
+                    </w:rPr>
+                    <m:t>β+i</m:t>
+                  </m:r>
+                </m:e>
+              </m:d>
+              <m:r>
+                <w:rPr>
+                  <w:rFonts w:ascii="Cambria Math" w:hAnsi="Cambria Math"/>
+                  <w:sz w:val="20"/>
+                  <w:szCs w:val="22"/>
+                </w:rPr>
+                <m:t>-1</m:t>
+              </m:r>
+            </m:e>
+          </m:d>
+          <m:r>
+            <w:rPr>
+              <w:rFonts w:ascii="Cambria Math" w:hAnsi="Cambria Math"/>
+              <w:sz w:val="20"/>
+              <w:szCs w:val="22"/>
+            </w:rPr>
+            <m:t>α</m:t>
+          </m:r>
+        </m:oMath>
+      </m:oMathPara>
+    </w:p>
+    <w:p>
+      <w:pPr>
+        <w:rPr>
+          <w:sz w:val="20"/>
+          <w:szCs w:val="22"/>
+        </w:rPr>
+      </w:pPr>
+      <w:r>
+        <w:rPr>
+          <w:rFonts w:hint="eastAsia"/>
+          <w:sz w:val="20"/>
+          <w:szCs w:val="22"/>
+        </w:rPr>
+        <w:t xml:space="preserve">이다. 이제, 위의 실험 데이터를 이용하여 </w:t>
+      </w:r>
+      <m:oMath>
+        <m:r>
+          <w:rPr>
+            <w:rFonts w:ascii="Cambria Math" w:hAnsi="Cambria Math"/>
+            <w:sz w:val="20"/>
+            <w:szCs w:val="22"/>
+          </w:rPr>
+          <m:t>α,β</m:t>
+        </m:r>
+      </m:oMath>
+      <w:r>
+        <w:rPr>
+          <w:rFonts w:hint="eastAsia"/>
+          <w:sz w:val="20"/>
+          <w:szCs w:val="22"/>
+        </w:rPr>
+        <w:t xml:space="preserve">를 결정하면 된다. </w:t>
+      </w:r>
+    </w:p>
+    <w:p>
+      <w:pPr>
+        <w:rPr>
+          <w:sz w:val="20"/>
+          <w:szCs w:val="22"/>
+        </w:rPr>
+      </w:pPr>
+      <w:r>
+        <w:rPr>
+          <w:rFonts w:hint="eastAsia"/>
+          <w:sz w:val="20"/>
+          <w:szCs w:val="22"/>
+        </w:rPr>
+        <w:t xml:space="preserve">800 Hz의 경우, 이는 다음과 같이 피팅되었다. </w:t>
+      </w:r>
+    </w:p>
+    <w:p>
+      <w:pPr>
+        <w:rPr>
+          <w:sz w:val="20"/>
+          <w:szCs w:val="22"/>
+        </w:rPr>
+      </w:pPr>
+      <w:r>
+        <w:rPr>
+          <w:rFonts w:hint="eastAsia"/>
+          <w:noProof/>
+          <w:sz w:val="20"/>
+          <w:szCs w:val="22"/>
+        </w:rPr>
+        <w:lastRenderedPageBreak/>
+        <w:drawing>
+          <wp:inline distT="0" distB="0" distL="0" distR="0" wp14:anchorId="3F8FF44B" wp14:editId="3B974BFF">
+            <wp:extent cx="3714750" cy="2786268"/>
+            <wp:effectExtent l="0" t="0" r="0" b="0"/>
+            <wp:docPr id="614899218" name="그림 3"/>
+            <wp:cNvGraphicFramePr>
+              <a:graphicFrameLocks xmlns:a="http://schemas.openxmlformats.org/drawingml/2006/main" noChangeAspect="1"/>
+            </wp:cNvGraphicFramePr>
+            <a:graphic xmlns:a="http://schemas.openxmlformats.org/drawingml/2006/main">
+              <a:graphicData uri="http://schemas.openxmlformats.org/drawingml/2006/picture">
+                <pic:pic xmlns:pic="http://schemas.openxmlformats.org/drawingml/2006/picture">
+                  <pic:nvPicPr>
+                    <pic:cNvPr id="614899218" name="그림 614899218"/>
+                    <pic:cNvPicPr/>
+                  </pic:nvPicPr>
+                  <pic:blipFill>
+                    <a:blip r:embed="rId11">
+                      <a:extLst>
+                        <a:ext uri="{28A0092B-C50C-407E-A947-70E740481C1C}">
+                          <a14:useLocalDpi xmlns:a14="http://schemas.microsoft.com/office/drawing/2010/main" val="0"/>
+                        </a:ext>
+                      </a:extLst>
+                    </a:blip>
+                    <a:stretch>
+                      <a:fillRect/>
+                    </a:stretch>
+                  </pic:blipFill>
+                  <pic:spPr>
+                    <a:xfrm>
+                      <a:off x="0" y="0"/>
+                      <a:ext cx="3727029" cy="2795478"/>
+                    </a:xfrm>
+                    <a:prstGeom prst="rect">
+                      <a:avLst/>
+                    </a:prstGeom>
+                  </pic:spPr>
+                </pic:pic>
+              </a:graphicData>
+            </a:graphic>
+          </wp:inline>
+        </w:drawing>
+      </w:r>
+    </w:p>
+    <w:p>
+      <w:pPr>
+        <w:rPr>
+          <w:sz w:val="20"/>
+          <w:szCs w:val="22"/>
+        </w:rPr>
+      </w:pPr>
+      <w:r>
+        <w:rPr>
+          <w:rFonts w:hint="eastAsia"/>
+          <w:sz w:val="20"/>
+          <w:szCs w:val="22"/>
+        </w:rPr>
+        <w:t>&lt;figure 7: 800 Hz&gt;</w:t>
+      </w:r>
+    </w:p>
+    <w:p>
+      <w:pPr>
+        <w:rPr>
+          <w:sz w:val="20"/>
+          <w:szCs w:val="22"/>
+        </w:rPr>
+      </w:pPr>
+      <w:r>
+        <w:rPr>
+          <w:sz w:val="20"/>
+          <w:szCs w:val="22"/>
+        </w:rPr>
+        <w:t>alpha=10.792</w:t>
+      </w:r>
+      <w:r>
+        <w:rPr>
+          <w:rFonts w:hint="eastAsia"/>
+          <w:sz w:val="20"/>
+          <w:szCs w:val="22"/>
+        </w:rPr>
+        <w:t>9</w:t>
+      </w:r>
+      <w:r>
+        <w:rPr>
+          <w:sz w:val="20"/>
+          <w:szCs w:val="22"/>
+        </w:rPr>
+        <w:t xml:space="preserve"> -&gt; v=345.371</w:t>
+      </w:r>
+      <w:r>
+        <w:rPr>
+          <w:rFonts w:hint="eastAsia"/>
+          <w:sz w:val="20"/>
+          <w:szCs w:val="22"/>
+        </w:rPr>
+        <w:t xml:space="preserve"> m/s</w:t>
+      </w:r>
+      <w:r>
+        <w:rPr>
+          <w:sz w:val="20"/>
+          <w:szCs w:val="22"/>
+        </w:rPr>
+        <w:br/>
+      </w:r>
+      <w:r>
+        <w:rPr>
+          <w:sz w:val="20"/>
+          <w:szCs w:val="22"/>
+        </w:rPr>
+        <w:t>beta=0.96106  -&gt; n=1 is the start</w:t>
+      </w:r>
+      <w:r>
+        <w:rPr>
+          <w:sz w:val="20"/>
+          <w:szCs w:val="22"/>
+        </w:rPr>
+        <w:br/>
+      </w:r>
+      <w:r>
+        <w:rPr>
+          <w:sz w:val="20"/>
+          <w:szCs w:val="22"/>
+        </w:rPr>
+        <w:t>RMSE=0.34272</w:t>
+      </w:r>
+      <w:r>
+        <w:rPr>
+          <w:rFonts w:hint="eastAsia"/>
+          <w:sz w:val="20"/>
+          <w:szCs w:val="22"/>
+        </w:rPr>
+        <w:t>1</w:t>
+      </w:r>
+      <w:r>
+        <w:rPr>
+          <w:sz w:val="20"/>
+          <w:szCs w:val="22"/>
+        </w:rPr>
+        <w:br/>
+      </w:r>
+      <w:r>
+        <w:rPr>
+          <w:sz w:val="20"/>
+          <w:szCs w:val="22"/>
+        </w:rPr>
+        <w:t>R^2=0.99991</w:t>
+      </w:r>
+      <w:r>
+        <w:rPr>
+          <w:rFonts w:hint="eastAsia"/>
+          <w:sz w:val="20"/>
+          <w:szCs w:val="22"/>
+        </w:rPr>
+        <w:t>4</w:t>
+      </w:r>
+    </w:p>
+    <w:p>
+      <w:pPr>
+        <w:rPr>
+          <w:sz w:val="20"/>
+          <w:szCs w:val="22"/>
+        </w:rPr>
+      </w:pPr>
+      <w:r>
+        <w:rPr>
+          <w:rFonts w:hint="eastAsia"/>
+          <w:sz w:val="20"/>
+          <w:szCs w:val="22"/>
+        </w:rPr>
+        <w:t>이 결과를 해석</w:t>
+      </w:r>
+      <w:r>
+        <w:rPr>
+          <w:rFonts w:hint="eastAsia"/>
+          <w:sz w:val="20"/>
+          <w:szCs w:val="22"/>
+        </w:rPr>
+        <w:t>해보자.</w:t>
+      </w:r>
+      <w:r>
+        <w:rPr>
+          <w:rFonts w:hint="eastAsia"/>
+          <w:sz w:val="20"/>
+          <w:szCs w:val="22"/>
+        </w:rPr>
+        <w:t xml:space="preserve"> </w:t>
+      </w:r>
+      <w:r>
+        <w:rPr>
+          <w:rFonts w:hint="eastAsia"/>
+          <w:sz w:val="20"/>
+          <w:szCs w:val="22"/>
+        </w:rPr>
+        <w:t xml:space="preserve">alpha는 </w:t>
+      </w:r>
+      <m:oMath>
+        <m:f>
+          <m:fPr>
+            <m:ctrlPr>
+              <w:rPr>
+                <w:rFonts w:ascii="Cambria Math" w:hAnsi="Cambria Math"/>
+                <w:sz w:val="20"/>
+                <w:szCs w:val="22"/>
+              </w:rPr>
+            </m:ctrlPr>
+          </m:fPr>
+          <m:num>
+            <m:r>
+              <w:rPr>
+                <w:rFonts w:ascii="Cambria Math" w:hAnsi="Cambria Math"/>
+                <w:sz w:val="20"/>
+                <w:szCs w:val="22"/>
+              </w:rPr>
+              <m:t>λ</m:t>
+            </m:r>
+          </m:num>
+          <m:den>
+            <m:r>
+              <w:rPr>
+                <w:rFonts w:ascii="Cambria Math" w:hAnsi="Cambria Math"/>
+                <w:sz w:val="20"/>
+                <w:szCs w:val="22"/>
+              </w:rPr>
+              <m:t>4</m:t>
+            </m:r>
+          </m:den>
+        </m:f>
+      </m:oMath>
+      <w:r>
+        <w:rPr>
+          <w:rFonts w:hint="eastAsia"/>
+          <w:sz w:val="20"/>
+          <w:szCs w:val="22"/>
+        </w:rPr>
+        <w:t xml:space="preserve"> 이므로 </w:t>
+      </w:r>
+      <w:r>
+        <w:rPr>
+          <w:rFonts w:hint="eastAsia"/>
+          <w:sz w:val="20"/>
+          <w:szCs w:val="22"/>
+        </w:rPr>
+        <w:t xml:space="preserve">43.2 cm이고, 이를 이용하여 v를 계산하면 v=345.371 m/s임을 알 수 있다. 또한, </w:t>
+      </w:r>
+      <m:oMath>
+        <m:r>
+          <w:rPr>
+            <w:rFonts w:ascii="Cambria Math" w:hAnsi="Cambria Math"/>
+            <w:sz w:val="20"/>
+            <w:szCs w:val="22"/>
+          </w:rPr>
+          <m:t>β</m:t>
+        </m:r>
+      </m:oMath>
+      <w:r>
+        <w:rPr>
+          <w:rFonts w:hint="eastAsia"/>
+          <w:sz w:val="20"/>
+          <w:szCs w:val="22"/>
+        </w:rPr>
+        <w:t xml:space="preserve">가 1에 가까운 수 이므로, 실험에서 찾은 가장 작은 진동의 최대가 첫번째 공명 지점이었다는 것도 알 수 있다. </w:t>
+      </w:r>
+    </w:p>
+    <w:p>
+      <w:pPr>
+        <w:rPr>
+          <w:sz w:val="20"/>
+          <w:szCs w:val="22"/>
+        </w:rPr>
+      </w:pPr>
+      <w:r>
+        <w:rPr>
+          <w:rFonts w:hint="eastAsia"/>
+          <w:sz w:val="20"/>
+          <w:szCs w:val="22"/>
+        </w:rPr>
+        <w:t>같은 방법으로 다른 실험들도 분석하자. 900 Hz로 진행한 실험을 피팅하면 다음과 같다:</w:t>
+      </w:r>
+    </w:p>
+    <w:p>
+      <w:pPr>
+        <w:rPr>
+          <w:sz w:val="20"/>
+          <w:szCs w:val="22"/>
+        </w:rPr>
+      </w:pPr>
+      <w:r>
+        <w:rPr>
+          <w:rFonts w:hint="eastAsia"/>
+          <w:noProof/>
+          <w:sz w:val="20"/>
+          <w:szCs w:val="22"/>
+        </w:rPr>
+        <w:drawing>
+          <wp:inline distT="0" distB="0" distL="0" distR="0" wp14:anchorId="4704D26B" wp14:editId="26940705">
+            <wp:extent cx="3670300" cy="2752928"/>
+            <wp:effectExtent l="0" t="0" r="6350" b="9525"/>
+            <wp:docPr id="805982734" name="그림 4"/>
+            <wp:cNvGraphicFramePr>
+              <a:graphicFrameLocks xmlns:a="http://schemas.openxmlformats.org/drawingml/2006/main" noChangeAspect="1"/>
+            </wp:cNvGraphicFramePr>
+            <a:graphic xmlns:a="http://schemas.openxmlformats.org/drawingml/2006/main">
+              <a:graphicData uri="http://schemas.openxmlformats.org/drawingml/2006/picture">
+                <pic:pic xmlns:pic="http://schemas.openxmlformats.org/drawingml/2006/picture">
+                  <pic:nvPicPr>
+                    <pic:cNvPr id="805982734" name="그림 805982734"/>
+                    <pic:cNvPicPr/>
+                  </pic:nvPicPr>
+                  <pic:blipFill>
+                    <a:blip r:embed="rId12">
+                      <a:extLst>
+                        <a:ext uri="{28A0092B-C50C-407E-A947-70E740481C1C}">
+                          <a14:useLocalDpi xmlns:a14="http://schemas.microsoft.com/office/drawing/2010/main" val="0"/>
+                        </a:ext>
+                      </a:extLst>
+                    </a:blip>
+                    <a:stretch>
+                      <a:fillRect/>
+                    </a:stretch>
+                  </pic:blipFill>
+                  <pic:spPr>
+                    <a:xfrm>
+                      <a:off x="0" y="0"/>
+                      <a:ext cx="3679873" cy="2760109"/>
+                    </a:xfrm>
+                    <a:prstGeom prst="rect">
+                      <a:avLst/>
+                    </a:prstGeom>
+                  </pic:spPr>
+                </pic:pic>
+              </a:graphicData>
+            </a:graphic>
+          </wp:inline>
+        </w:drawing>
+      </w:r>
+    </w:p>
+    <w:p>
+      <w:pPr>
+        <w:rPr>
+          <w:sz w:val="20"/>
+          <w:szCs w:val="22"/>
+        </w:rPr>
+      </w:pPr>
+      <w:r>
+        <w:rPr>
+          <w:rFonts w:hint="eastAsia"/>
+          <w:sz w:val="20"/>
+          <w:szCs w:val="22"/>
+        </w:rPr>
+        <w:t>&lt;figure 8: 900 Hz&gt;</w:t>
+      </w:r>
+    </w:p>
+    <w:p>
+      <w:pPr>
+        <w:rPr>
+          <w:sz w:val="20"/>
+          <w:szCs w:val="22"/>
+        </w:rPr>
+      </w:pPr>
+    </w:p>
+    <w:p>
+      <w:pPr>
+        <w:rPr>
+          <w:sz w:val="20"/>
+          <w:szCs w:val="22"/>
+        </w:rPr>
+      </w:pPr>
+      <w:r>
+        <w:rPr>
+          <w:sz w:val="20"/>
+          <w:szCs w:val="22"/>
+        </w:rPr>
+        <w:lastRenderedPageBreak/>
+        <w:t>alpha=9.</w:t>
+      </w:r>
+      <w:r>
+        <w:rPr>
+          <w:rFonts w:hint="eastAsia"/>
+          <w:sz w:val="20"/>
+          <w:szCs w:val="22"/>
+        </w:rPr>
+        <w:t>60</w:t>
+      </w:r>
+      <w:r>
+        <w:rPr>
+          <w:sz w:val="20"/>
+          <w:szCs w:val="22"/>
+        </w:rPr>
+        <w:t xml:space="preserve"> -&gt; v=345.</w:t>
+      </w:r>
+      <w:r>
+        <w:rPr>
+          <w:rFonts w:hint="eastAsia"/>
+          <w:sz w:val="20"/>
+          <w:szCs w:val="22"/>
+        </w:rPr>
+        <w:t>6 m/s</w:t>
+      </w:r>
+      <w:r>
+        <w:rPr>
+          <w:sz w:val="20"/>
+          <w:szCs w:val="22"/>
+        </w:rPr>
+        <w:br/>
+      </w:r>
+      <w:r>
+        <w:rPr>
+          <w:sz w:val="20"/>
+          <w:szCs w:val="22"/>
+        </w:rPr>
+        <w:t>beta=0.942708  -&gt;n=1 is the start</w:t>
+      </w:r>
+      <w:r>
+        <w:rPr>
+          <w:sz w:val="20"/>
+          <w:szCs w:val="22"/>
+        </w:rPr>
+        <w:br/>
+      </w:r>
+      <w:r>
+        <w:rPr>
+          <w:sz w:val="20"/>
+          <w:szCs w:val="22"/>
+        </w:rPr>
+        <w:t>RMSE=0.365148</w:t>
+      </w:r>
+      <w:r>
+        <w:rPr>
+          <w:sz w:val="20"/>
+          <w:szCs w:val="22"/>
+        </w:rPr>
+        <w:br/>
+      </w:r>
+      <w:r>
+        <w:rPr>
+          <w:sz w:val="20"/>
+          <w:szCs w:val="22"/>
+        </w:rPr>
+        <w:t>R^2=0.999876</w:t>
+      </w:r>
+    </w:p>
+    <w:p>
+      <w:pPr>
+        <w:rPr>
+          <w:sz w:val="20"/>
+          <w:szCs w:val="22"/>
+        </w:rPr>
+      </w:pPr>
+      <w:r>
+        <w:rPr>
+          <w:rFonts w:hint="eastAsia"/>
+          <w:sz w:val="20"/>
+          <w:szCs w:val="22"/>
+        </w:rPr>
+        <w:t xml:space="preserve">이 때, </w:t>
+      </w:r>
+      <m:oMath>
+        <m:r>
+          <w:rPr>
+            <w:rFonts w:ascii="Cambria Math" w:hAnsi="Cambria Math"/>
+            <w:sz w:val="20"/>
+            <w:szCs w:val="22"/>
+          </w:rPr>
+          <m:t>α</m:t>
+        </m:r>
+      </m:oMath>
+      <w:r>
+        <w:rPr>
+          <w:rFonts w:hint="eastAsia"/>
+          <w:sz w:val="20"/>
+          <w:szCs w:val="22"/>
+        </w:rPr>
+        <w:t xml:space="preserve">를 이용해 파장을 구하면 38.4 cm이고, 이를 이용해 소리의 속력을 구하면 v=345.6 m/s이다. 그리고, </w:t>
+      </w:r>
+      <m:oMath>
+        <m:r>
+          <w:rPr>
+            <w:rFonts w:ascii="Cambria Math" w:hAnsi="Cambria Math"/>
+            <w:sz w:val="20"/>
+            <w:szCs w:val="22"/>
+          </w:rPr>
+          <m:t>β</m:t>
+        </m:r>
+      </m:oMath>
+      <w:r>
+        <w:rPr>
+          <w:rFonts w:hint="eastAsia"/>
+          <w:sz w:val="20"/>
+          <w:szCs w:val="22"/>
+        </w:rPr>
+        <w:t>의 값이 1에 가까우므로 n=1인 상황부터 측정을 시작했다고 볼 수 있다.</w:t>
+      </w:r>
+    </w:p>
+    <w:p>
+      <w:pPr>
+        <w:rPr>
+          <w:sz w:val="20"/>
+          <w:szCs w:val="22"/>
+        </w:rPr>
+      </w:pPr>
+      <w:r>
+        <w:rPr>
+          <w:rFonts w:hint="eastAsia"/>
+          <w:sz w:val="20"/>
+          <w:szCs w:val="22"/>
+        </w:rPr>
+        <w:t>1000 Hz의 상황도 마찬가지로 분석하면:</w:t>
+      </w:r>
+    </w:p>
+    <w:p>
+      <w:pPr>
+        <w:rPr>
+          <w:sz w:val="20"/>
+          <w:szCs w:val="22"/>
+        </w:rPr>
+      </w:pPr>
+      <w:r>
+        <w:rPr>
+          <w:rFonts w:hint="eastAsia"/>
+          <w:noProof/>
+          <w:sz w:val="20"/>
+          <w:szCs w:val="22"/>
+        </w:rPr>
+        <w:drawing>
+          <wp:inline distT="0" distB="0" distL="0" distR="0" wp14:anchorId="4B18C114" wp14:editId="7F029EF4">
+            <wp:extent cx="3902846" cy="2927350"/>
+            <wp:effectExtent l="0" t="0" r="2540" b="6350"/>
+            <wp:docPr id="2092826393" name="그림 5"/>
+            <wp:cNvGraphicFramePr>
+              <a:graphicFrameLocks xmlns:a="http://schemas.openxmlformats.org/drawingml/2006/main" noChangeAspect="1"/>
+            </wp:cNvGraphicFramePr>
+            <a:graphic xmlns:a="http://schemas.openxmlformats.org/drawingml/2006/main">
+              <a:graphicData uri="http://schemas.openxmlformats.org/drawingml/2006/picture">
+                <pic:pic xmlns:pic="http://schemas.openxmlformats.org/drawingml/2006/picture">
+                  <pic:nvPicPr>
+                    <pic:cNvPr id="2092826393" name="그림 2092826393"/>
+                    <pic:cNvPicPr/>
+                  </pic:nvPicPr>
+                  <pic:blipFill>
+                    <a:blip r:embed="rId13">
+                      <a:extLst>
+                        <a:ext uri="{28A0092B-C50C-407E-A947-70E740481C1C}">
+                          <a14:useLocalDpi xmlns:a14="http://schemas.microsoft.com/office/drawing/2010/main" val="0"/>
+                        </a:ext>
+                      </a:extLst>
+                    </a:blip>
+                    <a:stretch>
+                      <a:fillRect/>
+                    </a:stretch>
+                  </pic:blipFill>
+                  <pic:spPr>
+                    <a:xfrm>
+                      <a:off x="0" y="0"/>
+                      <a:ext cx="3914826" cy="2936336"/>
+                    </a:xfrm>
+                    <a:prstGeom prst="rect">
+                      <a:avLst/>
+                    </a:prstGeom>
+                  </pic:spPr>
+                </pic:pic>
+              </a:graphicData>
+            </a:graphic>
+          </wp:inline>
+        </w:drawing>
+      </w:r>
+    </w:p>
+    <w:p>
+      <w:pPr>
+        <w:rPr>
+          <w:sz w:val="20"/>
+          <w:szCs w:val="22"/>
+        </w:rPr>
+      </w:pPr>
+      <w:r>
+        <w:rPr>
+          <w:rFonts w:hint="eastAsia"/>
+          <w:sz w:val="20"/>
+          <w:szCs w:val="22"/>
+        </w:rPr>
+        <w:t>&lt;figure 9: 1000 Hz&gt;</w:t>
+      </w:r>
+    </w:p>
+    <w:p>
+      <w:pPr>
+        <w:rPr>
+          <w:sz w:val="20"/>
+          <w:szCs w:val="22"/>
+        </w:rPr>
+      </w:pPr>
+      <w:r>
+        <w:rPr>
+          <w:sz w:val="20"/>
+          <w:szCs w:val="22"/>
+        </w:rPr>
+        <w:t>alpha=8.70714  -&gt; v=348.28</w:t>
+      </w:r>
+      <w:r>
+        <w:rPr>
+          <w:rFonts w:hint="eastAsia"/>
+          <w:sz w:val="20"/>
+          <w:szCs w:val="22"/>
+        </w:rPr>
+        <w:t>6 m/s</w:t>
+      </w:r>
+      <w:r>
+        <w:rPr>
+          <w:sz w:val="20"/>
+          <w:szCs w:val="22"/>
+        </w:rPr>
+        <w:br/>
+      </w:r>
+      <w:r>
+        <w:rPr>
+          <w:sz w:val="20"/>
+          <w:szCs w:val="22"/>
+        </w:rPr>
+        <w:t>beta=1.9096</w:t>
+      </w:r>
+      <w:r>
+        <w:rPr>
+          <w:rFonts w:hint="eastAsia"/>
+          <w:sz w:val="20"/>
+          <w:szCs w:val="22"/>
+        </w:rPr>
+        <w:t>3</w:t>
+      </w:r>
+      <w:r>
+        <w:rPr>
+          <w:sz w:val="20"/>
+          <w:szCs w:val="22"/>
+        </w:rPr>
+        <w:t xml:space="preserve">  -&gt; n=2 is the start</w:t>
+      </w:r>
+      <w:r>
+        <w:rPr>
+          <w:sz w:val="20"/>
+          <w:szCs w:val="22"/>
+        </w:rPr>
+        <w:br/>
+      </w:r>
+      <w:r>
+        <w:rPr>
+          <w:sz w:val="20"/>
+          <w:szCs w:val="22"/>
+        </w:rPr>
+        <w:t>RMSE=0.44810</w:t>
+      </w:r>
+      <w:r>
+        <w:rPr>
+          <w:sz w:val="20"/>
+          <w:szCs w:val="22"/>
+        </w:rPr>
+        <w:br/>
+      </w:r>
+      <w:r>
+        <w:rPr>
+          <w:sz w:val="20"/>
+          <w:szCs w:val="22"/>
+        </w:rPr>
+        <w:t>R^2=0.999773</w:t>
+      </w:r>
+    </w:p>
+    <w:p>
+      <w:pPr>
+        <w:rPr>
+          <w:sz w:val="20"/>
+          <w:szCs w:val="22"/>
+        </w:rPr>
+      </w:pPr>
+      <w:r>
+        <w:rPr>
+          <w:rFonts w:hint="eastAsia"/>
+          <w:sz w:val="20"/>
+          <w:szCs w:val="22"/>
+        </w:rPr>
+        <w:t xml:space="preserve">이 때의 </w:t>
+      </w:r>
+      <m:oMath>
+        <m:r>
+          <w:rPr>
+            <w:rFonts w:ascii="Cambria Math" w:hAnsi="Cambria Math"/>
+            <w:sz w:val="20"/>
+            <w:szCs w:val="22"/>
+          </w:rPr>
+          <m:t>α</m:t>
+        </m:r>
+      </m:oMath>
+      <w:r>
+        <w:rPr>
+          <w:rFonts w:hint="eastAsia"/>
+          <w:sz w:val="20"/>
+          <w:szCs w:val="22"/>
+        </w:rPr>
+        <w:t xml:space="preserve">를 이용해 파장을 구하면 34.8cm이고, v=348.286 m/s이다. 이 경우엔 </w:t>
+      </w:r>
+      <m:oMath>
+        <m:r>
+          <w:rPr>
+            <w:rFonts w:ascii="Cambria Math" w:hAnsi="Cambria Math"/>
+            <w:sz w:val="20"/>
+            <w:szCs w:val="22"/>
+          </w:rPr>
+          <m:t>β</m:t>
+        </m:r>
+      </m:oMath>
+      <w:r>
+        <w:rPr>
+          <w:rFonts w:hint="eastAsia"/>
+          <w:sz w:val="20"/>
+          <w:szCs w:val="22"/>
+        </w:rPr>
+        <w:t xml:space="preserve">가 거의 2에 가깝다. 즉, 실험으로 측정한 가장 작은 공명 길이는 사실 가장 작은 것이 아니라, 두 번째 진동 길이인 것으로 생각할 수 있다. </w:t>
+      </w:r>
+    </w:p>
+    <w:p>
+      <w:pPr>
+        <w:pStyle w:val="a6"/>
+        <w:numPr>
+          <w:ilvl w:val="0"/>
+          <w:numId w:val="1"/>
+        </w:numPr>
+        <w:rPr>
+          <w:sz w:val="24"/>
+          <w:szCs w:val="28"/>
+        </w:rPr>
+      </w:pPr>
+      <w:r>
+        <w:rPr>
+          <w:rFonts w:hint="eastAsia"/>
+          <w:sz w:val="24"/>
+          <w:szCs w:val="28"/>
+        </w:rPr>
+        <w:t>Experiment 4</w:t>
+      </w:r>
+    </w:p>
+    <w:p>
+      <w:pPr>
+        <w:rPr>
+          <w:sz w:val="20"/>
+          <w:szCs w:val="22"/>
+        </w:rPr>
+      </w:pPr>
+      <w:r>
+        <w:rPr>
+          <w:rFonts w:hint="eastAsia"/>
+          <w:sz w:val="20"/>
+          <w:szCs w:val="22"/>
+        </w:rPr>
+        <w:t xml:space="preserve"> 이 실험의 목표는 튜브 속의 피스톤 위치를 조정하며, 소리의 속력을 측정하는 것이다. 자세히 설명하자면, 소리가 스피커에서 생성되고, 이 파동이 마이크를 처음으로 지난다. 이 파동은 이후, 피스톤에 반사되어 마이크를 다시 지난다. 그리고, 오실로스코프에 출력된 데이터를 바탕으로 두 소리 사이의 시간간격을 측정한다. 이 시간간격은 마이크와 피스톤 사이의 길이의 2배를 소리의 속력으로 이동하는데 걸리는 시간과 같다. 즉, 소리의 속력을 구할 수 있다. </w:t>
+      </w:r>
+    </w:p>
+    <w:p>
+      <w:pPr>
+        <w:rPr>
+          <w:sz w:val="20"/>
+          <w:szCs w:val="22"/>
+        </w:rPr>
+      </w:pPr>
+      <w:r>
+        <w:rPr>
+          <w:rFonts w:hint="eastAsia"/>
+          <w:sz w:val="20"/>
+          <w:szCs w:val="22"/>
+        </w:rPr>
+        <w:lastRenderedPageBreak/>
+        <w:t xml:space="preserve"> 다음은 이 실험에서 측정한 데이터이다. </w:t>
+      </w:r>
+    </w:p>
+    <w:tbl>
+      <w:tblPr>
+        <w:tblStyle w:val="aa"/>
+        <w:tblW w:w="0" w:type="auto"/>
+        <w:tblLook w:val="04A0" w:firstRow="1" w:lastRow="0" w:firstColumn="1" w:lastColumn="0" w:noHBand="0" w:noVBand="1"/>
+      </w:tblPr>
+      <w:tblGrid>
+        <w:gridCol w:w="3005"/>
+        <w:gridCol w:w="3005"/>
+        <w:gridCol w:w="3006"/>
+      </w:tblGrid>
+      <w:tr>
+        <w:tc>
+          <w:tcPr>
+            <w:tcW w:w="3005" w:type="dxa"/>
+          </w:tcPr>
+          <w:p>
+            <w:pPr>
+              <w:rPr>
+                <w:rFonts w:hint="eastAsia"/>
+                <w:sz w:val="20"/>
+                <w:szCs w:val="22"/>
+              </w:rPr>
+            </w:pPr>
+            <w:r>
+              <w:rPr>
+                <w:rFonts w:hint="eastAsia"/>
+                <w:sz w:val="20"/>
+                <w:szCs w:val="22"/>
+              </w:rPr>
+              <w:t>No.</w:t>
+            </w:r>
+          </w:p>
+        </w:tc>
+        <w:tc>
+          <w:tcPr>
+            <w:tcW w:w="3005" w:type="dxa"/>
+          </w:tcPr>
+          <w:p>
+            <w:pPr>
+              <w:rPr>
+                <w:rFonts w:hint="eastAsia"/>
+                <w:sz w:val="20"/>
+                <w:szCs w:val="22"/>
+              </w:rPr>
+            </w:pPr>
+            <w:r>
+              <w:rPr>
+                <w:rFonts w:hint="eastAsia"/>
+                <w:sz w:val="20"/>
+                <w:szCs w:val="22"/>
+              </w:rPr>
+              <w:t>Distance, d(cm)</w:t>
+            </w:r>
+          </w:p>
+        </w:tc>
+        <w:tc>
+          <w:tcPr>
+            <w:tcW w:w="3006" w:type="dxa"/>
+          </w:tcPr>
+          <w:p>
+            <w:pPr>
+              <w:rPr>
+                <w:rFonts w:hint="eastAsia"/>
+                <w:sz w:val="20"/>
+                <w:szCs w:val="22"/>
+              </w:rPr>
+            </w:pPr>
+            <w:r>
+              <w:rPr>
+                <w:rFonts w:hint="eastAsia"/>
+                <w:sz w:val="20"/>
+                <w:szCs w:val="22"/>
+              </w:rPr>
+              <w:t xml:space="preserve">Time interval, </w:t>
+            </w:r>
+            <m:oMath>
+              <m:r>
+                <m:rPr>
+                  <m:sty m:val="p"/>
+                </m:rPr>
+                <w:rPr>
+                  <w:rFonts w:ascii="Cambria Math" w:hAnsi="Cambria Math"/>
+                  <w:sz w:val="20"/>
+                  <w:szCs w:val="22"/>
+                </w:rPr>
+                <m:t>Δ</m:t>
+              </m:r>
+              <m:r>
+                <w:rPr>
+                  <w:rFonts w:ascii="Cambria Math" w:hAnsi="Cambria Math"/>
+                  <w:sz w:val="20"/>
+                  <w:szCs w:val="22"/>
+                </w:rPr>
+                <m:t>t</m:t>
+              </m:r>
+              <m:d>
+                <m:dPr>
+                  <m:ctrlPr>
+                    <w:rPr>
+                      <w:rFonts w:ascii="Cambria Math" w:hAnsi="Cambria Math"/>
+                      <w:sz w:val="20"/>
+                      <w:szCs w:val="22"/>
+                    </w:rPr>
+                  </m:ctrlPr>
+                </m:dPr>
+                <m:e>
+                  <m:r>
+                    <w:rPr>
+                      <w:rFonts w:ascii="Cambria Math" w:hAnsi="Cambria Math"/>
+                      <w:sz w:val="20"/>
+                      <w:szCs w:val="22"/>
+                    </w:rPr>
+                    <m:t>ms</m:t>
+                  </m:r>
+                </m:e>
+              </m:d>
+            </m:oMath>
+          </w:p>
+        </w:tc>
+      </w:tr>
+      <w:tr>
+        <w:tc>
+          <w:tcPr>
+            <w:tcW w:w="3005" w:type="dxa"/>
+          </w:tcPr>
+          <w:p>
+            <w:pPr>
+              <w:rPr>
+                <w:rFonts w:hint="eastAsia"/>
+                <w:sz w:val="20"/>
+                <w:szCs w:val="22"/>
+              </w:rPr>
+            </w:pPr>
+            <w:r>
+              <w:rPr>
+                <w:rFonts w:hint="eastAsia"/>
+                <w:sz w:val="20"/>
+                <w:szCs w:val="22"/>
+              </w:rPr>
+              <w:t>1</w:t>
+            </w:r>
+          </w:p>
+        </w:tc>
+        <w:tc>
+          <w:tcPr>
+            <w:tcW w:w="3005" w:type="dxa"/>
+          </w:tcPr>
+          <w:p>
+            <w:pPr>
+              <w:rPr>
+                <w:rFonts w:hint="eastAsia"/>
+                <w:sz w:val="20"/>
+                <w:szCs w:val="22"/>
+              </w:rPr>
+            </w:pPr>
+            <w:r>
+              <w:rPr>
+                <w:rFonts w:hint="eastAsia"/>
+                <w:sz w:val="20"/>
+                <w:szCs w:val="22"/>
+              </w:rPr>
+              <w:t>67</w:t>
+            </w:r>
+          </w:p>
+        </w:tc>
+        <w:tc>
+          <w:tcPr>
+            <w:tcW w:w="3006" w:type="dxa"/>
+          </w:tcPr>
+          <w:p>
+            <w:pPr>
+              <w:rPr>
+                <w:rFonts w:hint="eastAsia"/>
+                <w:sz w:val="20"/>
+                <w:szCs w:val="22"/>
+              </w:rPr>
+            </w:pPr>
+            <w:r>
+              <w:rPr>
+                <w:rFonts w:hint="eastAsia"/>
+                <w:sz w:val="20"/>
+                <w:szCs w:val="22"/>
+              </w:rPr>
+              <w:t>3.68</w:t>
+            </w:r>
+          </w:p>
+        </w:tc>
+      </w:tr>
+      <w:tr>
+        <w:tc>
+          <w:tcPr>
+            <w:tcW w:w="3005" w:type="dxa"/>
+          </w:tcPr>
+          <w:p>
+            <w:pPr>
+              <w:rPr>
+                <w:rFonts w:hint="eastAsia"/>
+                <w:sz w:val="20"/>
+                <w:szCs w:val="22"/>
+              </w:rPr>
+            </w:pPr>
+            <w:r>
+              <w:rPr>
+                <w:rFonts w:hint="eastAsia"/>
+                <w:sz w:val="20"/>
+                <w:szCs w:val="22"/>
+              </w:rPr>
+              <w:t>2</w:t>
+            </w:r>
+          </w:p>
+        </w:tc>
+        <w:tc>
+          <w:tcPr>
+            <w:tcW w:w="3005" w:type="dxa"/>
+          </w:tcPr>
+          <w:p>
+            <w:pPr>
+              <w:rPr>
+                <w:rFonts w:hint="eastAsia"/>
+                <w:sz w:val="20"/>
+                <w:szCs w:val="22"/>
+              </w:rPr>
+            </w:pPr>
+            <w:r>
+              <w:rPr>
+                <w:rFonts w:hint="eastAsia"/>
+                <w:sz w:val="20"/>
+                <w:szCs w:val="22"/>
+              </w:rPr>
+              <w:t>81</w:t>
+            </w:r>
+          </w:p>
+        </w:tc>
+        <w:tc>
+          <w:tcPr>
+            <w:tcW w:w="3006" w:type="dxa"/>
+          </w:tcPr>
+          <w:p>
+            <w:pPr>
+              <w:rPr>
+                <w:rFonts w:hint="eastAsia"/>
+                <w:sz w:val="20"/>
+                <w:szCs w:val="22"/>
+              </w:rPr>
+            </w:pPr>
+            <w:r>
+              <w:rPr>
+                <w:rFonts w:hint="eastAsia"/>
+                <w:sz w:val="20"/>
+                <w:szCs w:val="22"/>
+              </w:rPr>
+              <w:t>4.62</w:t>
+            </w:r>
+          </w:p>
+        </w:tc>
+      </w:tr>
+      <w:tr>
+        <w:tc>
+          <w:tcPr>
+            <w:tcW w:w="3005" w:type="dxa"/>
+          </w:tcPr>
+          <w:p>
+            <w:pPr>
+              <w:rPr>
+                <w:rFonts w:hint="eastAsia"/>
+                <w:sz w:val="20"/>
+                <w:szCs w:val="22"/>
+              </w:rPr>
+            </w:pPr>
+            <w:r>
+              <w:rPr>
+                <w:rFonts w:hint="eastAsia"/>
+                <w:sz w:val="20"/>
+                <w:szCs w:val="22"/>
+              </w:rPr>
+              <w:t>3</w:t>
+            </w:r>
+          </w:p>
+        </w:tc>
+        <w:tc>
+          <w:tcPr>
+            <w:tcW w:w="3005" w:type="dxa"/>
+          </w:tcPr>
+          <w:p>
+            <w:pPr>
+              <w:rPr>
+                <w:rFonts w:hint="eastAsia"/>
+                <w:sz w:val="20"/>
+                <w:szCs w:val="22"/>
+              </w:rPr>
+            </w:pPr>
+            <w:r>
+              <w:rPr>
+                <w:rFonts w:hint="eastAsia"/>
+                <w:sz w:val="20"/>
+                <w:szCs w:val="22"/>
+              </w:rPr>
+              <w:t>94</w:t>
+            </w:r>
+          </w:p>
+        </w:tc>
+        <w:tc>
+          <w:tcPr>
+            <w:tcW w:w="3006" w:type="dxa"/>
+          </w:tcPr>
+          <w:p>
+            <w:pPr>
+              <w:rPr>
+                <w:rFonts w:hint="eastAsia"/>
+                <w:sz w:val="20"/>
+                <w:szCs w:val="22"/>
+              </w:rPr>
+            </w:pPr>
+            <w:r>
+              <w:rPr>
+                <w:rFonts w:hint="eastAsia"/>
+                <w:sz w:val="20"/>
+                <w:szCs w:val="22"/>
+              </w:rPr>
+              <w:t>5.32</w:t>
+            </w:r>
+          </w:p>
+        </w:tc>
+      </w:tr>
+      <w:tr>
+        <w:tc>
+          <w:tcPr>
+            <w:tcW w:w="3005" w:type="dxa"/>
+          </w:tcPr>
+          <w:p>
+            <w:pPr>
+              <w:rPr>
+                <w:rFonts w:hint="eastAsia"/>
+                <w:sz w:val="20"/>
+                <w:szCs w:val="22"/>
+              </w:rPr>
+            </w:pPr>
+            <w:r>
+              <w:rPr>
+                <w:rFonts w:hint="eastAsia"/>
+                <w:sz w:val="20"/>
+                <w:szCs w:val="22"/>
+              </w:rPr>
+              <w:t>4</w:t>
+            </w:r>
+          </w:p>
+        </w:tc>
+        <w:tc>
+          <w:tcPr>
+            <w:tcW w:w="3005" w:type="dxa"/>
+          </w:tcPr>
+          <w:p>
+            <w:pPr>
+              <w:rPr>
+                <w:rFonts w:hint="eastAsia"/>
+                <w:sz w:val="20"/>
+                <w:szCs w:val="22"/>
+              </w:rPr>
+            </w:pPr>
+            <w:r>
+              <w:rPr>
+                <w:rFonts w:hint="eastAsia"/>
+                <w:sz w:val="20"/>
+                <w:szCs w:val="22"/>
+              </w:rPr>
+              <w:t>112</w:t>
+            </w:r>
+          </w:p>
+        </w:tc>
+        <w:tc>
+          <w:tcPr>
+            <w:tcW w:w="3006" w:type="dxa"/>
+          </w:tcPr>
+          <w:p>
+            <w:pPr>
+              <w:rPr>
+                <w:rFonts w:hint="eastAsia"/>
+                <w:sz w:val="20"/>
+                <w:szCs w:val="22"/>
+              </w:rPr>
+            </w:pPr>
+            <w:r>
+              <w:rPr>
+                <w:rFonts w:hint="eastAsia"/>
+                <w:sz w:val="20"/>
+                <w:szCs w:val="22"/>
+              </w:rPr>
+              <w:t>6.34</w:t>
+            </w:r>
+          </w:p>
+        </w:tc>
+      </w:tr>
+    </w:tbl>
+    <w:p>
+      <w:pPr>
+        <w:rPr>
+          <w:sz w:val="20"/>
+          <w:szCs w:val="22"/>
+        </w:rPr>
+      </w:pPr>
+    </w:p>
+    <w:p>
+      <w:pPr>
+        <w:rPr>
+          <w:sz w:val="20"/>
+          <w:szCs w:val="22"/>
+        </w:rPr>
+      </w:pPr>
+      <w:r>
+        <w:rPr>
+          <w:rFonts w:hint="eastAsia"/>
+          <w:sz w:val="20"/>
+          <w:szCs w:val="22"/>
+        </w:rPr>
+        <w:t xml:space="preserve">이를 측정하기 위해 활용한 그래프는 다음과 같다. </w:t>
+      </w:r>
+    </w:p>
+    <w:p>
+      <w:pPr>
+        <w:rPr>
+          <w:sz w:val="20"/>
+          <w:szCs w:val="22"/>
+        </w:rPr>
+      </w:pPr>
+      <w:r>
+        <w:rPr>
+          <w:rFonts w:hint="eastAsia"/>
+          <w:noProof/>
+          <w:sz w:val="20"/>
+          <w:szCs w:val="22"/>
+        </w:rPr>
+        <w:drawing>
+          <wp:inline distT="0" distB="0" distL="0" distR="0" wp14:anchorId="4CB8ADDB" wp14:editId="23D49E26">
+            <wp:extent cx="2753170" cy="1778000"/>
+            <wp:effectExtent l="0" t="0" r="9525" b="0"/>
+            <wp:docPr id="933525816" name="그림 6"/>
+            <wp:cNvGraphicFramePr>
+              <a:graphicFrameLocks xmlns:a="http://schemas.openxmlformats.org/drawingml/2006/main" noChangeAspect="1"/>
+            </wp:cNvGraphicFramePr>
+            <a:graphic xmlns:a="http://schemas.openxmlformats.org/drawingml/2006/main">
+              <a:graphicData uri="http://schemas.openxmlformats.org/drawingml/2006/picture">
+                <pic:pic xmlns:pic="http://schemas.openxmlformats.org/drawingml/2006/picture">
+                  <pic:nvPicPr>
+                    <pic:cNvPr id="933525816" name="그림 933525816"/>
+                    <pic:cNvPicPr/>
+                  </pic:nvPicPr>
+                  <pic:blipFill>
+                    <a:blip r:embed="rId14" cstate="print">
+                      <a:extLst>
+                        <a:ext uri="{28A0092B-C50C-407E-A947-70E740481C1C}">
+                          <a14:useLocalDpi xmlns:a14="http://schemas.microsoft.com/office/drawing/2010/main" val="0"/>
+                        </a:ext>
+                      </a:extLst>
+                    </a:blip>
+                    <a:stretch>
+                      <a:fillRect/>
+                    </a:stretch>
+                  </pic:blipFill>
+                  <pic:spPr>
+                    <a:xfrm>
+                      <a:off x="0" y="0"/>
+                      <a:ext cx="2762711" cy="1784161"/>
+                    </a:xfrm>
+                    <a:prstGeom prst="rect">
+                      <a:avLst/>
+                    </a:prstGeom>
+                  </pic:spPr>
+                </pic:pic>
+              </a:graphicData>
+            </a:graphic>
+          </wp:inline>
+        </w:drawing>
+      </w:r>
+      <w:r>
+        <w:rPr>
+          <w:rFonts w:hint="eastAsia"/>
+          <w:noProof/>
+          <w:sz w:val="20"/>
+          <w:szCs w:val="22"/>
+        </w:rPr>
+        <w:drawing>
+          <wp:inline distT="0" distB="0" distL="0" distR="0" wp14:anchorId="07C2A899" wp14:editId="5C64D88E">
+            <wp:extent cx="2421697" cy="1802992"/>
+            <wp:effectExtent l="0" t="0" r="0" b="6985"/>
+            <wp:docPr id="1393065109" name="그림 7"/>
+            <wp:cNvGraphicFramePr>
+              <a:graphicFrameLocks xmlns:a="http://schemas.openxmlformats.org/drawingml/2006/main" noChangeAspect="1"/>
+            </wp:cNvGraphicFramePr>
+            <a:graphic xmlns:a="http://schemas.openxmlformats.org/drawingml/2006/main">
+              <a:graphicData uri="http://schemas.openxmlformats.org/drawingml/2006/picture">
+                <pic:pic xmlns:pic="http://schemas.openxmlformats.org/drawingml/2006/picture">
+                  <pic:nvPicPr>
+                    <pic:cNvPr id="1393065109" name="그림 1393065109"/>
+                    <pic:cNvPicPr/>
+                  </pic:nvPicPr>
+                  <pic:blipFill>
+                    <a:blip r:embed="rId15" cstate="print">
+                      <a:extLst>
+                        <a:ext uri="{28A0092B-C50C-407E-A947-70E740481C1C}">
+                          <a14:useLocalDpi xmlns:a14="http://schemas.microsoft.com/office/drawing/2010/main" val="0"/>
+                        </a:ext>
+                      </a:extLst>
+                    </a:blip>
+                    <a:stretch>
+                      <a:fillRect/>
+                    </a:stretch>
+                  </pic:blipFill>
+                  <pic:spPr>
+                    <a:xfrm>
+                      <a:off x="0" y="0"/>
+                      <a:ext cx="2436813" cy="1814246"/>
+                    </a:xfrm>
+                    <a:prstGeom prst="rect">
+                      <a:avLst/>
+                    </a:prstGeom>
+                  </pic:spPr>
+                </pic:pic>
+              </a:graphicData>
+            </a:graphic>
+          </wp:inline>
+        </w:drawing>
+      </w:r>
+    </w:p>
+    <w:p>
+      <w:pPr>
+        <w:rPr>
+          <w:rFonts w:hint="eastAsia"/>
+          <w:sz w:val="20"/>
+          <w:szCs w:val="22"/>
+        </w:rPr>
+      </w:pPr>
+      <w:r>
+        <w:rPr>
+          <w:rFonts w:hint="eastAsia"/>
+          <w:sz w:val="20"/>
+          <w:szCs w:val="22"/>
+        </w:rPr>
+        <w:t>&lt;figure 10: 67 cm&gt;</w:t>
+      </w:r>
+      <w:r>
+        <w:rPr>
+          <w:sz w:val="20"/>
+          <w:szCs w:val="22"/>
+        </w:rPr>
+        <w:tab/>
+      </w:r>
+      <w:r>
+        <w:rPr>
+          <w:sz w:val="20"/>
+          <w:szCs w:val="22"/>
+        </w:rPr>
+        <w:tab/>
+      </w:r>
+      <w:r>
+        <w:rPr>
+          <w:sz w:val="20"/>
+          <w:szCs w:val="22"/>
+        </w:rPr>
+        <w:tab/>
+      </w:r>
+      <w:r>
+        <w:rPr>
+          <w:rFonts w:hint="eastAsia"/>
+          <w:sz w:val="20"/>
+          <w:szCs w:val="22"/>
+        </w:rPr>
+        <w:t xml:space="preserve">   &lt;figure 11: 81 cm&gt;</w:t>
+      </w:r>
+    </w:p>
+    <w:p>
+      <w:pPr>
+        <w:rPr>
+          <w:sz w:val="20"/>
+          <w:szCs w:val="22"/>
+        </w:rPr>
+      </w:pPr>
+      <w:r>
+        <w:rPr>
+          <w:rFonts w:hint="eastAsia"/>
+          <w:noProof/>
+          <w:sz w:val="20"/>
+          <w:szCs w:val="22"/>
+        </w:rPr>
+        <w:drawing>
+          <wp:inline distT="0" distB="0" distL="0" distR="0" wp14:anchorId="70500FD0" wp14:editId="541FA0B3">
+            <wp:extent cx="2733090" cy="1739900"/>
+            <wp:effectExtent l="0" t="0" r="0" b="0"/>
+            <wp:docPr id="443689813" name="그림 8"/>
+            <wp:cNvGraphicFramePr>
+              <a:graphicFrameLocks xmlns:a="http://schemas.openxmlformats.org/drawingml/2006/main" noChangeAspect="1"/>
+            </wp:cNvGraphicFramePr>
+            <a:graphic xmlns:a="http://schemas.openxmlformats.org/drawingml/2006/main">
+              <a:graphicData uri="http://schemas.openxmlformats.org/drawingml/2006/picture">
+                <pic:pic xmlns:pic="http://schemas.openxmlformats.org/drawingml/2006/picture">
+                  <pic:nvPicPr>
+                    <pic:cNvPr id="443689813" name="그림 443689813"/>
+                    <pic:cNvPicPr/>
+                  </pic:nvPicPr>
+                  <pic:blipFill>
+                    <a:blip r:embed="rId16" cstate="print">
+                      <a:extLst>
+                        <a:ext uri="{28A0092B-C50C-407E-A947-70E740481C1C}">
+                          <a14:useLocalDpi xmlns:a14="http://schemas.microsoft.com/office/drawing/2010/main" val="0"/>
+                        </a:ext>
+                      </a:extLst>
+                    </a:blip>
+                    <a:stretch>
+                      <a:fillRect/>
+                    </a:stretch>
+                  </pic:blipFill>
+                  <pic:spPr>
+                    <a:xfrm>
+                      <a:off x="0" y="0"/>
+                      <a:ext cx="2766114" cy="1760923"/>
+                    </a:xfrm>
+                    <a:prstGeom prst="rect">
+                      <a:avLst/>
+                    </a:prstGeom>
+                  </pic:spPr>
+                </pic:pic>
+              </a:graphicData>
+            </a:graphic>
+          </wp:inline>
+        </w:drawing>
+      </w:r>
+      <w:r>
+        <w:rPr>
+          <w:rFonts w:hint="eastAsia"/>
+          <w:noProof/>
+          <w:sz w:val="20"/>
+          <w:szCs w:val="22"/>
+        </w:rPr>
+        <w:drawing>
+          <wp:inline distT="0" distB="0" distL="0" distR="0" wp14:anchorId="2EDD7B3A" wp14:editId="566AA3ED">
+            <wp:extent cx="2677366" cy="1746250"/>
+            <wp:effectExtent l="0" t="0" r="8890" b="6350"/>
+            <wp:docPr id="885877794" name="그림 9"/>
+            <wp:cNvGraphicFramePr>
+              <a:graphicFrameLocks xmlns:a="http://schemas.openxmlformats.org/drawingml/2006/main" noChangeAspect="1"/>
+            </wp:cNvGraphicFramePr>
+            <a:graphic xmlns:a="http://schemas.openxmlformats.org/drawingml/2006/main">
+              <a:graphicData uri="http://schemas.openxmlformats.org/drawingml/2006/picture">
+                <pic:pic xmlns:pic="http://schemas.openxmlformats.org/drawingml/2006/picture">
+                  <pic:nvPicPr>
+                    <pic:cNvPr id="885877794" name="그림 885877794"/>
+                    <pic:cNvPicPr/>
+                  </pic:nvPicPr>
+                  <pic:blipFill>
+                    <a:blip r:embed="rId17" cstate="print">
+                      <a:extLst>
+                        <a:ext uri="{28A0092B-C50C-407E-A947-70E740481C1C}">
+                          <a14:useLocalDpi xmlns:a14="http://schemas.microsoft.com/office/drawing/2010/main" val="0"/>
+                        </a:ext>
+                      </a:extLst>
+                    </a:blip>
+                    <a:stretch>
+                      <a:fillRect/>
+                    </a:stretch>
+                  </pic:blipFill>
+                  <pic:spPr>
+                    <a:xfrm>
+                      <a:off x="0" y="0"/>
+                      <a:ext cx="2688834" cy="1753730"/>
+                    </a:xfrm>
+                    <a:prstGeom prst="rect">
+                      <a:avLst/>
+                    </a:prstGeom>
+                  </pic:spPr>
+                </pic:pic>
+              </a:graphicData>
+            </a:graphic>
+          </wp:inline>
+        </w:drawing>
+      </w:r>
+    </w:p>
+    <w:p>
+      <w:pPr>
+        <w:rPr>
+          <w:sz w:val="20"/>
+          <w:szCs w:val="22"/>
+        </w:rPr>
+      </w:pPr>
+      <w:r>
+        <w:rPr>
+          <w:rFonts w:hint="eastAsia"/>
+          <w:sz w:val="20"/>
+          <w:szCs w:val="22"/>
+        </w:rPr>
+        <w:t>&lt;figure 12: 94 cm&gt;</w:t>
+      </w:r>
+      <w:r>
+        <w:rPr>
+          <w:sz w:val="20"/>
+          <w:szCs w:val="22"/>
+        </w:rPr>
+        <w:tab/>
+      </w:r>
+      <w:r>
+        <w:rPr>
+          <w:sz w:val="20"/>
+          <w:szCs w:val="22"/>
+        </w:rPr>
+        <w:tab/>
+      </w:r>
+      <w:r>
+        <w:rPr>
+          <w:sz w:val="20"/>
+          <w:szCs w:val="22"/>
+        </w:rPr>
+        <w:tab/>
+      </w:r>
+      <w:r>
+        <w:rPr>
+          <w:rFonts w:hint="eastAsia"/>
+          <w:sz w:val="20"/>
+          <w:szCs w:val="22"/>
+        </w:rPr>
+        <w:t xml:space="preserve">   &lt;figure 13: 112 cm&gt;</w:t>
+      </w:r>
+    </w:p>
+    <w:p>
+      <w:pPr>
+        <w:rPr>
+          <w:sz w:val="20"/>
+          <w:szCs w:val="22"/>
+        </w:rPr>
+      </w:pPr>
+    </w:p>
+    <w:p>
+      <w:pPr>
+        <w:rPr>
+          <w:sz w:val="20"/>
+          <w:szCs w:val="22"/>
+        </w:rPr>
+      </w:pPr>
+      <w:r>
+        <w:rPr>
+          <w:rFonts w:hint="eastAsia"/>
+          <w:sz w:val="20"/>
+          <w:szCs w:val="22"/>
+        </w:rPr>
+        <w:t xml:space="preserve">이로부터 구한 </w:t>
+      </w:r>
+      <m:oMath>
+        <m:r>
+          <m:rPr>
+            <m:sty m:val="p"/>
+          </m:rPr>
+          <w:rPr>
+            <w:rFonts w:ascii="Cambria Math" w:hAnsi="Cambria Math"/>
+            <w:sz w:val="20"/>
+            <w:szCs w:val="22"/>
+          </w:rPr>
+          <m:t>Δ</m:t>
+        </m:r>
+        <m:r>
+          <w:rPr>
+            <w:rFonts w:ascii="Cambria Math" w:hAnsi="Cambria Math"/>
+            <w:sz w:val="20"/>
+            <w:szCs w:val="22"/>
+          </w:rPr>
+          <m:t>t</m:t>
+        </m:r>
+      </m:oMath>
+      <w:r>
+        <w:rPr>
+          <w:rFonts w:hint="eastAsia"/>
+          <w:sz w:val="20"/>
+          <w:szCs w:val="22"/>
+        </w:rPr>
+        <w:t>와 d의 관계는 소리의 속도를 v라 할 때,</w:t>
+      </w:r>
+    </w:p>
+    <w:p>
+      <w:pPr>
+        <w:rPr>
+          <w:sz w:val="20"/>
+          <w:szCs w:val="22"/>
+        </w:rPr>
+      </w:pPr>
+      <m:oMathPara>
+        <m:oMath>
+          <m:r>
+            <w:rPr>
+              <w:rFonts w:ascii="Cambria Math" w:hAnsi="Cambria Math"/>
+              <w:sz w:val="20"/>
+              <w:szCs w:val="22"/>
+            </w:rPr>
+            <m:t>d=</m:t>
+          </m:r>
+          <m:f>
+            <m:fPr>
+              <m:ctrlPr>
+                <w:rPr>
+                  <w:rFonts w:ascii="Cambria Math" w:hAnsi="Cambria Math"/>
+                  <w:sz w:val="20"/>
+                  <w:szCs w:val="22"/>
+                </w:rPr>
+              </m:ctrlPr>
+            </m:fPr>
+            <m:num>
+              <m:r>
+                <w:rPr>
+                  <w:rFonts w:ascii="Cambria Math" w:hAnsi="Cambria Math"/>
+                  <w:sz w:val="20"/>
+                  <w:szCs w:val="22"/>
+                </w:rPr>
+                <m:t>1</m:t>
+              </m:r>
+            </m:num>
+            <m:den>
+              <m:r>
+                <w:rPr>
+                  <w:rFonts w:ascii="Cambria Math" w:hAnsi="Cambria Math"/>
+                  <w:sz w:val="20"/>
+                  <w:szCs w:val="22"/>
+                </w:rPr>
+                <m:t>2</m:t>
+              </m:r>
+            </m:den>
+          </m:f>
+          <m:r>
+            <w:rPr>
+              <w:rFonts w:ascii="Cambria Math" w:hAnsi="Cambria Math"/>
+              <w:sz w:val="20"/>
+              <w:szCs w:val="22"/>
+            </w:rPr>
+            <m:t>v</m:t>
+          </m:r>
+          <m:r>
+            <m:rPr>
+              <m:sty m:val="p"/>
+            </m:rPr>
+            <w:rPr>
+              <w:rFonts w:ascii="Cambria Math" w:hAnsi="Cambria Math"/>
+              <w:sz w:val="20"/>
+              <w:szCs w:val="22"/>
+            </w:rPr>
+            <m:t>Δ</m:t>
+          </m:r>
+          <m:r>
+            <w:rPr>
+              <w:rFonts w:ascii="Cambria Math" w:hAnsi="Cambria Math"/>
+              <w:sz w:val="20"/>
+              <w:szCs w:val="22"/>
+            </w:rPr>
+            <m:t>t</m:t>
+          </m:r>
+        </m:oMath>
+      </m:oMathPara>
+    </w:p>
+    <w:p>
+      <w:pPr>
+        <w:rPr>
+          <w:sz w:val="20"/>
+          <w:szCs w:val="22"/>
+        </w:rPr>
+      </w:pPr>
+      <w:r>
+        <w:rPr>
+          <w:rFonts w:hint="eastAsia"/>
+          <w:sz w:val="20"/>
+          <w:szCs w:val="22"/>
+        </w:rPr>
+        <w:t>이다. 이 때, 이를 실험에서 구한 값을 이용해 피팅하면,</w:t>
+      </w:r>
+    </w:p>
+    <w:p>
+      <w:pPr>
+        <w:rPr>
+          <w:sz w:val="20"/>
+          <w:szCs w:val="22"/>
+        </w:rPr>
+      </w:pPr>
+      <w:r>
+        <w:rPr>
+          <w:rFonts w:hint="eastAsia"/>
+          <w:noProof/>
+          <w:sz w:val="20"/>
+          <w:szCs w:val="22"/>
+        </w:rPr>
+        <w:lastRenderedPageBreak/>
+        <w:drawing>
+          <wp:inline distT="0" distB="0" distL="0" distR="0" wp14:anchorId="02FB1FF0" wp14:editId="1DD624F0">
+            <wp:extent cx="3676650" cy="2757691"/>
+            <wp:effectExtent l="0" t="0" r="0" b="5080"/>
+            <wp:docPr id="1488733568" name="그림 10"/>
+            <wp:cNvGraphicFramePr>
+              <a:graphicFrameLocks xmlns:a="http://schemas.openxmlformats.org/drawingml/2006/main" noChangeAspect="1"/>
+            </wp:cNvGraphicFramePr>
+            <a:graphic xmlns:a="http://schemas.openxmlformats.org/drawingml/2006/main">
+              <a:graphicData uri="http://schemas.openxmlformats.org/drawingml/2006/picture">
+                <pic:pic xmlns:pic="http://schemas.openxmlformats.org/drawingml/2006/picture">
+                  <pic:nvPicPr>
+                    <pic:cNvPr id="1488733568" name="그림 1488733568"/>
+                    <pic:cNvPicPr/>
+                  </pic:nvPicPr>
+                  <pic:blipFill>
+                    <a:blip r:embed="rId18">
+                      <a:extLst>
+                        <a:ext uri="{28A0092B-C50C-407E-A947-70E740481C1C}">
+                          <a14:useLocalDpi xmlns:a14="http://schemas.microsoft.com/office/drawing/2010/main" val="0"/>
+                        </a:ext>
+                      </a:extLst>
+                    </a:blip>
+                    <a:stretch>
+                      <a:fillRect/>
+                    </a:stretch>
+                  </pic:blipFill>
+                  <pic:spPr>
+                    <a:xfrm>
+                      <a:off x="0" y="0"/>
+                      <a:ext cx="3692865" cy="2769853"/>
+                    </a:xfrm>
+                    <a:prstGeom prst="rect">
+                      <a:avLst/>
+                    </a:prstGeom>
+                  </pic:spPr>
+                </pic:pic>
+              </a:graphicData>
+            </a:graphic>
+          </wp:inline>
+        </w:drawing>
+      </w:r>
+    </w:p>
+    <w:p>
+      <w:pPr>
+        <w:rPr>
+          <w:sz w:val="20"/>
+          <w:szCs w:val="22"/>
+        </w:rPr>
+      </w:pPr>
+      <w:r>
+        <w:rPr>
+          <w:rFonts w:hint="eastAsia"/>
+          <w:sz w:val="20"/>
+          <w:szCs w:val="22"/>
+        </w:rPr>
+        <w:t xml:space="preserve">&lt;figure 14: </w:t>
+      </w:r>
+      <m:oMath>
+        <m:r>
+          <w:rPr>
+            <w:rFonts w:ascii="Cambria Math" w:hAnsi="Cambria Math"/>
+            <w:sz w:val="20"/>
+            <w:szCs w:val="22"/>
+          </w:rPr>
+          <m:t>d</m:t>
+        </m:r>
+        <m:r>
+          <w:rPr>
+            <w:rFonts w:ascii="Cambria Math" w:hAnsi="Cambria Math"/>
+            <w:sz w:val="20"/>
+            <w:szCs w:val="22"/>
+          </w:rPr>
+          <m:t xml:space="preserve"> </m:t>
+        </m:r>
+        <m:r>
+          <w:rPr>
+            <w:rFonts w:ascii="Cambria Math" w:hAnsi="Cambria Math"/>
+            <w:sz w:val="20"/>
+            <w:szCs w:val="22"/>
+          </w:rPr>
+          <m:t>vs</m:t>
+        </m:r>
+        <m:r>
+          <w:rPr>
+            <w:rFonts w:ascii="Cambria Math" w:hAnsi="Cambria Math"/>
+            <w:sz w:val="20"/>
+            <w:szCs w:val="22"/>
+          </w:rPr>
+          <m:t xml:space="preserve"> </m:t>
+        </m:r>
+        <m:r>
+          <m:rPr>
+            <m:sty m:val="p"/>
+          </m:rPr>
+          <w:rPr>
+            <w:rFonts w:ascii="Cambria Math" w:hAnsi="Cambria Math"/>
+            <w:sz w:val="20"/>
+            <w:szCs w:val="22"/>
+          </w:rPr>
+          <m:t>Δ</m:t>
+        </m:r>
+        <m:r>
+          <w:rPr>
+            <w:rFonts w:ascii="Cambria Math" w:hAnsi="Cambria Math"/>
+            <w:sz w:val="20"/>
+            <w:szCs w:val="22"/>
+          </w:rPr>
+          <m:t>t</m:t>
+        </m:r>
+      </m:oMath>
+      <w:r>
+        <w:rPr>
+          <w:rFonts w:hint="eastAsia"/>
+          <w:sz w:val="20"/>
+          <w:szCs w:val="22"/>
+        </w:rPr>
+        <w:t>&gt;</w:t>
+      </w:r>
+    </w:p>
+    <w:p>
+      <w:pPr>
+        <w:rPr>
+          <w:sz w:val="20"/>
+          <w:szCs w:val="22"/>
+        </w:rPr>
+      </w:pPr>
+      <w:r>
+        <w:rPr>
+          <w:sz w:val="20"/>
+          <w:szCs w:val="22"/>
+        </w:rPr>
+        <w:t>v=355.3</w:t>
+      </w:r>
+      <w:r>
+        <w:rPr>
+          <w:rFonts w:hint="eastAsia"/>
+          <w:sz w:val="20"/>
+          <w:szCs w:val="22"/>
+        </w:rPr>
+        <w:t>80 m/s</w:t>
+      </w:r>
+      <w:r>
+        <w:rPr>
+          <w:sz w:val="20"/>
+          <w:szCs w:val="22"/>
+        </w:rPr>
+        <w:br/>
+      </w:r>
+      <w:r>
+        <w:rPr>
+          <w:sz w:val="20"/>
+          <w:szCs w:val="22"/>
+        </w:rPr>
+        <w:t>RMSE=0.010604</w:t>
+      </w:r>
+      <w:r>
+        <w:rPr>
+          <w:sz w:val="20"/>
+          <w:szCs w:val="22"/>
+        </w:rPr>
+        <w:br/>
+      </w:r>
+      <w:r>
+        <w:rPr>
+          <w:sz w:val="20"/>
+          <w:szCs w:val="22"/>
+        </w:rPr>
+        <w:t>R^2=0.99591</w:t>
+      </w:r>
+      <w:r>
+        <w:rPr>
+          <w:rFonts w:hint="eastAsia"/>
+          <w:sz w:val="20"/>
+          <w:szCs w:val="22"/>
+        </w:rPr>
+        <w:t>5</w:t>
+      </w:r>
+    </w:p>
+    <w:p>
+      <w:pPr>
+        <w:rPr>
+          <w:sz w:val="20"/>
+          <w:szCs w:val="22"/>
+        </w:rPr>
+      </w:pPr>
+      <w:r>
+        <w:rPr>
+          <w:rFonts w:hint="eastAsia"/>
+          <w:sz w:val="20"/>
+          <w:szCs w:val="22"/>
+        </w:rPr>
+        <w:t>이로부터 계산한 v의 값은 355.380 m/s라고 생각할 수 있다.</w:t>
+      </w:r>
+    </w:p>
+    <w:p>
+      <w:pPr>
+        <w:pStyle w:val="a6"/>
+        <w:numPr>
+          <w:ilvl w:val="0"/>
+          <w:numId w:val="1"/>
+        </w:numPr>
+        <w:rPr>
+          <w:sz w:val="24"/>
+          <w:szCs w:val="28"/>
+        </w:rPr>
+      </w:pPr>
+      <w:r>
+        <w:rPr>
+          <w:rFonts w:hint="eastAsia"/>
+          <w:sz w:val="24"/>
+          <w:szCs w:val="28"/>
+        </w:rPr>
+        <w:t>DISCUSSION</w:t>
+      </w:r>
+    </w:p>
+    <w:p>
+      <w:pPr>
+        <w:rPr>
+          <w:sz w:val="20"/>
+          <w:szCs w:val="22"/>
+        </w:rPr>
+      </w:pPr>
+      <w:r>
+        <w:rPr>
+          <w:rFonts w:hint="eastAsia"/>
+          <w:sz w:val="20"/>
+          <w:szCs w:val="22"/>
+        </w:rPr>
+        <w:t xml:space="preserve"> </w:t>
+      </w:r>
+      <w:r>
+        <w:rPr>
+          <w:rFonts w:hint="eastAsia"/>
+          <w:sz w:val="20"/>
+          <w:szCs w:val="22"/>
+        </w:rPr>
+        <w:t xml:space="preserve">이 실험에서, 한쪽 </w:t>
+      </w:r>
+      <w:r>
+        <w:rPr>
+          <w:rFonts w:hint="eastAsia"/>
+          <w:sz w:val="20"/>
+          <w:szCs w:val="22"/>
+        </w:rPr>
+        <w:t>끝에 스피커를 가져다 대었다. 이</w:t>
+      </w:r>
+      <w:r>
+        <w:rPr>
+          <w:rFonts w:hint="eastAsia"/>
+          <w:sz w:val="20"/>
+          <w:szCs w:val="22"/>
+        </w:rPr>
+        <w:t xml:space="preserve">를 막힌 벽으로 생각해야 할까? 아니면 열린 구멍으로 생각해야 할까? </w:t>
+      </w:r>
+      <w:r>
+        <w:rPr>
+          <w:rFonts w:hint="eastAsia"/>
+          <w:sz w:val="20"/>
+          <w:szCs w:val="22"/>
+        </w:rPr>
+        <w:t xml:space="preserve">만약 이를 막힌 벽으로 생각한다면 실제로 실험했을 때 </w:t>
+      </w:r>
+      <w:r>
+        <w:rPr>
+          <w:rFonts w:hint="eastAsia"/>
+          <w:sz w:val="20"/>
+          <w:szCs w:val="22"/>
+        </w:rPr>
+        <w:t xml:space="preserve">막힌 벽과 같은 효과를 내는 것으로 측정되었을 것이다. 하지만, 두 실험 모두에서 스피커가 있는 쪽을 막힌 벽으로 생각해야 할 결과가 나타나지 않았고, 오히려 뚫린 구멍이라고 가정할 때의 이론적 경우에 더 부합한 결과가 관측되었다. </w:t>
+      </w:r>
+    </w:p>
+    <w:p>
+      <w:pPr>
+        <w:rPr>
+          <w:sz w:val="20"/>
+          <w:szCs w:val="22"/>
+        </w:rPr>
+      </w:pPr>
+      <w:r>
+        <w:rPr>
+          <w:rFonts w:hint="eastAsia"/>
+          <w:sz w:val="20"/>
+          <w:szCs w:val="22"/>
+        </w:rPr>
+        <w:t xml:space="preserve"> 한편, 실험을 설계하는 과정에서 스피커가 벽 같은 역할을 하지 않도록 하기 위해 관에서 몇 cm 띄워두었다. 그렇다면 왜 몇 cm 띄우는 행위가 스피커를 벽이 아니게 해줄 수 있는 것일까? 이는 유체의 성질을 생각하면 해석할 수 있다. 일반적인 유체에서, 압력은 모든 방향을 향해 나타난다. 입자 하나하나에는 특정 방향으로 힘이 가해질 수 있지만, 그 수가 매우 많기 때문에 거시적인 관점에서 입자를 바라볼 때엔 그 입자가 주변 공간에 공평하게 압력을 가한다고 해석하는 것이 타당하다. 즉, 진동 튜브 안에서 소리가 전파됨에 따라 특정 부분의 압력이 소리의 파형에 맞게 변하는 과정에서, 그 압력은 </w:t>
+      </w:r>
+      <w:r>
+        <w:rPr>
+          <w:rFonts w:hint="eastAsia"/>
+          <w:sz w:val="20"/>
+          <w:szCs w:val="22"/>
+        </w:rPr>
+        <w:t>튜브의 긴 쪽과 평행한 방향뿐만 아니라, 튜브의 벽에 수직인 방향에도 존재한다는 것이다. 하지만 이는 튜브가 충분히 단단한 고체이기에 튜브 내부를 해석할 때엔 고려하지 않는다. (이를, 공기는 방사형으로 퍼지고자 하지만 튜브의 형태에 의해 그렇게 퍼지려 하는 효과가 상쇄된다고 볼 수도 있다.)</w:t>
+      </w:r>
+    </w:p>
+    <w:p>
+      <w:pPr>
+        <w:rPr>
+          <w:sz w:val="20"/>
+          <w:szCs w:val="22"/>
+        </w:rPr>
+      </w:pPr>
+      <w:r>
+        <w:rPr>
+          <w:rFonts w:hint="eastAsia"/>
+          <w:sz w:val="20"/>
+          <w:szCs w:val="22"/>
+        </w:rPr>
+        <w:t xml:space="preserve"> 즉, 스피커와 튜브 사이의 몇 cm 거리에서, 공기 입자는 모든 방향으로 유효한 압력을 갖게 되고, 스피커에 반사되어 다시 마이크에 도달할 만큼의 진폭이 남지 않게 된다. (아주 미세하게는 진</w:t>
+      </w:r>
+      <w:r>
+        <w:rPr>
+          <w:rFonts w:hint="eastAsia"/>
+          <w:sz w:val="20"/>
+          <w:szCs w:val="22"/>
+        </w:rPr>
+        <w:lastRenderedPageBreak/>
+        <w:t>폭이 남을 수도 있지만, 튜브 내부에서도 방사형으로 퍼지려는 효과가 상쇄되며 이동한 거리의 제곱 분의 1 만큼으로 진폭이 줄어들 것을 생각하면, 이는 거의 없는 효과라고 볼 수 있다.)</w:t>
+      </w:r>
+    </w:p>
+    <w:p>
+      <w:pPr>
+        <w:rPr>
+          <w:sz w:val="20"/>
+          <w:szCs w:val="22"/>
+        </w:rPr>
+      </w:pPr>
+      <w:r>
+        <w:rPr>
+          <w:rFonts w:hint="eastAsia"/>
+          <w:sz w:val="20"/>
+          <w:szCs w:val="22"/>
+        </w:rPr>
+        <w:t xml:space="preserve"> </w:t>
+      </w:r>
+    </w:p>
+    <w:p>
+      <w:pPr>
+        <w:rPr>
+          <w:sz w:val="20"/>
+          <w:szCs w:val="22"/>
+        </w:rPr>
+      </w:pPr>
+      <w:r>
+        <w:rPr>
+          <w:rFonts w:hint="eastAsia"/>
+          <w:sz w:val="20"/>
+          <w:szCs w:val="22"/>
+        </w:rPr>
+        <w:t xml:space="preserve">4번 실험을 돌이켜볼 때, </w:t>
+      </w:r>
+      <w:r>
+        <w:rPr>
+          <w:sz w:val="20"/>
+          <w:szCs w:val="22"/>
+        </w:rPr>
+        <w:t>d와</w:t>
+      </w:r>
+      <w:r>
+        <w:rPr>
+          <w:rFonts w:hint="eastAsia"/>
+          <w:sz w:val="20"/>
+          <w:szCs w:val="22"/>
+        </w:rPr>
+        <w:t xml:space="preserve"> </w:t>
+      </w:r>
+      <m:oMath>
+        <m:r>
+          <w:rPr>
+            <w:rFonts w:ascii="Cambria Math" w:hAnsi="Cambria Math"/>
+            <w:sz w:val="20"/>
+            <w:szCs w:val="22"/>
+          </w:rPr>
+          <m:t>Δt</m:t>
+        </m:r>
+      </m:oMath>
+      <w:r>
+        <w:rPr>
+          <w:rFonts w:hint="eastAsia"/>
+          <w:sz w:val="20"/>
+          <w:szCs w:val="22"/>
+        </w:rPr>
+        <w:t xml:space="preserve"> 사이의 기울기를 피팅을 통해 구하는 방법도 있지만, 단순히 각 경우에 대해 </w:t>
+      </w:r>
+      <w:r>
+        <w:rPr>
+          <w:rFonts w:hint="eastAsia"/>
+          <w:sz w:val="20"/>
+          <w:szCs w:val="22"/>
+        </w:rPr>
+        <w:t>2</w:t>
+      </w:r>
+      <w:r>
+        <w:rPr>
+          <w:rFonts w:hint="eastAsia"/>
+          <w:sz w:val="20"/>
+          <w:szCs w:val="22"/>
+        </w:rPr>
+        <w:t xml:space="preserve">d를 </w:t>
+      </w:r>
+      <m:oMath>
+        <m:r>
+          <m:rPr>
+            <m:sty m:val="p"/>
+          </m:rPr>
+          <w:rPr>
+            <w:rFonts w:ascii="Cambria Math" w:hAnsi="Cambria Math"/>
+            <w:sz w:val="20"/>
+            <w:szCs w:val="22"/>
+          </w:rPr>
+          <m:t>Δ</m:t>
+        </m:r>
+        <m:r>
+          <w:rPr>
+            <w:rFonts w:ascii="Cambria Math" w:hAnsi="Cambria Math"/>
+            <w:sz w:val="20"/>
+            <w:szCs w:val="22"/>
+          </w:rPr>
+          <m:t>t</m:t>
+        </m:r>
+      </m:oMath>
+      <w:r>
+        <w:rPr>
+          <w:rFonts w:hint="eastAsia"/>
+          <w:sz w:val="20"/>
+          <w:szCs w:val="22"/>
+        </w:rPr>
+        <w:t xml:space="preserve">로 나누어 계산한 뒤 </w:t>
+      </w:r>
+      <w:r>
+        <w:rPr>
+          <w:rFonts w:hint="eastAsia"/>
+          <w:sz w:val="20"/>
+          <w:szCs w:val="22"/>
+        </w:rPr>
+        <w:t xml:space="preserve">평균을 구하는 방법도 있다. 무엇이 더 적절할까? </w:t>
+      </w:r>
+    </w:p>
+    <w:p>
+      <w:pPr>
+        <w:rPr>
+          <w:sz w:val="20"/>
+          <w:szCs w:val="22"/>
+        </w:rPr>
+      </w:pPr>
+      <w:r>
+        <w:rPr>
+          <w:rFonts w:hint="eastAsia"/>
+          <w:sz w:val="20"/>
+          <w:szCs w:val="22"/>
+        </w:rPr>
+        <w:t xml:space="preserve">이를 수치적으로 비교해보자면, 4번의 측정을 통해 구해진 4개의 소리의 속력은 각각 </w:t>
+      </w:r>
+      <w:r>
+        <w:rPr>
+          <w:sz w:val="20"/>
+          <w:szCs w:val="22"/>
+        </w:rPr>
+        <w:t>353.312</w:t>
+      </w:r>
+      <w:r>
+        <w:rPr>
+          <w:rFonts w:hint="eastAsia"/>
+          <w:sz w:val="20"/>
+          <w:szCs w:val="22"/>
+        </w:rPr>
+        <w:t xml:space="preserve"> m/s</w:t>
+      </w:r>
+      <w:r>
+        <w:rPr>
+          <w:sz w:val="20"/>
+          <w:szCs w:val="22"/>
+        </w:rPr>
+        <w:t>, 353.383</w:t>
+      </w:r>
+      <w:r>
+        <w:rPr>
+          <w:rFonts w:hint="eastAsia"/>
+          <w:sz w:val="20"/>
+          <w:szCs w:val="22"/>
+        </w:rPr>
+        <w:t xml:space="preserve"> m/s</w:t>
+      </w:r>
+      <w:r>
+        <w:rPr>
+          <w:sz w:val="20"/>
+          <w:szCs w:val="22"/>
+        </w:rPr>
+        <w:t>, 350.649</w:t>
+      </w:r>
+      <w:r>
+        <w:rPr>
+          <w:rFonts w:hint="eastAsia"/>
+          <w:sz w:val="20"/>
+          <w:szCs w:val="22"/>
+        </w:rPr>
+        <w:t xml:space="preserve"> m/s</w:t>
+      </w:r>
+      <w:r>
+        <w:rPr>
+          <w:sz w:val="20"/>
+          <w:szCs w:val="22"/>
+        </w:rPr>
+        <w:t>, 364.130</w:t>
+      </w:r>
+      <w:r>
+        <w:rPr>
+          <w:rFonts w:hint="eastAsia"/>
+          <w:sz w:val="20"/>
+          <w:szCs w:val="22"/>
+        </w:rPr>
+        <w:t xml:space="preserve"> m/s이고, 이 4개의 값의 평균은 355.369 m/s이다. 한편, 본문에서도 언급하였지만, 피팅을 통해 구한 값은 355.380 m/s이다. </w:t>
+      </w:r>
+      <w:r>
+        <w:rPr>
+          <w:rFonts w:hint="eastAsia"/>
+          <w:sz w:val="20"/>
+          <w:szCs w:val="22"/>
+        </w:rPr>
+        <w:t xml:space="preserve">즉, 두 값의 차이는 0.01 m/s 수준이다. 즉, 이 경우에는 방법을 구분하는 것에 큰 의미가 없다고 보는 것이 타당하겠다. </w:t>
+      </w:r>
+    </w:p>
+    <w:p>
+      <w:pPr>
+        <w:rPr>
+          <w:sz w:val="20"/>
+          <w:szCs w:val="22"/>
+        </w:rPr>
+      </w:pPr>
+      <w:r>
+        <w:rPr>
+          <w:rFonts w:hint="eastAsia"/>
+          <w:sz w:val="20"/>
+          <w:szCs w:val="22"/>
+        </w:rPr>
+        <w:t xml:space="preserve">그렇다면 만약 더 많은 측정을 했다고 생각하면 어떨까? </w:t>
+      </w:r>
+      <w:r>
+        <w:rPr>
+          <w:rFonts w:hint="eastAsia"/>
+          <w:sz w:val="20"/>
+          <w:szCs w:val="22"/>
+        </w:rPr>
+        <w:t>평균을 구하는</w:t>
+      </w:r>
+      <w:r>
+        <w:rPr>
+          <w:rFonts w:hint="eastAsia"/>
+          <w:sz w:val="20"/>
+          <w:szCs w:val="22"/>
+        </w:rPr>
+        <w:t xml:space="preserve"> 경우에, 같은 수치를 여러 번 측정한다면 표준편차를 줄여 더욱 정확한 값을 얻을 수 있다. 하지만, 기울기를 구하는 경우는 잘못 측정되었거나 물리적으로 특이한 상황에 측정한 데이터로 인해 크게 영향을 받을 수 있다. 즉, 데이터가 많다면 평균을 구하는 방법이 더 효과적일 수 있다. </w:t>
+      </w:r>
+    </w:p>
+    <w:p>
+      <w:pPr>
+        <w:rPr>
+          <w:sz w:val="20"/>
+          <w:szCs w:val="22"/>
+        </w:rPr>
+      </w:pPr>
+    </w:p>
+    <w:p>
+      <w:pPr>
+        <w:pStyle w:val="a6"/>
+        <w:numPr>
+          <w:ilvl w:val="0"/>
+          <w:numId w:val="1"/>
+        </w:numPr>
+        <w:rPr>
+          <w:sz w:val="24"/>
+          <w:szCs w:val="28"/>
+        </w:rPr>
+      </w:pPr>
+      <w:r>
+        <w:rPr>
+          <w:sz w:val="24"/>
+          <w:szCs w:val="28"/>
+        </w:rPr>
+        <w:t>S</w:t>
+      </w:r>
+      <w:r>
+        <w:rPr>
+          <w:rFonts w:hint="eastAsia"/>
+          <w:sz w:val="24"/>
+          <w:szCs w:val="28"/>
+        </w:rPr>
+        <w:t>ummary and conclusion</w:t>
+      </w:r>
+    </w:p>
+    <w:p>
+      <w:pPr>
+        <w:rPr>
+          <w:sz w:val="20"/>
+          <w:szCs w:val="22"/>
+        </w:rPr>
+      </w:pPr>
+      <w:r>
+        <w:rPr>
+          <w:rFonts w:hint="eastAsia"/>
+          <w:sz w:val="20"/>
+          <w:szCs w:val="22"/>
+        </w:rPr>
+        <w:t xml:space="preserve"> </w:t>
+      </w:r>
+      <w:r>
+        <w:rPr>
+          <w:rFonts w:hint="eastAsia"/>
+          <w:sz w:val="20"/>
+          <w:szCs w:val="22"/>
+        </w:rPr>
+        <w:t xml:space="preserve">이 실험을 통해 소리의 속력을 측정하고, 관이 공명하기 위한 이론적인 식들을 검증해볼 수 있었다. 소리의 속력은 여러 가지 방법을 통해 계산하였고, 그 결과는 알려진 수치인 343 m/s보다 대략 10 m/s 정도 큰 수치들이었다. </w:t>
+      </w:r>
+      <w:r>
+        <w:rPr>
+          <w:rFonts w:hint="eastAsia"/>
+          <w:sz w:val="20"/>
+          <w:szCs w:val="22"/>
+        </w:rPr>
+        <w:t xml:space="preserve">그 이유는 실험실의 온도가 343 m/s를 측정한 섭씨 20도보다 높았기 때문이라고 생각할 수 있다. </w:t>
+      </w:r>
+    </w:p>
+    <w:p>
+      <w:pPr>
+        <w:rPr>
+          <w:rFonts w:hint="eastAsia"/>
+          <w:sz w:val="20"/>
+          <w:szCs w:val="22"/>
+        </w:rPr>
+      </w:pPr>
+      <w:r>
+        <w:rPr>
+          <w:rFonts w:hint="eastAsia"/>
+          <w:sz w:val="20"/>
+          <w:szCs w:val="22"/>
+        </w:rPr>
+        <w:t xml:space="preserve"> 또한, 이론적으로 예상되는 관이 공명하는 진동수 </w:t>
+      </w:r>
+      <m:oMath>
+        <m:r>
+          <w:rPr>
+            <w:rFonts w:ascii="Cambria Math" w:hAnsi="Cambria Math"/>
+            <w:sz w:val="20"/>
+            <w:szCs w:val="22"/>
+          </w:rPr>
+          <m:t>f=n</m:t>
+        </m:r>
+        <m:f>
+          <m:fPr>
+            <m:ctrlPr>
+              <w:rPr>
+                <w:rFonts w:ascii="Cambria Math" w:hAnsi="Cambria Math"/>
+                <w:sz w:val="20"/>
+                <w:szCs w:val="22"/>
+              </w:rPr>
+            </m:ctrlPr>
+          </m:fPr>
+          <m:num>
+            <m:r>
+              <w:rPr>
+                <w:rFonts w:ascii="Cambria Math" w:hAnsi="Cambria Math"/>
+                <w:sz w:val="20"/>
+                <w:szCs w:val="22"/>
+              </w:rPr>
+              <m:t>v</m:t>
+            </m:r>
+          </m:num>
+          <m:den>
+            <m:r>
+              <w:rPr>
+                <w:rFonts w:ascii="Cambria Math" w:hAnsi="Cambria Math"/>
+                <w:sz w:val="20"/>
+                <w:szCs w:val="22"/>
+              </w:rPr>
+              <m:t>2L</m:t>
+            </m:r>
+          </m:den>
+        </m:f>
+      </m:oMath>
+      <w:r>
+        <w:rPr>
+          <w:rFonts w:hint="eastAsia"/>
+          <w:sz w:val="20"/>
+          <w:szCs w:val="22"/>
+        </w:rPr>
+        <w:t xml:space="preserve"> (양쪽이 모두 뚫렸을 때)와 </w:t>
+      </w:r>
+      <w:r>
+        <w:rPr>
+          <w:sz w:val="20"/>
+          <w:szCs w:val="22"/>
+        </w:rPr>
+        <w:br/>
+      </w:r>
+      <m:oMath>
+        <m:r>
+          <w:rPr>
+            <w:rFonts w:ascii="Cambria Math" w:hAnsi="Cambria Math"/>
+            <w:sz w:val="20"/>
+            <w:szCs w:val="22"/>
+          </w:rPr>
+          <m:t>f=</m:t>
+        </m:r>
+        <m:d>
+          <m:dPr>
+            <m:ctrlPr>
+              <w:rPr>
+                <w:rFonts w:ascii="Cambria Math" w:hAnsi="Cambria Math"/>
+                <w:sz w:val="20"/>
+                <w:szCs w:val="22"/>
+              </w:rPr>
+            </m:ctrlPr>
+          </m:dPr>
+          <m:e>
+            <m:r>
+              <w:rPr>
+                <w:rFonts w:ascii="Cambria Math" w:hAnsi="Cambria Math"/>
+                <w:sz w:val="20"/>
+                <w:szCs w:val="22"/>
+              </w:rPr>
+              <m:t>2n-1</m:t>
+            </m:r>
+          </m:e>
+        </m:d>
+        <m:f>
+          <m:fPr>
+            <m:ctrlPr>
+              <w:rPr>
+                <w:rFonts w:ascii="Cambria Math" w:hAnsi="Cambria Math"/>
+                <w:sz w:val="20"/>
+                <w:szCs w:val="22"/>
+              </w:rPr>
+            </m:ctrlPr>
+          </m:fPr>
+          <m:num>
+            <m:r>
+              <w:rPr>
+                <w:rFonts w:ascii="Cambria Math" w:hAnsi="Cambria Math"/>
+                <w:sz w:val="20"/>
+                <w:szCs w:val="22"/>
+              </w:rPr>
+              <m:t>v</m:t>
+            </m:r>
+          </m:num>
+          <m:den>
+            <m:r>
+              <w:rPr>
+                <w:rFonts w:ascii="Cambria Math" w:hAnsi="Cambria Math"/>
+                <w:sz w:val="20"/>
+                <w:szCs w:val="22"/>
+              </w:rPr>
+              <m:t>4L</m:t>
+            </m:r>
+          </m:den>
+        </m:f>
+      </m:oMath>
+      <w:r>
+        <w:rPr>
+          <w:rFonts w:hint="eastAsia"/>
+          <w:sz w:val="20"/>
+          <w:szCs w:val="22"/>
+        </w:rPr>
+        <w:t xml:space="preserve"> 모두 적절히 적용된다는 것을 실험적으로 확인할 수 있었다. </w:t>
       </w:r>
     </w:p>
     <w:sectPr>
@@ -4357,10 +8174,10 @@
 <file path=word/numbering.xml><?xml version="1.0" encoding="utf-8"?>
 <w:numbering xmlns:wpc="http://schemas.microsoft.com/office/word/2010/wordprocessingCanvas" xmlns:cx="http://schemas.microsoft.com/office/drawing/2014/chartex" xmlns:cx1="http://schemas.microsoft.com/office/drawing/2015/9/8/chartex" xmlns:cx2="http://schemas.microsoft.com/office/drawing/2015/10/21/chartex" xmlns:cx3="http://schemas.microsoft.com/office/drawing/2016/5/9/chartex" xmlns:cx4="http://schemas.microsoft.com/office/drawing/2016/5/10/chartex" xmlns:cx5="http://schemas.microsoft.com/office/drawing/2016/5/11/chartex" xmlns:cx6="http://schemas.microsoft.com/office/drawing/2016/5/12/chartex" xmlns:cx7="http://schemas.microsoft.com/office/drawing/2016/5/13/chartex" xmlns:cx8="http://schemas.microsoft.com/office/drawing/2016/5/14/chartex" xmlns:mc="http://schemas.openxmlformats.org/markup-compatibility/2006" xmlns:aink="http://schemas.microsoft.com/office/drawing/2016/ink" xmlns:am3d="http://schemas.microsoft.com/office/drawing/2017/model3d" xmlns:o="urn:schemas-microsoft-com:office:office" xmlns:oel="http://schemas.microsoft.com/office/2019/extlst" xmlns:r="http://schemas.openxmlformats.org/officeDocument/2006/relationships" xmlns:m="http://schemas.openxmlformats.org/officeDocument/2006/math" xmlns:v="urn:schemas-microsoft-com:vml" xmlns:wp14="http://schemas.microsoft.com/office/word/2010/wordprocessingDrawing" xmlns:wp="http://schemas.openxmlformats.org/drawingml/2006/wordprocessingDrawing" xmlns:w10="urn:schemas-microsoft-com:office:word" xmlns:w="http://schemas.openxmlformats.org/wordprocessingml/2006/main" xmlns:w14="http://schemas.microsoft.com/office/word/2010/wordml" xmlns:w15="http://schemas.microsoft.com/office/word/2012/wordml" xmlns:w16cex="http://schemas.microsoft.com/office/word/2018/wordml/cex" xmlns:w16cid="http://schemas.microsoft.com/office/word/2016/wordml/cid" xmlns:w16="http://schemas.microsoft.com/office/word/2018/wordml" xmlns:w16du="http://schemas.microsoft.com/office/word/2023/wordml/word16du" xmlns:w16sdtdh="http://schemas.microsoft.com/office/word/2020/wordml/sdtdatahash" xmlns:w16sdtfl="http://schemas.microsoft.com/office/word/2024/wordml/sdtformatlock" xmlns:w16se="http://schemas.microsoft.com/office/word/2015/wordml/symex" xmlns:wpg="http://schemas.microsoft.com/office/word/2010/wordprocessingGroup" xmlns:wpi="http://schemas.microsoft.com/office/word/2010/wordprocessingInk" xmlns:wne="http://schemas.microsoft.com/office/word/2006/wordml" xmlns:wps="http://schemas.microsoft.com/office/word/2010/wordprocessingShape" mc:Ignorable="w14 w15 w16se w16cid w16 w16cex w16sdtdh w16sdtfl w16du wp14">
   <w:abstractNum w:abstractNumId="0" w15:restartNumberingAfterBreak="0">
-    <w:nsid w:val="28144BDD"/>
+    <w:nsid w:val="14D31040"/>
     <w:multiLevelType w:val="hybridMultilevel"/>
-    <w:tmpl w:val="E112FDC2"/>
-    <w:lvl w:ilvl="0" w:tplc="0922C49A">
+    <w:tmpl w:val="DCCAC0A8"/>
+    <w:lvl w:ilvl="0" w:tplc="0448B3CA">
       <w:start w:val="1"/>
       <w:numFmt w:val="decimal"/>
       <w:lvlText w:val="%1."/>
@@ -4445,7 +8262,99 @@
       </w:pPr>
     </w:lvl>
   </w:abstractNum>
+  <w:abstractNum w:abstractNumId="1" w15:restartNumberingAfterBreak="0">
+    <w:nsid w:val="28144BDD"/>
+    <w:multiLevelType w:val="hybridMultilevel"/>
+    <w:tmpl w:val="E112FDC2"/>
+    <w:lvl w:ilvl="0" w:tplc="0922C49A">
+      <w:start w:val="1"/>
+      <w:numFmt w:val="decimal"/>
+      <w:lvlText w:val="%1."/>
+      <w:lvlJc w:val="left"/>
+      <w:pPr>
+        <w:ind w:left="800" w:hanging="360"/>
+      </w:pPr>
+      <w:rPr>
+        <w:rFonts w:hint="default"/>
+      </w:rPr>
+    </w:lvl>
+    <w:lvl w:ilvl="1" w:tplc="04090019" w:tentative="1">
+      <w:start w:val="1"/>
+      <w:numFmt w:val="upperLetter"/>
+      <w:lvlText w:val="%2."/>
+      <w:lvlJc w:val="left"/>
+      <w:pPr>
+        <w:ind w:left="1320" w:hanging="440"/>
+      </w:pPr>
+    </w:lvl>
+    <w:lvl w:ilvl="2" w:tplc="0409001B" w:tentative="1">
+      <w:start w:val="1"/>
+      <w:numFmt w:val="lowerRoman"/>
+      <w:lvlText w:val="%3."/>
+      <w:lvlJc w:val="right"/>
+      <w:pPr>
+        <w:ind w:left="1760" w:hanging="440"/>
+      </w:pPr>
+    </w:lvl>
+    <w:lvl w:ilvl="3" w:tplc="0409000F" w:tentative="1">
+      <w:start w:val="1"/>
+      <w:numFmt w:val="decimal"/>
+      <w:lvlText w:val="%4."/>
+      <w:lvlJc w:val="left"/>
+      <w:pPr>
+        <w:ind w:left="2200" w:hanging="440"/>
+      </w:pPr>
+    </w:lvl>
+    <w:lvl w:ilvl="4" w:tplc="04090019" w:tentative="1">
+      <w:start w:val="1"/>
+      <w:numFmt w:val="upperLetter"/>
+      <w:lvlText w:val="%5."/>
+      <w:lvlJc w:val="left"/>
+      <w:pPr>
+        <w:ind w:left="2640" w:hanging="440"/>
+      </w:pPr>
+    </w:lvl>
+    <w:lvl w:ilvl="5" w:tplc="0409001B" w:tentative="1">
+      <w:start w:val="1"/>
+      <w:numFmt w:val="lowerRoman"/>
+      <w:lvlText w:val="%6."/>
+      <w:lvlJc w:val="right"/>
+      <w:pPr>
+        <w:ind w:left="3080" w:hanging="440"/>
+      </w:pPr>
+    </w:lvl>
+    <w:lvl w:ilvl="6" w:tplc="0409000F" w:tentative="1">
+      <w:start w:val="1"/>
+      <w:numFmt w:val="decimal"/>
+      <w:lvlText w:val="%7."/>
+      <w:lvlJc w:val="left"/>
+      <w:pPr>
+        <w:ind w:left="3520" w:hanging="440"/>
+      </w:pPr>
+    </w:lvl>
+    <w:lvl w:ilvl="7" w:tplc="04090019" w:tentative="1">
+      <w:start w:val="1"/>
+      <w:numFmt w:val="upperLetter"/>
+      <w:lvlText w:val="%8."/>
+      <w:lvlJc w:val="left"/>
+      <w:pPr>
+        <w:ind w:left="3960" w:hanging="440"/>
+      </w:pPr>
+    </w:lvl>
+    <w:lvl w:ilvl="8" w:tplc="0409001B" w:tentative="1">
+      <w:start w:val="1"/>
+      <w:numFmt w:val="lowerRoman"/>
+      <w:lvlText w:val="%9."/>
+      <w:lvlJc w:val="right"/>
+      <w:pPr>
+        <w:ind w:left="4400" w:hanging="440"/>
+      </w:pPr>
+    </w:lvl>
+  </w:abstractNum>
   <w:num w:numId="1" w16cid:durableId="1595044561">
+    <w:abstractNumId w:val="1"/>
+  </w:num>
+  <w:num w:numId="2" w16cid:durableId="1705130911">
     <w:abstractNumId w:val="0"/>
   </w:num>
 </w:numbering>

--- a/experiment 7 - Reasonance Tube/FUNDAMENTAL PHYSICS EXPERIMENT 7.docx
+++ b/experiment 7 - Reasonance Tube/FUNDAMENTAL PHYSICS EXPERIMENT 7.docx
@@ -7694,6 +7694,7 @@
     <w:p>
       <w:pPr>
         <w:rPr>
+          <w:rFonts w:hint="eastAsia"/>
           <w:sz w:val="20"/>
           <w:szCs w:val="22"/>
         </w:rPr>
@@ -7713,7 +7714,46 @@
           <w:szCs w:val="22"/>
         </w:rPr>
         <w:lastRenderedPageBreak/>
-        <w:t>폭이 남을 수도 있지만, 튜브 내부에서도 방사형으로 퍼지려는 효과가 상쇄되며 이동한 거리의 제곱 분의 1 만큼으로 진폭이 줄어들 것을 생각하면, 이는 거의 없는 효과라고 볼 수 있다.)</w:t>
+        <w:t>폭이 남을 수도 있지만, 튜브 내부에서도 방사형으로 퍼지려는 효과가 상쇄되며 이동한 거리분의 1</w:t>
+      </w:r>
+      <w:r>
+        <w:rPr>
+          <w:rFonts w:hint="eastAsia"/>
+          <w:sz w:val="20"/>
+          <w:szCs w:val="22"/>
+        </w:rPr>
+        <w:t xml:space="preserve"> </w:t>
+      </w:r>
+      <w:r>
+        <w:rPr>
+          <w:sz w:val="20"/>
+          <w:szCs w:val="22"/>
+        </w:rPr>
+        <w:t>에</w:t>
+      </w:r>
+      <w:r>
+        <w:rPr>
+          <w:rFonts w:hint="eastAsia"/>
+          <w:sz w:val="20"/>
+          <w:szCs w:val="22"/>
+        </w:rPr>
+        <w:t xml:space="preserve"> 비례하게</w:t>
+      </w:r>
+      <w:r>
+        <w:rPr>
+          <w:rFonts w:hint="eastAsia"/>
+          <w:sz w:val="20"/>
+          <w:szCs w:val="22"/>
+        </w:rPr>
+        <w:t xml:space="preserve"> 진폭이 줄어들 것을 생각하면, 이는 거의 없는 효과라고 볼 수 있다.)</w:t>
+      </w:r>
+      <w:r>
+        <w:rPr>
+          <w:rFonts w:hint="eastAsia"/>
+          <w:sz w:val="20"/>
+          <w:szCs w:val="22"/>
+        </w:rPr>
+        <w:t xml:space="preserve"> 물론, 관 내부의 압력과 공기중의 압력 차이로 인해 파동이 반사되어 정상파가 생성되는 부분은 여전히 유효하다. 이는 열린 관에서도 원래 생기는 현상이므로, 스피커의 유무와 무관하다. </w:t>
       </w:r>
     </w:p>
     <w:p>
@@ -7921,33 +7961,26 @@
     <w:p>
       <w:pPr>
         <w:rPr>
-          <w:sz w:val="20"/>
-          <w:szCs w:val="22"/>
-        </w:rPr>
-      </w:pPr>
-      <w:r>
-        <w:rPr>
-          <w:rFonts w:hint="eastAsia"/>
-          <w:sz w:val="20"/>
-          <w:szCs w:val="22"/>
-        </w:rPr>
-        <w:t xml:space="preserve">그렇다면 만약 더 많은 측정을 했다고 생각하면 어떨까? </w:t>
-      </w:r>
-      <w:r>
-        <w:rPr>
-          <w:rFonts w:hint="eastAsia"/>
-          <w:sz w:val="20"/>
-          <w:szCs w:val="22"/>
-        </w:rPr>
-        <w:t>평균을 구하는</w:t>
-      </w:r>
-      <w:r>
-        <w:rPr>
-          <w:rFonts w:hint="eastAsia"/>
-          <w:sz w:val="20"/>
-          <w:szCs w:val="22"/>
-        </w:rPr>
-        <w:t xml:space="preserve"> 경우에, 같은 수치를 여러 번 측정한다면 표준편차를 줄여 더욱 정확한 값을 얻을 수 있다. 하지만, 기울기를 구하는 경우는 잘못 측정되었거나 물리적으로 특이한 상황에 측정한 데이터로 인해 크게 영향을 받을 수 있다. 즉, 데이터가 많다면 평균을 구하는 방법이 더 효과적일 수 있다. </w:t>
+          <w:rFonts w:hint="eastAsia"/>
+          <w:sz w:val="20"/>
+          <w:szCs w:val="22"/>
+        </w:rPr>
+      </w:pPr>
+      <w:r>
+        <w:rPr>
+          <w:rFonts w:hint="eastAsia"/>
+          <w:sz w:val="20"/>
+          <w:szCs w:val="22"/>
+        </w:rPr>
+        <w:t xml:space="preserve">하지만 조금 더 일반적인 경우라면 어떨까? 이 실험의 데이터에는 오프셋이 생길 가능성이 있다. 왜냐하면 마이크에 씌워진 두툼한 폼 재질의 보호막 때문에 정확한 마이크의 위치를 찾지 못해 생긴 오차와, 줄자를 들고 직접 측정한 점에서 비롯된 오차 등등, 고정적으로 계속 생길법한 오차들이 있다. 만약 항상 겉으로 보이는 마이크의 가장 끝 지점을 측정위치로 통일했고 나머지 측정은 매우 정확하게 했다면, 마이크에 씌워진 두툼한 폼 재질의 보호막의 두께만큼 실험 결과에 오프셋이 생길 것이다. 이는 거리를 걸린 시간으로 나누는 방식 보다는 피팅을 통해 오프셋을 분리해내는 방식이 더 유용할 수 있다는 것을 </w:t>
+      </w:r>
+      <w:r>
+        <w:rPr>
+          <w:rFonts w:hint="eastAsia"/>
+          <w:sz w:val="20"/>
+          <w:szCs w:val="22"/>
+        </w:rPr>
+        <w:t>보여준다.</w:t>
       </w:r>
     </w:p>
     <w:p>
